--- a/src/ecology_chapters/chapter2/template.docx
+++ b/src/ecology_chapters/chapter2/template.docx
@@ -2185,7 +2185,7 @@
           <w:sz w:val="24"/>
           <w:highlight w:val="green"/>
         </w:rPr>
-        <w:t>{{type_of_work_genetive}}</w:t>
+        <w:t>{{type_of_work_genitive}}</w:t>
       </w:r>
       <w:r>
         <w:rPr>
@@ -2210,7 +2210,7 @@
           <w:sz w:val="24"/>
           <w:highlight w:val="green"/>
         </w:rPr>
-        <w:t>{type_of_work_genetive}}</w:t>
+        <w:t>{type_of_work_genitive}}</w:t>
       </w:r>
       <w:r>
         <w:rPr>
@@ -2244,140 +2244,7 @@
         <w:ind w:firstLine="709"/>
       </w:pPr>
       <w:r>
-        <w:rPr>
-          <w:rFonts w:ascii="Times New Roman" w:hAnsi="Times New Roman"/>
-          <w:b w:val="0"/>
-          <w:i w:val="0"/>
-          <w:sz w:val="24"/>
-        </w:rPr>
-        <w:t xml:space="preserve">Участок </w:t>
-      </w:r>
-      <w:r>
-        <w:rPr>
-          <w:rFonts w:ascii="Times New Roman" w:hAnsi="Times New Roman"/>
-          <w:sz w:val="24"/>
-          <w:shd w:fill="4BF357" w:val="clear"/>
-        </w:rPr>
-        <w:t>{{</w:t>
-      </w:r>
-      <w:r>
-        <w:rPr>
-          <w:rFonts w:ascii="Times New Roman" w:hAnsi="Times New Roman"/>
-          <w:color w:val="080808"/>
-          <w:shd w:fill="4BF357" w:val="clear"/>
-        </w:rPr>
-        <w:t>name_genitive_short</w:t>
-      </w:r>
-      <w:r>
-        <w:rPr>
-          <w:rFonts w:ascii="Times New Roman" w:hAnsi="Times New Roman"/>
-          <w:sz w:val="24"/>
-          <w:shd w:fill="4BF357" w:val="clear"/>
-        </w:rPr>
-        <w:t>}}</w:t>
-      </w:r>
-      <w:r>
-        <w:rPr>
-          <w:rFonts w:ascii="Times New Roman" w:hAnsi="Times New Roman"/>
-          <w:b w:val="0"/>
-          <w:i w:val="0"/>
-          <w:sz w:val="24"/>
-        </w:rPr>
-        <w:t xml:space="preserve"> расположен в границах населенного пункта - </w:t>
-      </w:r>
-      <w:r>
-        <w:rPr>
-          <w:rFonts w:ascii="Times New Roman" w:hAnsi="Times New Roman"/>
-          <w:sz w:val="24"/>
-          <w:highlight w:val="green"/>
-        </w:rPr>
-        <w:t>{{subsoil.locality_name}}</w:t>
-      </w:r>
-      <w:r>
-        <w:rPr>
-          <w:rFonts w:ascii="Times New Roman" w:hAnsi="Times New Roman"/>
-          <w:b w:val="0"/>
-          <w:i w:val="0"/>
-          <w:sz w:val="24"/>
-        </w:rPr>
-        <w:t>.</w:t>
-      </w:r>
-    </w:p>
-    <w:p>
-      <w:pPr>
-        <w:widowControl w:val="1"/>
-        <w:spacing w:after="0"/>
-        <w:ind w:firstLine="709"/>
-      </w:pPr>
-      <w:r>
-        <w:rPr>
-          <w:rFonts w:ascii="Times New Roman" w:hAnsi="Times New Roman"/>
-          <w:b w:val="0"/>
-          <w:i w:val="0"/>
-          <w:sz w:val="24"/>
-        </w:rPr>
-        <w:t>Согласно п. п. 46 а Административного регламента № 161, для участков предстоящей застройки, расположенных в границах населенного пункта, получение заключения об отсутствии полезных ископаемых в недрах под участком предстоящей застройки не требуется.</w:t>
-      </w:r>
-    </w:p>
-    <w:p>
-      <w:pPr>
-        <w:widowControl w:val="1"/>
-        <w:spacing w:after="0"/>
-        <w:ind/>
-      </w:pPr>
-      <w:r>
-        <w:rPr>
-          <w:rFonts w:ascii="Times New Roman" w:hAnsi="Times New Roman"/>
-          <w:color w:val="808080"/>
-          <w:sz w:val="24"/>
-        </w:rPr>
-        <w:t>{%p if subsoil.rosnedra_info %}</w:t>
-      </w:r>
-    </w:p>
-    <w:p>
-      <w:pPr>
-        <w:widowControl w:val="1"/>
-        <w:spacing w:after="0"/>
-        <w:ind w:firstLine="709"/>
-      </w:pPr>
-      <w:r>
-        <w:rPr>
-          <w:rFonts w:ascii="Times New Roman" w:hAnsi="Times New Roman"/>
-          <w:sz w:val="24"/>
-          <w:highlight w:val="green"/>
-        </w:rPr>
-        <w:t>{{subsoil.rosnedra_info}}</w:t>
-      </w:r>
-    </w:p>
-    <w:p>
-      <w:pPr>
-        <w:widowControl w:val="1"/>
-        <w:spacing w:after="0"/>
-        <w:ind/>
-      </w:pPr>
-      <w:r>
-        <w:rPr>
-          <w:rFonts w:ascii="Times New Roman" w:hAnsi="Times New Roman"/>
-          <w:color w:val="808080"/>
-          <w:sz w:val="24"/>
-        </w:rPr>
-        <w:t>{%p endif %}</w:t>
-      </w:r>
-    </w:p>
-    <w:p>
-      <w:pPr>
-        <w:widowControl w:val="1"/>
-        <w:spacing w:after="0"/>
-        <w:ind w:firstLine="709"/>
-      </w:pPr>
-      <w:r>
-        <w:rPr>
-          <w:rFonts w:ascii="Times New Roman" w:hAnsi="Times New Roman"/>
-          <w:b w:val="0"/>
-          <w:i w:val="0"/>
-          <w:sz w:val="24"/>
-        </w:rPr>
-        <w:t>Таким образом, отсутствует необходимость в проведении специальных мероприятий по охране недр.</w:t>
+        <w:t>Участок работ расположен в границах населенного пункта, в связи с чем, получение заклю чения об отсутствии полезных ископаемых в недрах под участком предстоящей застройки не тре буется. Таким образом, отсутствует необходимость в проведении специальных мероприятий по охране недр.</w:t>
       </w:r>
     </w:p>
     <w:p>
@@ -2646,54 +2513,54 @@
   <w:abstractNum w:abstractNumId="0">
     <w:lvl w:ilvl="0">
       <w:start w:val="1"/>
-      <w:numFmt w:val="decimal"/>
-      <w:pStyle w:val="Style_11"/>
+      <w:numFmt w:val="bullet"/>
+      <w:pStyle w:val="Style_3"/>
       <w:suff w:val="tab"/>
-      <w:lvlText w:val="%1."/>
+      <w:lvlText w:val=""/>
       <w:lvlJc w:val="left"/>
       <w:pPr>
         <w:widowControl w:val="1"/>
         <w:tabs>
-          <w:tab w:leader="none" w:pos="720" w:val="left"/>
+          <w:tab w:leader="none" w:pos="1080" w:val="left"/>
         </w:tabs>
-        <w:ind w:hanging="360" w:left="720"/>
-      </w:pPr>
+        <w:ind w:hanging="360" w:left="1080"/>
+      </w:pPr>
+      <w:rPr>
+        <w:rFonts w:ascii="Symbol" w:hAnsi="Symbol"/>
+      </w:rPr>
     </w:lvl>
   </w:abstractNum>
   <w:abstractNum w:abstractNumId="1">
     <w:lvl w:ilvl="0">
       <w:start w:val="1"/>
-      <w:numFmt w:val="bullet"/>
-      <w:pStyle w:val="Style_13"/>
+      <w:numFmt w:val="decimal"/>
+      <w:pStyle w:val="Style_34"/>
       <w:suff w:val="tab"/>
-      <w:lvlText w:val=""/>
+      <w:lvlText w:val="%1."/>
       <w:lvlJc w:val="left"/>
       <w:pPr>
         <w:widowControl w:val="1"/>
         <w:tabs>
-          <w:tab w:leader="none" w:pos="360" w:val="left"/>
+          <w:tab w:leader="none" w:pos="720" w:val="left"/>
         </w:tabs>
-        <w:ind w:hanging="360" w:left="360"/>
-      </w:pPr>
-      <w:rPr>
-        <w:rFonts w:ascii="Symbol" w:hAnsi="Symbol"/>
-      </w:rPr>
+        <w:ind w:hanging="360" w:left="720"/>
+      </w:pPr>
     </w:lvl>
   </w:abstractNum>
   <w:abstractNum w:abstractNumId="2">
     <w:lvl w:ilvl="0">
       <w:start w:val="1"/>
       <w:numFmt w:val="bullet"/>
-      <w:pStyle w:val="Style_19"/>
+      <w:pStyle w:val="Style_41"/>
       <w:suff w:val="tab"/>
       <w:lvlText w:val=""/>
       <w:lvlJc w:val="left"/>
       <w:pPr>
         <w:widowControl w:val="1"/>
         <w:tabs>
-          <w:tab w:leader="none" w:pos="1080" w:val="left"/>
+          <w:tab w:leader="none" w:pos="360" w:val="left"/>
         </w:tabs>
-        <w:ind w:hanging="360" w:left="1080"/>
+        <w:ind w:hanging="360" w:left="360"/>
       </w:pPr>
       <w:rPr>
         <w:rFonts w:ascii="Symbol" w:hAnsi="Symbol"/>
@@ -2704,7 +2571,7 @@
     <w:lvl w:ilvl="0">
       <w:start w:val="1"/>
       <w:numFmt w:val="decimal"/>
-      <w:pStyle w:val="Style_28"/>
+      <w:pStyle w:val="Style_42"/>
       <w:suff w:val="tab"/>
       <w:lvlText w:val="%1."/>
       <w:lvlJc w:val="left"/>
@@ -2721,7 +2588,7 @@
     <w:lvl w:ilvl="0">
       <w:start w:val="1"/>
       <w:numFmt w:val="decimal"/>
-      <w:pStyle w:val="Style_31"/>
+      <w:pStyle w:val="Style_53"/>
       <w:suff w:val="tab"/>
       <w:lvlText w:val="%1."/>
       <w:lvlJc w:val="left"/>
@@ -2738,7 +2605,7 @@
     <w:lvl w:ilvl="0">
       <w:start w:val="1"/>
       <w:numFmt w:val="bullet"/>
-      <w:pStyle w:val="Style_34"/>
+      <w:pStyle w:val="Style_58"/>
       <w:suff w:val="tab"/>
       <w:lvlText w:val=""/>
       <w:lvlJc w:val="left"/>
@@ -2841,8 +2708,26 @@
     </w:rPr>
   </w:style>
   <w:style w:styleId="Style_3" w:type="paragraph">
+    <w:name w:val="List Bullet 3"/>
+    <w:basedOn w:val="Style_2"/>
+    <w:link w:val="Style_3_ch"/>
+    <w:pPr>
+      <w:widowControl w:val="1"/>
+      <w:numPr>
+        <w:numId w:val="1"/>
+      </w:numPr>
+      <w:ind/>
+      <w:contextualSpacing w:val="1"/>
+    </w:pPr>
+  </w:style>
+  <w:style w:styleId="Style_3_ch" w:type="character">
+    <w:name w:val="List Bullet 3"/>
+    <w:basedOn w:val="Style_2_ch"/>
+    <w:link w:val="Style_3"/>
+  </w:style>
+  <w:style w:styleId="Style_4" w:type="paragraph">
     <w:name w:val="macro"/>
-    <w:link w:val="Style_3_ch"/>
+    <w:link w:val="Style_4_ch"/>
     <w:pPr>
       <w:widowControl w:val="1"/>
       <w:tabs>
@@ -2861,44 +2746,103 @@
       <w:sz w:val="20"/>
     </w:rPr>
   </w:style>
-  <w:style w:styleId="Style_3_ch" w:type="character">
+  <w:style w:styleId="Style_4_ch" w:type="character">
     <w:name w:val="macro"/>
-    <w:link w:val="Style_3"/>
+    <w:link w:val="Style_4"/>
     <w:rPr>
       <w:rFonts w:ascii="Courier" w:hAnsi="Courier"/>
       <w:sz w:val="20"/>
     </w:rPr>
   </w:style>
-  <w:style w:styleId="Style_4" w:type="paragraph">
+  <w:style w:styleId="Style_5" w:type="paragraph">
     <w:name w:val="toc 2"/>
-    <w:next w:val="Style_2"/>
-    <w:link w:val="Style_4_ch"/>
-    <w:uiPriority w:val="39"/>
-    <w:pPr>
-      <w:widowControl w:val="1"/>
-      <w:ind w:firstLine="0" w:left="200"/>
-      <w:jc w:val="left"/>
-    </w:pPr>
-    <w:rPr>
-      <w:rFonts w:ascii="XO Thames" w:hAnsi="XO Thames"/>
-      <w:sz w:val="28"/>
-    </w:rPr>
-  </w:style>
-  <w:style w:styleId="Style_4_ch" w:type="character">
-    <w:name w:val="toc 2"/>
-    <w:link w:val="Style_4"/>
-    <w:rPr>
-      <w:rFonts w:ascii="XO Thames" w:hAnsi="XO Thames"/>
-      <w:sz w:val="28"/>
-    </w:rPr>
-  </w:style>
-  <w:style w:styleId="Style_5" w:type="paragraph">
-    <w:name w:val="toc 4"/>
     <w:next w:val="Style_2"/>
     <w:link w:val="Style_5_ch"/>
     <w:uiPriority w:val="39"/>
     <w:pPr>
       <w:widowControl w:val="1"/>
+      <w:ind w:firstLine="0" w:left="200"/>
+      <w:jc w:val="left"/>
+    </w:pPr>
+    <w:rPr>
+      <w:rFonts w:ascii="XO Thames" w:hAnsi="XO Thames"/>
+      <w:sz w:val="28"/>
+    </w:rPr>
+  </w:style>
+  <w:style w:styleId="Style_5_ch" w:type="character">
+    <w:name w:val="toc 2"/>
+    <w:link w:val="Style_5"/>
+    <w:rPr>
+      <w:rFonts w:ascii="XO Thames" w:hAnsi="XO Thames"/>
+      <w:sz w:val="28"/>
+    </w:rPr>
+  </w:style>
+  <w:style w:styleId="Style_6" w:type="paragraph">
+    <w:name w:val="footer"/>
+    <w:basedOn w:val="Style_2"/>
+    <w:link w:val="Style_6_ch"/>
+    <w:pPr>
+      <w:widowControl w:val="1"/>
+      <w:tabs>
+        <w:tab w:leader="none" w:pos="4680" w:val="center"/>
+        <w:tab w:leader="none" w:pos="9360" w:val="right"/>
+      </w:tabs>
+      <w:spacing w:after="0" w:line="240" w:lineRule="auto"/>
+      <w:ind/>
+    </w:pPr>
+  </w:style>
+  <w:style w:styleId="Style_6_ch" w:type="character">
+    <w:name w:val="footer"/>
+    <w:basedOn w:val="Style_2_ch"/>
+    <w:link w:val="Style_6"/>
+  </w:style>
+  <w:style w:styleId="Style_7" w:type="paragraph">
+    <w:name w:val="List Continue 3"/>
+    <w:basedOn w:val="Style_2"/>
+    <w:link w:val="Style_7_ch"/>
+    <w:pPr>
+      <w:widowControl w:val="1"/>
+      <w:spacing w:after="120"/>
+      <w:ind w:left="1080"/>
+      <w:contextualSpacing w:val="1"/>
+    </w:pPr>
+  </w:style>
+  <w:style w:styleId="Style_7_ch" w:type="character">
+    <w:name w:val="List Continue 3"/>
+    <w:basedOn w:val="Style_2_ch"/>
+    <w:link w:val="Style_7"/>
+  </w:style>
+  <w:style w:styleId="Style_8" w:type="paragraph">
+    <w:name w:val="Intense Reference"/>
+    <w:basedOn w:val="Style_9"/>
+    <w:link w:val="Style_8_ch"/>
+    <w:rPr>
+      <w:b w:val="1"/>
+      <w:smallCaps w:val="1"/>
+      <w:color w:themeColor="accent2" w:val="C0504D"/>
+      <w:spacing w:val="5"/>
+      <w:u w:val="single"/>
+    </w:rPr>
+  </w:style>
+  <w:style w:styleId="Style_8_ch" w:type="character">
+    <w:name w:val="Intense Reference"/>
+    <w:basedOn w:val="Style_9_ch"/>
+    <w:link w:val="Style_8"/>
+    <w:rPr>
+      <w:b w:val="1"/>
+      <w:smallCaps w:val="1"/>
+      <w:color w:themeColor="accent2" w:val="C0504D"/>
+      <w:spacing w:val="5"/>
+      <w:u w:val="single"/>
+    </w:rPr>
+  </w:style>
+  <w:style w:styleId="Style_10" w:type="paragraph">
+    <w:name w:val="toc 4"/>
+    <w:next w:val="Style_2"/>
+    <w:link w:val="Style_10_ch"/>
+    <w:uiPriority w:val="39"/>
+    <w:pPr>
+      <w:widowControl w:val="1"/>
       <w:ind w:firstLine="0" w:left="600"/>
       <w:jc w:val="left"/>
     </w:pPr>
@@ -2907,34 +2851,19 @@
       <w:sz w:val="28"/>
     </w:rPr>
   </w:style>
-  <w:style w:styleId="Style_5_ch" w:type="character">
+  <w:style w:styleId="Style_10_ch" w:type="character">
     <w:name w:val="toc 4"/>
-    <w:link w:val="Style_5"/>
+    <w:link w:val="Style_10"/>
     <w:rPr>
       <w:rFonts w:ascii="XO Thames" w:hAnsi="XO Thames"/>
       <w:sz w:val="28"/>
     </w:rPr>
   </w:style>
-  <w:style w:styleId="Style_6" w:type="paragraph">
-    <w:name w:val="List 2"/>
-    <w:basedOn w:val="Style_2"/>
-    <w:link w:val="Style_6_ch"/>
-    <w:pPr>
-      <w:widowControl w:val="1"/>
-      <w:ind w:hanging="360" w:left="720"/>
-      <w:contextualSpacing w:val="1"/>
-    </w:pPr>
-  </w:style>
-  <w:style w:styleId="Style_6_ch" w:type="character">
-    <w:name w:val="List 2"/>
-    <w:basedOn w:val="Style_2_ch"/>
-    <w:link w:val="Style_6"/>
-  </w:style>
-  <w:style w:styleId="Style_7" w:type="paragraph">
+  <w:style w:styleId="Style_11" w:type="paragraph">
     <w:name w:val="heading 7"/>
     <w:basedOn w:val="Style_2"/>
     <w:next w:val="Style_2"/>
-    <w:link w:val="Style_7_ch"/>
+    <w:link w:val="Style_11_ch"/>
     <w:uiPriority w:val="9"/>
     <w:qFormat/>
     <w:pPr>
@@ -2951,20 +2880,20 @@
       <w:color w:themeColor="text1" w:themeTint="BF" w:val="404040"/>
     </w:rPr>
   </w:style>
-  <w:style w:styleId="Style_7_ch" w:type="character">
+  <w:style w:styleId="Style_11_ch" w:type="character">
     <w:name w:val="heading 7"/>
     <w:basedOn w:val="Style_2_ch"/>
-    <w:link w:val="Style_7"/>
+    <w:link w:val="Style_11"/>
     <w:rPr>
       <w:rFonts w:asciiTheme="majorAscii" w:hAnsiTheme="majorHAnsi"/>
       <w:i w:val="1"/>
       <w:color w:themeColor="text1" w:themeTint="BF" w:val="404040"/>
     </w:rPr>
   </w:style>
-  <w:style w:styleId="Style_8" w:type="paragraph">
+  <w:style w:styleId="Style_12" w:type="paragraph">
     <w:name w:val="toc 6"/>
     <w:next w:val="Style_2"/>
-    <w:link w:val="Style_8_ch"/>
+    <w:link w:val="Style_12_ch"/>
     <w:uiPriority w:val="39"/>
     <w:pPr>
       <w:widowControl w:val="1"/>
@@ -2976,18 +2905,251 @@
       <w:sz w:val="28"/>
     </w:rPr>
   </w:style>
-  <w:style w:styleId="Style_8_ch" w:type="character">
+  <w:style w:styleId="Style_12_ch" w:type="character">
     <w:name w:val="toc 6"/>
-    <w:link w:val="Style_8"/>
+    <w:link w:val="Style_12"/>
     <w:rPr>
       <w:rFonts w:ascii="XO Thames" w:hAnsi="XO Thames"/>
       <w:sz w:val="28"/>
     </w:rPr>
   </w:style>
+  <w:style w:styleId="Style_13" w:type="paragraph">
+    <w:name w:val="toc 7"/>
+    <w:next w:val="Style_2"/>
+    <w:link w:val="Style_13_ch"/>
+    <w:uiPriority w:val="39"/>
+    <w:pPr>
+      <w:widowControl w:val="1"/>
+      <w:ind w:firstLine="0" w:left="1200"/>
+      <w:jc w:val="left"/>
+    </w:pPr>
+    <w:rPr>
+      <w:rFonts w:ascii="XO Thames" w:hAnsi="XO Thames"/>
+      <w:sz w:val="28"/>
+    </w:rPr>
+  </w:style>
+  <w:style w:styleId="Style_13_ch" w:type="character">
+    <w:name w:val="toc 7"/>
+    <w:link w:val="Style_13"/>
+    <w:rPr>
+      <w:rFonts w:ascii="XO Thames" w:hAnsi="XO Thames"/>
+      <w:sz w:val="28"/>
+    </w:rPr>
+  </w:style>
   <w:style w:styleId="Style_9" w:type="paragraph">
+    <w:name w:val="Default Paragraph Font"/>
+    <w:link w:val="Style_9_ch"/>
+  </w:style>
+  <w:style w:styleId="Style_9_ch" w:type="character">
+    <w:name w:val="Default Paragraph Font"/>
+    <w:link w:val="Style_9"/>
+  </w:style>
+  <w:style w:styleId="Style_14" w:type="paragraph">
+    <w:name w:val="Subtle Emphasis"/>
+    <w:basedOn w:val="Style_9"/>
+    <w:link w:val="Style_14_ch"/>
+    <w:rPr>
+      <w:i w:val="1"/>
+      <w:color w:themeColor="text1" w:themeTint="7F" w:val="808080"/>
+    </w:rPr>
+  </w:style>
+  <w:style w:styleId="Style_14_ch" w:type="character">
+    <w:name w:val="Subtle Emphasis"/>
+    <w:basedOn w:val="Style_9_ch"/>
+    <w:link w:val="Style_14"/>
+    <w:rPr>
+      <w:i w:val="1"/>
+      <w:color w:themeColor="text1" w:themeTint="7F" w:val="808080"/>
+    </w:rPr>
+  </w:style>
+  <w:style w:styleId="Style_15" w:type="paragraph">
+    <w:name w:val="Endnote"/>
+    <w:link w:val="Style_15_ch"/>
+    <w:pPr>
+      <w:widowControl w:val="1"/>
+      <w:ind w:firstLine="851" w:left="0"/>
+      <w:jc w:val="both"/>
+    </w:pPr>
+    <w:rPr>
+      <w:rFonts w:ascii="XO Thames" w:hAnsi="XO Thames"/>
+      <w:sz w:val="22"/>
+    </w:rPr>
+  </w:style>
+  <w:style w:styleId="Style_15_ch" w:type="character">
+    <w:name w:val="Endnote"/>
+    <w:link w:val="Style_15"/>
+    <w:rPr>
+      <w:rFonts w:ascii="XO Thames" w:hAnsi="XO Thames"/>
+      <w:sz w:val="22"/>
+    </w:rPr>
+  </w:style>
+  <w:style w:styleId="Style_16" w:type="paragraph">
+    <w:name w:val="heading 3"/>
+    <w:basedOn w:val="Style_2"/>
+    <w:next w:val="Style_2"/>
+    <w:link w:val="Style_16_ch"/>
+    <w:uiPriority w:val="9"/>
+    <w:qFormat/>
+    <w:pPr>
+      <w:keepNext w:val="1"/>
+      <w:keepLines w:val="1"/>
+      <w:widowControl w:val="1"/>
+      <w:spacing w:after="0" w:before="200"/>
+      <w:ind/>
+      <w:outlineLvl w:val="2"/>
+    </w:pPr>
+    <w:rPr>
+      <w:rFonts w:asciiTheme="majorAscii" w:hAnsiTheme="majorHAnsi"/>
+      <w:b w:val="1"/>
+      <w:color w:themeColor="accent1" w:val="4F81BD"/>
+    </w:rPr>
+  </w:style>
+  <w:style w:styleId="Style_16_ch" w:type="character">
+    <w:name w:val="heading 3"/>
+    <w:basedOn w:val="Style_2_ch"/>
+    <w:link w:val="Style_16"/>
+    <w:rPr>
+      <w:rFonts w:asciiTheme="majorAscii" w:hAnsiTheme="majorHAnsi"/>
+      <w:b w:val="1"/>
+      <w:color w:themeColor="accent1" w:val="4F81BD"/>
+    </w:rPr>
+  </w:style>
+  <w:style w:styleId="Style_17" w:type="paragraph">
+    <w:name w:val="List 3"/>
+    <w:basedOn w:val="Style_2"/>
+    <w:link w:val="Style_17_ch"/>
+    <w:pPr>
+      <w:widowControl w:val="1"/>
+      <w:ind w:hanging="360" w:left="1080"/>
+      <w:contextualSpacing w:val="1"/>
+    </w:pPr>
+  </w:style>
+  <w:style w:styleId="Style_17_ch" w:type="character">
+    <w:name w:val="List 3"/>
+    <w:basedOn w:val="Style_2_ch"/>
+    <w:link w:val="Style_17"/>
+  </w:style>
+  <w:style w:styleId="Style_18" w:type="paragraph">
+    <w:name w:val="caption"/>
+    <w:basedOn w:val="Style_2"/>
+    <w:next w:val="Style_2"/>
+    <w:link w:val="Style_18_ch"/>
+    <w:pPr>
+      <w:widowControl w:val="1"/>
+      <w:spacing w:line="240" w:lineRule="auto"/>
+      <w:ind/>
+    </w:pPr>
+    <w:rPr>
+      <w:b w:val="1"/>
+      <w:color w:themeColor="accent1" w:val="4F81BD"/>
+      <w:sz w:val="18"/>
+    </w:rPr>
+  </w:style>
+  <w:style w:styleId="Style_18_ch" w:type="character">
+    <w:name w:val="caption"/>
+    <w:basedOn w:val="Style_2_ch"/>
+    <w:link w:val="Style_18"/>
+    <w:rPr>
+      <w:b w:val="1"/>
+      <w:color w:themeColor="accent1" w:val="4F81BD"/>
+      <w:sz w:val="18"/>
+    </w:rPr>
+  </w:style>
+  <w:style w:styleId="Style_19" w:type="paragraph">
+    <w:name w:val="heading 9"/>
+    <w:basedOn w:val="Style_2"/>
+    <w:next w:val="Style_2"/>
+    <w:link w:val="Style_19_ch"/>
+    <w:uiPriority w:val="9"/>
+    <w:qFormat/>
+    <w:pPr>
+      <w:keepNext w:val="1"/>
+      <w:keepLines w:val="1"/>
+      <w:widowControl w:val="1"/>
+      <w:spacing w:after="0" w:before="200"/>
+      <w:ind/>
+      <w:outlineLvl w:val="8"/>
+    </w:pPr>
+    <w:rPr>
+      <w:rFonts w:asciiTheme="majorAscii" w:hAnsiTheme="majorHAnsi"/>
+      <w:i w:val="1"/>
+      <w:color w:themeColor="text1" w:themeTint="BF" w:val="404040"/>
+      <w:sz w:val="20"/>
+    </w:rPr>
+  </w:style>
+  <w:style w:styleId="Style_19_ch" w:type="character">
+    <w:name w:val="heading 9"/>
+    <w:basedOn w:val="Style_2_ch"/>
+    <w:link w:val="Style_19"/>
+    <w:rPr>
+      <w:rFonts w:asciiTheme="majorAscii" w:hAnsiTheme="majorHAnsi"/>
+      <w:i w:val="1"/>
+      <w:color w:themeColor="text1" w:themeTint="BF" w:val="404040"/>
+      <w:sz w:val="20"/>
+    </w:rPr>
+  </w:style>
+  <w:style w:styleId="Style_20" w:type="paragraph">
+    <w:name w:val="Subtle Reference"/>
+    <w:basedOn w:val="Style_9"/>
+    <w:link w:val="Style_20_ch"/>
+    <w:rPr>
+      <w:smallCaps w:val="1"/>
+      <w:color w:themeColor="accent2" w:val="C0504D"/>
+      <w:u w:val="single"/>
+    </w:rPr>
+  </w:style>
+  <w:style w:styleId="Style_20_ch" w:type="character">
+    <w:name w:val="Subtle Reference"/>
+    <w:basedOn w:val="Style_9_ch"/>
+    <w:link w:val="Style_20"/>
+    <w:rPr>
+      <w:smallCaps w:val="1"/>
+      <w:color w:themeColor="accent2" w:val="C0504D"/>
+      <w:u w:val="single"/>
+    </w:rPr>
+  </w:style>
+  <w:style w:styleId="Style_21" w:type="paragraph">
+    <w:name w:val="toc 3"/>
+    <w:next w:val="Style_2"/>
+    <w:link w:val="Style_21_ch"/>
+    <w:uiPriority w:val="39"/>
+    <w:pPr>
+      <w:widowControl w:val="1"/>
+      <w:ind w:firstLine="0" w:left="400"/>
+      <w:jc w:val="left"/>
+    </w:pPr>
+    <w:rPr>
+      <w:rFonts w:ascii="XO Thames" w:hAnsi="XO Thames"/>
+      <w:sz w:val="28"/>
+    </w:rPr>
+  </w:style>
+  <w:style w:styleId="Style_21_ch" w:type="character">
+    <w:name w:val="toc 3"/>
+    <w:link w:val="Style_21"/>
+    <w:rPr>
+      <w:rFonts w:ascii="XO Thames" w:hAnsi="XO Thames"/>
+      <w:sz w:val="28"/>
+    </w:rPr>
+  </w:style>
+  <w:style w:styleId="Style_22" w:type="paragraph">
+    <w:name w:val="List 2"/>
+    <w:basedOn w:val="Style_2"/>
+    <w:link w:val="Style_22_ch"/>
+    <w:pPr>
+      <w:widowControl w:val="1"/>
+      <w:ind w:hanging="360" w:left="720"/>
+      <w:contextualSpacing w:val="1"/>
+    </w:pPr>
+  </w:style>
+  <w:style w:styleId="Style_22_ch" w:type="character">
+    <w:name w:val="List 2"/>
+    <w:basedOn w:val="Style_2_ch"/>
+    <w:link w:val="Style_22"/>
+  </w:style>
+  <w:style w:styleId="Style_23" w:type="paragraph">
     <w:name w:val="List Continue 2"/>
     <w:basedOn w:val="Style_2"/>
-    <w:link w:val="Style_9_ch"/>
+    <w:link w:val="Style_23_ch"/>
     <w:pPr>
       <w:widowControl w:val="1"/>
       <w:spacing w:after="120"/>
@@ -2995,71 +3157,239 @@
       <w:contextualSpacing w:val="1"/>
     </w:pPr>
   </w:style>
-  <w:style w:styleId="Style_9_ch" w:type="character">
+  <w:style w:styleId="Style_23_ch" w:type="character">
     <w:name w:val="List Continue 2"/>
     <w:basedOn w:val="Style_2_ch"/>
-    <w:link w:val="Style_9"/>
-  </w:style>
-  <w:style w:styleId="Style_10" w:type="paragraph">
-    <w:name w:val="toc 7"/>
+    <w:link w:val="Style_23"/>
+  </w:style>
+  <w:style w:styleId="Style_24" w:type="paragraph">
+    <w:name w:val="Emphasis"/>
+    <w:basedOn w:val="Style_9"/>
+    <w:link w:val="Style_24_ch"/>
+    <w:rPr>
+      <w:i w:val="1"/>
+    </w:rPr>
+  </w:style>
+  <w:style w:styleId="Style_24_ch" w:type="character">
+    <w:name w:val="Emphasis"/>
+    <w:basedOn w:val="Style_9_ch"/>
+    <w:link w:val="Style_24"/>
+    <w:rPr>
+      <w:i w:val="1"/>
+    </w:rPr>
+  </w:style>
+  <w:style w:styleId="Style_25" w:type="paragraph">
+    <w:name w:val="List Paragraph"/>
+    <w:basedOn w:val="Style_2"/>
+    <w:link w:val="Style_25_ch"/>
+    <w:pPr>
+      <w:widowControl w:val="1"/>
+      <w:ind w:left="720"/>
+      <w:contextualSpacing w:val="1"/>
+    </w:pPr>
+  </w:style>
+  <w:style w:styleId="Style_25_ch" w:type="character">
+    <w:name w:val="List Paragraph"/>
+    <w:basedOn w:val="Style_2_ch"/>
+    <w:link w:val="Style_25"/>
+  </w:style>
+  <w:style w:styleId="Style_26" w:type="paragraph">
+    <w:name w:val="heading 5"/>
+    <w:basedOn w:val="Style_2"/>
     <w:next w:val="Style_2"/>
-    <w:link w:val="Style_10_ch"/>
+    <w:link w:val="Style_26_ch"/>
+    <w:uiPriority w:val="9"/>
+    <w:qFormat/>
+    <w:pPr>
+      <w:keepNext w:val="1"/>
+      <w:keepLines w:val="1"/>
+      <w:widowControl w:val="1"/>
+      <w:spacing w:after="0" w:before="200"/>
+      <w:ind/>
+      <w:outlineLvl w:val="4"/>
+    </w:pPr>
+    <w:rPr>
+      <w:rFonts w:asciiTheme="majorAscii" w:hAnsiTheme="majorHAnsi"/>
+      <w:color w:themeColor="accent1" w:themeShade="7F" w:val="244061"/>
+    </w:rPr>
+  </w:style>
+  <w:style w:styleId="Style_26_ch" w:type="character">
+    <w:name w:val="heading 5"/>
+    <w:basedOn w:val="Style_2_ch"/>
+    <w:link w:val="Style_26"/>
+    <w:rPr>
+      <w:rFonts w:asciiTheme="majorAscii" w:hAnsiTheme="majorHAnsi"/>
+      <w:color w:themeColor="accent1" w:themeShade="7F" w:val="244061"/>
+    </w:rPr>
+  </w:style>
+  <w:style w:styleId="Style_27" w:type="paragraph">
+    <w:name w:val="heading 1"/>
+    <w:basedOn w:val="Style_2"/>
+    <w:next w:val="Style_2"/>
+    <w:link w:val="Style_27_ch"/>
+    <w:uiPriority w:val="9"/>
+    <w:qFormat/>
+    <w:pPr>
+      <w:keepNext w:val="1"/>
+      <w:keepLines w:val="1"/>
+      <w:widowControl w:val="1"/>
+      <w:spacing w:after="0" w:before="480"/>
+      <w:ind/>
+      <w:outlineLvl w:val="0"/>
+    </w:pPr>
+    <w:rPr>
+      <w:rFonts w:asciiTheme="majorAscii" w:hAnsiTheme="majorHAnsi"/>
+      <w:b w:val="1"/>
+      <w:color w:themeColor="accent1" w:themeShade="BF" w:val="376092"/>
+      <w:sz w:val="28"/>
+    </w:rPr>
+  </w:style>
+  <w:style w:styleId="Style_27_ch" w:type="character">
+    <w:name w:val="heading 1"/>
+    <w:basedOn w:val="Style_2_ch"/>
+    <w:link w:val="Style_27"/>
+    <w:rPr>
+      <w:rFonts w:asciiTheme="majorAscii" w:hAnsiTheme="majorHAnsi"/>
+      <w:b w:val="1"/>
+      <w:color w:themeColor="accent1" w:themeShade="BF" w:val="376092"/>
+      <w:sz w:val="28"/>
+    </w:rPr>
+  </w:style>
+  <w:style w:styleId="Style_28" w:type="paragraph">
+    <w:name w:val="Hyperlink"/>
+    <w:link w:val="Style_28_ch"/>
+    <w:rPr>
+      <w:color w:val="0000FF"/>
+      <w:u w:val="single"/>
+    </w:rPr>
+  </w:style>
+  <w:style w:styleId="Style_28_ch" w:type="character">
+    <w:name w:val="Hyperlink"/>
+    <w:link w:val="Style_28"/>
+    <w:rPr>
+      <w:color w:val="0000FF"/>
+      <w:u w:val="single"/>
+    </w:rPr>
+  </w:style>
+  <w:style w:styleId="Style_29" w:type="paragraph">
+    <w:name w:val="Footnote"/>
+    <w:link w:val="Style_29_ch"/>
+    <w:pPr>
+      <w:widowControl w:val="1"/>
+      <w:ind w:firstLine="851" w:left="0"/>
+      <w:jc w:val="both"/>
+    </w:pPr>
+    <w:rPr>
+      <w:rFonts w:ascii="XO Thames" w:hAnsi="XO Thames"/>
+      <w:sz w:val="22"/>
+    </w:rPr>
+  </w:style>
+  <w:style w:styleId="Style_29_ch" w:type="character">
+    <w:name w:val="Footnote"/>
+    <w:link w:val="Style_29"/>
+    <w:rPr>
+      <w:rFonts w:ascii="XO Thames" w:hAnsi="XO Thames"/>
+      <w:sz w:val="22"/>
+    </w:rPr>
+  </w:style>
+  <w:style w:styleId="Style_30" w:type="paragraph">
+    <w:name w:val="heading 8"/>
+    <w:basedOn w:val="Style_2"/>
+    <w:next w:val="Style_2"/>
+    <w:link w:val="Style_30_ch"/>
+    <w:uiPriority w:val="9"/>
+    <w:qFormat/>
+    <w:pPr>
+      <w:keepNext w:val="1"/>
+      <w:keepLines w:val="1"/>
+      <w:widowControl w:val="1"/>
+      <w:spacing w:after="0" w:before="200"/>
+      <w:ind/>
+      <w:outlineLvl w:val="7"/>
+    </w:pPr>
+    <w:rPr>
+      <w:rFonts w:asciiTheme="majorAscii" w:hAnsiTheme="majorHAnsi"/>
+      <w:color w:themeColor="accent1" w:val="4F81BD"/>
+      <w:sz w:val="20"/>
+    </w:rPr>
+  </w:style>
+  <w:style w:styleId="Style_30_ch" w:type="character">
+    <w:name w:val="heading 8"/>
+    <w:basedOn w:val="Style_2_ch"/>
+    <w:link w:val="Style_30"/>
+    <w:rPr>
+      <w:rFonts w:asciiTheme="majorAscii" w:hAnsiTheme="majorHAnsi"/>
+      <w:color w:themeColor="accent1" w:val="4F81BD"/>
+      <w:sz w:val="20"/>
+    </w:rPr>
+  </w:style>
+  <w:style w:styleId="Style_31" w:type="paragraph">
+    <w:name w:val="toc 1"/>
+    <w:next w:val="Style_2"/>
+    <w:link w:val="Style_31_ch"/>
     <w:uiPriority w:val="39"/>
     <w:pPr>
       <w:widowControl w:val="1"/>
-      <w:ind w:firstLine="0" w:left="1200"/>
+      <w:ind w:firstLine="0" w:left="0"/>
       <w:jc w:val="left"/>
+    </w:pPr>
+    <w:rPr>
+      <w:rFonts w:ascii="XO Thames" w:hAnsi="XO Thames"/>
+      <w:b w:val="1"/>
+      <w:sz w:val="28"/>
+    </w:rPr>
+  </w:style>
+  <w:style w:styleId="Style_31_ch" w:type="character">
+    <w:name w:val="toc 1"/>
+    <w:link w:val="Style_31"/>
+    <w:rPr>
+      <w:rFonts w:ascii="XO Thames" w:hAnsi="XO Thames"/>
+      <w:b w:val="1"/>
+      <w:sz w:val="28"/>
+    </w:rPr>
+  </w:style>
+  <w:style w:styleId="Style_32" w:type="paragraph">
+    <w:name w:val="List Continue"/>
+    <w:basedOn w:val="Style_2"/>
+    <w:link w:val="Style_32_ch"/>
+    <w:pPr>
+      <w:widowControl w:val="1"/>
+      <w:spacing w:after="120"/>
+      <w:ind w:left="360"/>
+      <w:contextualSpacing w:val="1"/>
+    </w:pPr>
+  </w:style>
+  <w:style w:styleId="Style_32_ch" w:type="character">
+    <w:name w:val="List Continue"/>
+    <w:basedOn w:val="Style_2_ch"/>
+    <w:link w:val="Style_32"/>
+  </w:style>
+  <w:style w:styleId="Style_33" w:type="paragraph">
+    <w:name w:val="Header and Footer"/>
+    <w:link w:val="Style_33_ch"/>
+    <w:pPr>
+      <w:widowControl w:val="1"/>
+      <w:spacing w:line="240" w:lineRule="auto"/>
+      <w:ind/>
+      <w:jc w:val="both"/>
     </w:pPr>
     <w:rPr>
       <w:rFonts w:ascii="XO Thames" w:hAnsi="XO Thames"/>
       <w:sz w:val="28"/>
     </w:rPr>
   </w:style>
-  <w:style w:styleId="Style_10_ch" w:type="character">
-    <w:name w:val="toc 7"/>
-    <w:link w:val="Style_10"/>
+  <w:style w:styleId="Style_33_ch" w:type="character">
+    <w:name w:val="Header and Footer"/>
+    <w:link w:val="Style_33"/>
     <w:rPr>
       <w:rFonts w:ascii="XO Thames" w:hAnsi="XO Thames"/>
       <w:sz w:val="28"/>
     </w:rPr>
   </w:style>
-  <w:style w:styleId="Style_11" w:type="paragraph">
+  <w:style w:styleId="Style_34" w:type="paragraph">
     <w:name w:val="List Number 2"/>
     <w:basedOn w:val="Style_2"/>
-    <w:link w:val="Style_11_ch"/>
-    <w:pPr>
-      <w:widowControl w:val="1"/>
-      <w:numPr>
-        <w:numId w:val="1"/>
-      </w:numPr>
-      <w:ind/>
-      <w:contextualSpacing w:val="1"/>
-    </w:pPr>
-  </w:style>
-  <w:style w:styleId="Style_11_ch" w:type="character">
-    <w:name w:val="List Number 2"/>
-    <w:basedOn w:val="Style_2_ch"/>
-    <w:link w:val="Style_11"/>
-  </w:style>
-  <w:style w:styleId="Style_12" w:type="paragraph">
-    <w:name w:val="List"/>
-    <w:basedOn w:val="Style_2"/>
-    <w:link w:val="Style_12_ch"/>
-    <w:pPr>
-      <w:widowControl w:val="1"/>
-      <w:ind w:hanging="360" w:left="360"/>
-      <w:contextualSpacing w:val="1"/>
-    </w:pPr>
-  </w:style>
-  <w:style w:styleId="Style_12_ch" w:type="character">
-    <w:name w:val="List"/>
-    <w:basedOn w:val="Style_2_ch"/>
-    <w:link w:val="Style_12"/>
-  </w:style>
-  <w:style w:styleId="Style_13" w:type="paragraph">
-    <w:name w:val="List Bullet"/>
-    <w:basedOn w:val="Style_2"/>
-    <w:link w:val="Style_13_ch"/>
+    <w:link w:val="Style_34_ch"/>
     <w:pPr>
       <w:widowControl w:val="1"/>
       <w:numPr>
@@ -3069,139 +3399,39 @@
       <w:contextualSpacing w:val="1"/>
     </w:pPr>
   </w:style>
-  <w:style w:styleId="Style_13_ch" w:type="character">
-    <w:name w:val="List Bullet"/>
+  <w:style w:styleId="Style_34_ch" w:type="character">
+    <w:name w:val="List Number 2"/>
     <w:basedOn w:val="Style_2_ch"/>
-    <w:link w:val="Style_13"/>
-  </w:style>
-  <w:style w:styleId="Style_14" w:type="paragraph">
-    <w:name w:val="Endnote"/>
-    <w:link w:val="Style_14_ch"/>
-    <w:pPr>
-      <w:widowControl w:val="1"/>
-      <w:ind w:firstLine="851" w:left="0"/>
-      <w:jc w:val="both"/>
+    <w:link w:val="Style_34"/>
+  </w:style>
+  <w:style w:styleId="Style_35" w:type="paragraph">
+    <w:name w:val="toc 9"/>
+    <w:next w:val="Style_2"/>
+    <w:link w:val="Style_35_ch"/>
+    <w:uiPriority w:val="39"/>
+    <w:pPr>
+      <w:widowControl w:val="1"/>
+      <w:ind w:firstLine="0" w:left="1600"/>
+      <w:jc w:val="left"/>
     </w:pPr>
     <w:rPr>
       <w:rFonts w:ascii="XO Thames" w:hAnsi="XO Thames"/>
-      <w:sz w:val="22"/>
-    </w:rPr>
-  </w:style>
-  <w:style w:styleId="Style_14_ch" w:type="character">
-    <w:name w:val="Endnote"/>
-    <w:link w:val="Style_14"/>
+      <w:sz w:val="28"/>
+    </w:rPr>
+  </w:style>
+  <w:style w:styleId="Style_35_ch" w:type="character">
+    <w:name w:val="toc 9"/>
+    <w:link w:val="Style_35"/>
     <w:rPr>
       <w:rFonts w:ascii="XO Thames" w:hAnsi="XO Thames"/>
-      <w:sz w:val="22"/>
-    </w:rPr>
-  </w:style>
-  <w:style w:styleId="Style_15" w:type="paragraph">
-    <w:name w:val="heading 3"/>
-    <w:basedOn w:val="Style_2"/>
-    <w:next w:val="Style_2"/>
-    <w:link w:val="Style_15_ch"/>
-    <w:uiPriority w:val="9"/>
-    <w:qFormat/>
-    <w:pPr>
-      <w:keepNext w:val="1"/>
-      <w:keepLines w:val="1"/>
-      <w:widowControl w:val="1"/>
-      <w:spacing w:after="0" w:before="200"/>
-      <w:ind/>
-      <w:outlineLvl w:val="2"/>
-    </w:pPr>
-    <w:rPr>
-      <w:rFonts w:asciiTheme="majorAscii" w:hAnsiTheme="majorHAnsi"/>
-      <w:b w:val="1"/>
-      <w:color w:themeColor="accent1" w:val="4F81BD"/>
-    </w:rPr>
-  </w:style>
-  <w:style w:styleId="Style_15_ch" w:type="character">
-    <w:name w:val="heading 3"/>
-    <w:basedOn w:val="Style_2_ch"/>
-    <w:link w:val="Style_15"/>
-    <w:rPr>
-      <w:rFonts w:asciiTheme="majorAscii" w:hAnsiTheme="majorHAnsi"/>
-      <w:b w:val="1"/>
-      <w:color w:themeColor="accent1" w:val="4F81BD"/>
-    </w:rPr>
-  </w:style>
-  <w:style w:styleId="Style_16" w:type="paragraph">
-    <w:name w:val="Intense Emphasis"/>
-    <w:basedOn w:val="Style_17"/>
-    <w:link w:val="Style_16_ch"/>
-    <w:rPr>
-      <w:b w:val="1"/>
-      <w:i w:val="1"/>
-      <w:color w:themeColor="accent1" w:val="4F81BD"/>
-    </w:rPr>
-  </w:style>
-  <w:style w:styleId="Style_16_ch" w:type="character">
-    <w:name w:val="Intense Emphasis"/>
-    <w:basedOn w:val="Style_17_ch"/>
-    <w:link w:val="Style_16"/>
-    <w:rPr>
-      <w:b w:val="1"/>
-      <w:i w:val="1"/>
-      <w:color w:themeColor="accent1" w:val="4F81BD"/>
-    </w:rPr>
-  </w:style>
-  <w:style w:styleId="Style_18" w:type="paragraph">
-    <w:name w:val="Subtle Emphasis"/>
-    <w:basedOn w:val="Style_17"/>
-    <w:link w:val="Style_18_ch"/>
-    <w:rPr>
-      <w:i w:val="1"/>
-      <w:color w:themeColor="text1" w:themeTint="7F" w:val="808080"/>
-    </w:rPr>
-  </w:style>
-  <w:style w:styleId="Style_18_ch" w:type="character">
-    <w:name w:val="Subtle Emphasis"/>
-    <w:basedOn w:val="Style_17_ch"/>
-    <w:link w:val="Style_18"/>
-    <w:rPr>
-      <w:i w:val="1"/>
-      <w:color w:themeColor="text1" w:themeTint="7F" w:val="808080"/>
-    </w:rPr>
-  </w:style>
-  <w:style w:styleId="Style_19" w:type="paragraph">
-    <w:name w:val="List Bullet 3"/>
-    <w:basedOn w:val="Style_2"/>
-    <w:link w:val="Style_19_ch"/>
-    <w:pPr>
-      <w:widowControl w:val="1"/>
-      <w:numPr>
-        <w:numId w:val="3"/>
-      </w:numPr>
-      <w:ind/>
-      <w:contextualSpacing w:val="1"/>
-    </w:pPr>
-  </w:style>
-  <w:style w:styleId="Style_19_ch" w:type="character">
-    <w:name w:val="List Bullet 3"/>
-    <w:basedOn w:val="Style_2_ch"/>
-    <w:link w:val="Style_19"/>
-  </w:style>
-  <w:style w:styleId="Style_20" w:type="paragraph">
-    <w:name w:val="List 3"/>
-    <w:basedOn w:val="Style_2"/>
-    <w:link w:val="Style_20_ch"/>
-    <w:pPr>
-      <w:widowControl w:val="1"/>
-      <w:ind w:hanging="360" w:left="1080"/>
-      <w:contextualSpacing w:val="1"/>
-    </w:pPr>
-  </w:style>
-  <w:style w:styleId="Style_20_ch" w:type="character">
-    <w:name w:val="List 3"/>
-    <w:basedOn w:val="Style_2_ch"/>
-    <w:link w:val="Style_20"/>
-  </w:style>
-  <w:style w:styleId="Style_21" w:type="paragraph">
+      <w:sz w:val="28"/>
+    </w:rPr>
+  </w:style>
+  <w:style w:styleId="Style_36" w:type="paragraph">
     <w:name w:val="Intense Quote"/>
     <w:basedOn w:val="Style_2"/>
     <w:next w:val="Style_2"/>
-    <w:link w:val="Style_21_ch"/>
+    <w:link w:val="Style_36_ch"/>
     <w:pPr>
       <w:widowControl w:val="1"/>
       <w:pBdr>
@@ -3216,69 +3446,58 @@
       <w:color w:themeColor="accent1" w:val="4F81BD"/>
     </w:rPr>
   </w:style>
-  <w:style w:styleId="Style_21_ch" w:type="character">
+  <w:style w:styleId="Style_36_ch" w:type="character">
     <w:name w:val="Intense Quote"/>
     <w:basedOn w:val="Style_2_ch"/>
-    <w:link w:val="Style_21"/>
+    <w:link w:val="Style_36"/>
     <w:rPr>
       <w:b w:val="1"/>
       <w:i w:val="1"/>
       <w:color w:themeColor="accent1" w:val="4F81BD"/>
     </w:rPr>
   </w:style>
-  <w:style w:styleId="Style_22" w:type="paragraph">
-    <w:name w:val="TOC Heading"/>
-    <w:basedOn w:val="Style_23"/>
+  <w:style w:styleId="Style_37" w:type="paragraph">
+    <w:name w:val="List"/>
+    <w:basedOn w:val="Style_2"/>
+    <w:link w:val="Style_37_ch"/>
+    <w:pPr>
+      <w:widowControl w:val="1"/>
+      <w:ind w:hanging="360" w:left="360"/>
+      <w:contextualSpacing w:val="1"/>
+    </w:pPr>
+  </w:style>
+  <w:style w:styleId="Style_37_ch" w:type="character">
+    <w:name w:val="List"/>
+    <w:basedOn w:val="Style_2_ch"/>
+    <w:link w:val="Style_37"/>
+  </w:style>
+  <w:style w:styleId="Style_38" w:type="paragraph">
+    <w:name w:val="toc 8"/>
     <w:next w:val="Style_2"/>
-    <w:link w:val="Style_22_ch"/>
-    <w:pPr>
-      <w:widowControl w:val="1"/>
-      <w:ind/>
-      <w:outlineLvl w:val="8"/>
-    </w:pPr>
-  </w:style>
-  <w:style w:styleId="Style_22_ch" w:type="character">
-    <w:name w:val="TOC Heading"/>
-    <w:basedOn w:val="Style_23_ch"/>
-    <w:link w:val="Style_22"/>
-  </w:style>
-  <w:style w:styleId="Style_24" w:type="paragraph">
-    <w:name w:val="heading 9"/>
-    <w:basedOn w:val="Style_2"/>
-    <w:next w:val="Style_2"/>
-    <w:link w:val="Style_24_ch"/>
-    <w:uiPriority w:val="9"/>
-    <w:qFormat/>
-    <w:pPr>
-      <w:keepNext w:val="1"/>
-      <w:keepLines w:val="1"/>
-      <w:widowControl w:val="1"/>
-      <w:spacing w:after="0" w:before="200"/>
-      <w:ind/>
-      <w:outlineLvl w:val="8"/>
-    </w:pPr>
-    <w:rPr>
-      <w:rFonts w:asciiTheme="majorAscii" w:hAnsiTheme="majorHAnsi"/>
-      <w:i w:val="1"/>
-      <w:color w:themeColor="text1" w:themeTint="BF" w:val="404040"/>
-      <w:sz w:val="20"/>
-    </w:rPr>
-  </w:style>
-  <w:style w:styleId="Style_24_ch" w:type="character">
-    <w:name w:val="heading 9"/>
-    <w:basedOn w:val="Style_2_ch"/>
-    <w:link w:val="Style_24"/>
-    <w:rPr>
-      <w:rFonts w:asciiTheme="majorAscii" w:hAnsiTheme="majorHAnsi"/>
-      <w:i w:val="1"/>
-      <w:color w:themeColor="text1" w:themeTint="BF" w:val="404040"/>
-      <w:sz w:val="20"/>
-    </w:rPr>
-  </w:style>
-  <w:style w:styleId="Style_25" w:type="paragraph">
+    <w:link w:val="Style_38_ch"/>
+    <w:uiPriority w:val="39"/>
+    <w:pPr>
+      <w:widowControl w:val="1"/>
+      <w:ind w:firstLine="0" w:left="1400"/>
+      <w:jc w:val="left"/>
+    </w:pPr>
+    <w:rPr>
+      <w:rFonts w:ascii="XO Thames" w:hAnsi="XO Thames"/>
+      <w:sz w:val="28"/>
+    </w:rPr>
+  </w:style>
+  <w:style w:styleId="Style_38_ch" w:type="character">
+    <w:name w:val="toc 8"/>
+    <w:link w:val="Style_38"/>
+    <w:rPr>
+      <w:rFonts w:ascii="XO Thames" w:hAnsi="XO Thames"/>
+      <w:sz w:val="28"/>
+    </w:rPr>
+  </w:style>
+  <w:style w:styleId="Style_39" w:type="paragraph">
     <w:name w:val="header"/>
     <w:basedOn w:val="Style_2"/>
-    <w:link w:val="Style_25_ch"/>
+    <w:link w:val="Style_39_ch"/>
     <w:pPr>
       <w:widowControl w:val="1"/>
       <w:tabs>
@@ -3289,52 +3508,53 @@
       <w:ind/>
     </w:pPr>
   </w:style>
-  <w:style w:styleId="Style_25_ch" w:type="character">
+  <w:style w:styleId="Style_39_ch" w:type="character">
     <w:name w:val="header"/>
     <w:basedOn w:val="Style_2_ch"/>
-    <w:link w:val="Style_25"/>
-  </w:style>
-  <w:style w:styleId="Style_26" w:type="paragraph">
-    <w:name w:val="Emphasis"/>
-    <w:basedOn w:val="Style_17"/>
-    <w:link w:val="Style_26_ch"/>
-    <w:rPr>
+    <w:link w:val="Style_39"/>
+  </w:style>
+  <w:style w:styleId="Style_40" w:type="paragraph">
+    <w:name w:val="Intense Emphasis"/>
+    <w:basedOn w:val="Style_9"/>
+    <w:link w:val="Style_40_ch"/>
+    <w:rPr>
+      <w:b w:val="1"/>
       <w:i w:val="1"/>
-    </w:rPr>
-  </w:style>
-  <w:style w:styleId="Style_26_ch" w:type="character">
-    <w:name w:val="Emphasis"/>
-    <w:basedOn w:val="Style_17_ch"/>
-    <w:link w:val="Style_26"/>
-    <w:rPr>
+      <w:color w:themeColor="accent1" w:val="4F81BD"/>
+    </w:rPr>
+  </w:style>
+  <w:style w:styleId="Style_40_ch" w:type="character">
+    <w:name w:val="Intense Emphasis"/>
+    <w:basedOn w:val="Style_9_ch"/>
+    <w:link w:val="Style_40"/>
+    <w:rPr>
+      <w:b w:val="1"/>
       <w:i w:val="1"/>
-    </w:rPr>
-  </w:style>
-  <w:style w:styleId="Style_27" w:type="paragraph">
-    <w:name w:val="Body Text 3"/>
+      <w:color w:themeColor="accent1" w:val="4F81BD"/>
+    </w:rPr>
+  </w:style>
+  <w:style w:styleId="Style_41" w:type="paragraph">
+    <w:name w:val="List Bullet"/>
     <w:basedOn w:val="Style_2"/>
-    <w:link w:val="Style_27_ch"/>
-    <w:pPr>
-      <w:widowControl w:val="1"/>
-      <w:spacing w:after="120"/>
-      <w:ind/>
-    </w:pPr>
-    <w:rPr>
-      <w:sz w:val="16"/>
-    </w:rPr>
-  </w:style>
-  <w:style w:styleId="Style_27_ch" w:type="character">
-    <w:name w:val="Body Text 3"/>
+    <w:link w:val="Style_41_ch"/>
+    <w:pPr>
+      <w:widowControl w:val="1"/>
+      <w:numPr>
+        <w:numId w:val="3"/>
+      </w:numPr>
+      <w:ind/>
+      <w:contextualSpacing w:val="1"/>
+    </w:pPr>
+  </w:style>
+  <w:style w:styleId="Style_41_ch" w:type="character">
+    <w:name w:val="List Bullet"/>
     <w:basedOn w:val="Style_2_ch"/>
-    <w:link w:val="Style_27"/>
-    <w:rPr>
-      <w:sz w:val="16"/>
-    </w:rPr>
-  </w:style>
-  <w:style w:styleId="Style_28" w:type="paragraph">
+    <w:link w:val="Style_41"/>
+  </w:style>
+  <w:style w:styleId="Style_42" w:type="paragraph">
     <w:name w:val="List Number 3"/>
     <w:basedOn w:val="Style_2"/>
-    <w:link w:val="Style_28_ch"/>
+    <w:link w:val="Style_42_ch"/>
     <w:pPr>
       <w:widowControl w:val="1"/>
       <w:numPr>
@@ -3344,19 +3564,76 @@
       <w:contextualSpacing w:val="1"/>
     </w:pPr>
   </w:style>
-  <w:style w:styleId="Style_28_ch" w:type="character">
+  <w:style w:styleId="Style_42_ch" w:type="character">
     <w:name w:val="List Number 3"/>
     <w:basedOn w:val="Style_2_ch"/>
-    <w:link w:val="Style_28"/>
-  </w:style>
-  <w:style w:styleId="Style_29" w:type="paragraph">
-    <w:name w:val="toc 3"/>
+    <w:link w:val="Style_42"/>
+  </w:style>
+  <w:style w:styleId="Style_43" w:type="paragraph">
+    <w:name w:val="Book Title"/>
+    <w:basedOn w:val="Style_9"/>
+    <w:link w:val="Style_43_ch"/>
+    <w:rPr>
+      <w:b w:val="1"/>
+      <w:smallCaps w:val="1"/>
+      <w:spacing w:val="5"/>
+    </w:rPr>
+  </w:style>
+  <w:style w:styleId="Style_43_ch" w:type="character">
+    <w:name w:val="Book Title"/>
+    <w:basedOn w:val="Style_9_ch"/>
+    <w:link w:val="Style_43"/>
+    <w:rPr>
+      <w:b w:val="1"/>
+      <w:smallCaps w:val="1"/>
+      <w:spacing w:val="5"/>
+    </w:rPr>
+  </w:style>
+  <w:style w:styleId="Style_44" w:type="paragraph">
+    <w:name w:val="Body Text 3"/>
+    <w:basedOn w:val="Style_2"/>
+    <w:link w:val="Style_44_ch"/>
+    <w:pPr>
+      <w:widowControl w:val="1"/>
+      <w:spacing w:after="120"/>
+      <w:ind/>
+    </w:pPr>
+    <w:rPr>
+      <w:sz w:val="16"/>
+    </w:rPr>
+  </w:style>
+  <w:style w:styleId="Style_44_ch" w:type="character">
+    <w:name w:val="Body Text 3"/>
+    <w:basedOn w:val="Style_2_ch"/>
+    <w:link w:val="Style_44"/>
+    <w:rPr>
+      <w:sz w:val="16"/>
+    </w:rPr>
+  </w:style>
+  <w:style w:styleId="Style_45" w:type="paragraph">
+    <w:name w:val="Strong"/>
+    <w:basedOn w:val="Style_9"/>
+    <w:link w:val="Style_45_ch"/>
+    <w:rPr>
+      <w:b w:val="1"/>
+    </w:rPr>
+  </w:style>
+  <w:style w:styleId="Style_45_ch" w:type="character">
+    <w:name w:val="Strong"/>
+    <w:basedOn w:val="Style_9_ch"/>
+    <w:link w:val="Style_45"/>
+    <w:rPr>
+      <w:b w:val="1"/>
+    </w:rPr>
+  </w:style>
+  <w:style w:styleId="Style_46" w:type="paragraph">
+    <w:name w:val="toc 5"/>
     <w:next w:val="Style_2"/>
-    <w:link w:val="Style_29_ch"/>
+    <w:link w:val="Style_46_ch"/>
     <w:uiPriority w:val="39"/>
     <w:pPr>
       <w:widowControl w:val="1"/>
-      <w:ind w:firstLine="0" w:left="400"/>
+      <w:ind w:firstLine="0" w:left="800"/>
       <w:jc w:val="left"/>
     </w:pPr>
     <w:rPr>
@@ -3364,507 +3641,66 @@
       <w:sz w:val="28"/>
     </w:rPr>
   </w:style>
-  <w:style w:styleId="Style_29_ch" w:type="character">
-    <w:name w:val="toc 3"/>
-    <w:link w:val="Style_29"/>
+  <w:style w:styleId="Style_46_ch" w:type="character">
+    <w:name w:val="toc 5"/>
+    <w:link w:val="Style_46"/>
     <w:rPr>
       <w:rFonts w:ascii="XO Thames" w:hAnsi="XO Thames"/>
       <w:sz w:val="28"/>
     </w:rPr>
   </w:style>
-  <w:style w:styleId="Style_30" w:type="paragraph">
+  <w:style w:styleId="Style_47" w:type="paragraph">
+    <w:name w:val="No Spacing"/>
+    <w:link w:val="Style_47_ch"/>
+    <w:pPr>
+      <w:widowControl w:val="1"/>
+      <w:spacing w:after="0" w:line="240" w:lineRule="auto"/>
+      <w:ind/>
+    </w:pPr>
+  </w:style>
+  <w:style w:styleId="Style_47_ch" w:type="character">
+    <w:name w:val="No Spacing"/>
+    <w:link w:val="Style_47"/>
+  </w:style>
+  <w:style w:styleId="Style_48" w:type="paragraph">
     <w:name w:val="Quote"/>
     <w:basedOn w:val="Style_2"/>
     <w:next w:val="Style_2"/>
-    <w:link w:val="Style_30_ch"/>
+    <w:link w:val="Style_48_ch"/>
     <w:rPr>
       <w:i w:val="1"/>
       <w:color w:themeColor="text1" w:val="000000"/>
     </w:rPr>
   </w:style>
-  <w:style w:styleId="Style_30_ch" w:type="character">
+  <w:style w:styleId="Style_48_ch" w:type="character">
     <w:name w:val="Quote"/>
     <w:basedOn w:val="Style_2_ch"/>
-    <w:link w:val="Style_30"/>
+    <w:link w:val="Style_48"/>
     <w:rPr>
       <w:i w:val="1"/>
       <w:color w:themeColor="text1" w:val="000000"/>
     </w:rPr>
   </w:style>
-  <w:style w:styleId="Style_31" w:type="paragraph">
-    <w:name w:val="List Number"/>
-    <w:basedOn w:val="Style_2"/>
-    <w:link w:val="Style_31_ch"/>
-    <w:pPr>
-      <w:widowControl w:val="1"/>
-      <w:numPr>
-        <w:numId w:val="5"/>
-      </w:numPr>
-      <w:ind/>
-      <w:contextualSpacing w:val="1"/>
-    </w:pPr>
-  </w:style>
-  <w:style w:styleId="Style_31_ch" w:type="character">
-    <w:name w:val="List Number"/>
-    <w:basedOn w:val="Style_2_ch"/>
-    <w:link w:val="Style_31"/>
-  </w:style>
-  <w:style w:styleId="Style_32" w:type="paragraph">
-    <w:name w:val="Body Text"/>
-    <w:basedOn w:val="Style_2"/>
-    <w:link w:val="Style_32_ch"/>
-    <w:pPr>
-      <w:widowControl w:val="1"/>
-      <w:spacing w:after="120"/>
-      <w:ind/>
-    </w:pPr>
-  </w:style>
-  <w:style w:styleId="Style_32_ch" w:type="character">
-    <w:name w:val="Body Text"/>
-    <w:basedOn w:val="Style_2_ch"/>
-    <w:link w:val="Style_32"/>
-  </w:style>
-  <w:style w:styleId="Style_33" w:type="paragraph">
+  <w:style w:styleId="Style_49" w:type="paragraph">
     <w:name w:val="Body Text 2"/>
     <w:basedOn w:val="Style_2"/>
-    <w:link w:val="Style_33_ch"/>
+    <w:link w:val="Style_49_ch"/>
     <w:pPr>
       <w:widowControl w:val="1"/>
       <w:spacing w:after="120" w:line="480" w:lineRule="auto"/>
       <w:ind/>
     </w:pPr>
   </w:style>
-  <w:style w:styleId="Style_33_ch" w:type="character">
+  <w:style w:styleId="Style_49_ch" w:type="character">
     <w:name w:val="Body Text 2"/>
     <w:basedOn w:val="Style_2_ch"/>
-    <w:link w:val="Style_33"/>
-  </w:style>
-  <w:style w:styleId="Style_34" w:type="paragraph">
-    <w:name w:val="List Bullet 2"/>
-    <w:basedOn w:val="Style_2"/>
-    <w:link w:val="Style_34_ch"/>
-    <w:pPr>
-      <w:widowControl w:val="1"/>
-      <w:numPr>
-        <w:numId w:val="6"/>
-      </w:numPr>
-      <w:ind/>
-      <w:contextualSpacing w:val="1"/>
-    </w:pPr>
-  </w:style>
-  <w:style w:styleId="Style_34_ch" w:type="character">
-    <w:name w:val="List Bullet 2"/>
-    <w:basedOn w:val="Style_2_ch"/>
-    <w:link w:val="Style_34"/>
-  </w:style>
-  <w:style w:styleId="Style_35" w:type="paragraph">
-    <w:name w:val="Subtle Reference"/>
-    <w:basedOn w:val="Style_17"/>
-    <w:link w:val="Style_35_ch"/>
-    <w:rPr>
-      <w:smallCaps w:val="1"/>
-      <w:color w:themeColor="accent2" w:val="C0504D"/>
-      <w:u w:val="single"/>
-    </w:rPr>
-  </w:style>
-  <w:style w:styleId="Style_35_ch" w:type="character">
-    <w:name w:val="Subtle Reference"/>
-    <w:basedOn w:val="Style_17_ch"/>
-    <w:link w:val="Style_35"/>
-    <w:rPr>
-      <w:smallCaps w:val="1"/>
-      <w:color w:themeColor="accent2" w:val="C0504D"/>
-      <w:u w:val="single"/>
-    </w:rPr>
-  </w:style>
-  <w:style w:styleId="Style_36" w:type="paragraph">
-    <w:name w:val="heading 5"/>
-    <w:basedOn w:val="Style_2"/>
-    <w:next w:val="Style_2"/>
-    <w:link w:val="Style_36_ch"/>
-    <w:uiPriority w:val="9"/>
-    <w:qFormat/>
-    <w:pPr>
-      <w:keepNext w:val="1"/>
-      <w:keepLines w:val="1"/>
-      <w:widowControl w:val="1"/>
-      <w:spacing w:after="0" w:before="200"/>
-      <w:ind/>
-      <w:outlineLvl w:val="4"/>
-    </w:pPr>
-    <w:rPr>
-      <w:rFonts w:asciiTheme="majorAscii" w:hAnsiTheme="majorHAnsi"/>
-      <w:color w:themeColor="accent1" w:themeShade="7F" w:val="244061"/>
-    </w:rPr>
-  </w:style>
-  <w:style w:styleId="Style_36_ch" w:type="character">
-    <w:name w:val="heading 5"/>
-    <w:basedOn w:val="Style_2_ch"/>
-    <w:link w:val="Style_36"/>
-    <w:rPr>
-      <w:rFonts w:asciiTheme="majorAscii" w:hAnsiTheme="majorHAnsi"/>
-      <w:color w:themeColor="accent1" w:themeShade="7F" w:val="244061"/>
-    </w:rPr>
-  </w:style>
-  <w:style w:styleId="Style_23" w:type="paragraph">
-    <w:name w:val="heading 1"/>
-    <w:basedOn w:val="Style_2"/>
-    <w:next w:val="Style_2"/>
-    <w:link w:val="Style_23_ch"/>
-    <w:uiPriority w:val="9"/>
-    <w:qFormat/>
-    <w:pPr>
-      <w:keepNext w:val="1"/>
-      <w:keepLines w:val="1"/>
-      <w:widowControl w:val="1"/>
-      <w:spacing w:after="0" w:before="480"/>
-      <w:ind/>
-      <w:outlineLvl w:val="0"/>
-    </w:pPr>
-    <w:rPr>
-      <w:rFonts w:asciiTheme="majorAscii" w:hAnsiTheme="majorHAnsi"/>
-      <w:b w:val="1"/>
-      <w:color w:themeColor="accent1" w:themeShade="BF" w:val="376092"/>
-      <w:sz w:val="28"/>
-    </w:rPr>
-  </w:style>
-  <w:style w:styleId="Style_23_ch" w:type="character">
-    <w:name w:val="heading 1"/>
-    <w:basedOn w:val="Style_2_ch"/>
-    <w:link w:val="Style_23"/>
-    <w:rPr>
-      <w:rFonts w:asciiTheme="majorAscii" w:hAnsiTheme="majorHAnsi"/>
-      <w:b w:val="1"/>
-      <w:color w:themeColor="accent1" w:themeShade="BF" w:val="376092"/>
-      <w:sz w:val="28"/>
-    </w:rPr>
-  </w:style>
-  <w:style w:styleId="Style_37" w:type="paragraph">
-    <w:name w:val="Hyperlink"/>
-    <w:link w:val="Style_37_ch"/>
-    <w:rPr>
-      <w:color w:val="0000FF"/>
-      <w:u w:val="single"/>
-    </w:rPr>
-  </w:style>
-  <w:style w:styleId="Style_37_ch" w:type="character">
-    <w:name w:val="Hyperlink"/>
-    <w:link w:val="Style_37"/>
-    <w:rPr>
-      <w:color w:val="0000FF"/>
-      <w:u w:val="single"/>
-    </w:rPr>
-  </w:style>
-  <w:style w:styleId="Style_38" w:type="paragraph">
-    <w:name w:val="Footnote"/>
-    <w:link w:val="Style_38_ch"/>
-    <w:pPr>
-      <w:widowControl w:val="1"/>
-      <w:ind w:firstLine="851" w:left="0"/>
-      <w:jc w:val="both"/>
-    </w:pPr>
-    <w:rPr>
-      <w:rFonts w:ascii="XO Thames" w:hAnsi="XO Thames"/>
-      <w:sz w:val="22"/>
-    </w:rPr>
-  </w:style>
-  <w:style w:styleId="Style_38_ch" w:type="character">
-    <w:name w:val="Footnote"/>
-    <w:link w:val="Style_38"/>
-    <w:rPr>
-      <w:rFonts w:ascii="XO Thames" w:hAnsi="XO Thames"/>
-      <w:sz w:val="22"/>
-    </w:rPr>
-  </w:style>
-  <w:style w:styleId="Style_39" w:type="paragraph">
-    <w:name w:val="heading 8"/>
-    <w:basedOn w:val="Style_2"/>
-    <w:next w:val="Style_2"/>
-    <w:link w:val="Style_39_ch"/>
-    <w:uiPriority w:val="9"/>
-    <w:qFormat/>
-    <w:pPr>
-      <w:keepNext w:val="1"/>
-      <w:keepLines w:val="1"/>
-      <w:widowControl w:val="1"/>
-      <w:spacing w:after="0" w:before="200"/>
-      <w:ind/>
-      <w:outlineLvl w:val="7"/>
-    </w:pPr>
-    <w:rPr>
-      <w:rFonts w:asciiTheme="majorAscii" w:hAnsiTheme="majorHAnsi"/>
-      <w:color w:themeColor="accent1" w:val="4F81BD"/>
-      <w:sz w:val="20"/>
-    </w:rPr>
-  </w:style>
-  <w:style w:styleId="Style_39_ch" w:type="character">
-    <w:name w:val="heading 8"/>
-    <w:basedOn w:val="Style_2_ch"/>
-    <w:link w:val="Style_39"/>
-    <w:rPr>
-      <w:rFonts w:asciiTheme="majorAscii" w:hAnsiTheme="majorHAnsi"/>
-      <w:color w:themeColor="accent1" w:val="4F81BD"/>
-      <w:sz w:val="20"/>
-    </w:rPr>
-  </w:style>
-  <w:style w:styleId="Style_40" w:type="paragraph">
-    <w:name w:val="toc 1"/>
-    <w:next w:val="Style_2"/>
-    <w:link w:val="Style_40_ch"/>
-    <w:uiPriority w:val="39"/>
-    <w:pPr>
-      <w:widowControl w:val="1"/>
-      <w:ind w:firstLine="0" w:left="0"/>
-      <w:jc w:val="left"/>
-    </w:pPr>
-    <w:rPr>
-      <w:rFonts w:ascii="XO Thames" w:hAnsi="XO Thames"/>
-      <w:b w:val="1"/>
-      <w:sz w:val="28"/>
-    </w:rPr>
-  </w:style>
-  <w:style w:styleId="Style_40_ch" w:type="character">
-    <w:name w:val="toc 1"/>
-    <w:link w:val="Style_40"/>
-    <w:rPr>
-      <w:rFonts w:ascii="XO Thames" w:hAnsi="XO Thames"/>
-      <w:b w:val="1"/>
-      <w:sz w:val="28"/>
-    </w:rPr>
-  </w:style>
-  <w:style w:styleId="Style_41" w:type="paragraph">
-    <w:name w:val="Header and Footer"/>
-    <w:link w:val="Style_41_ch"/>
-    <w:pPr>
-      <w:widowControl w:val="1"/>
-      <w:spacing w:line="240" w:lineRule="auto"/>
-      <w:ind/>
-      <w:jc w:val="both"/>
-    </w:pPr>
-    <w:rPr>
-      <w:rFonts w:ascii="XO Thames" w:hAnsi="XO Thames"/>
-      <w:sz w:val="28"/>
-    </w:rPr>
-  </w:style>
-  <w:style w:styleId="Style_41_ch" w:type="character">
-    <w:name w:val="Header and Footer"/>
-    <w:link w:val="Style_41"/>
-    <w:rPr>
-      <w:rFonts w:ascii="XO Thames" w:hAnsi="XO Thames"/>
-      <w:sz w:val="28"/>
-    </w:rPr>
-  </w:style>
-  <w:style w:styleId="Style_42" w:type="paragraph">
-    <w:name w:val="toc 9"/>
-    <w:next w:val="Style_2"/>
-    <w:link w:val="Style_42_ch"/>
-    <w:uiPriority w:val="39"/>
-    <w:pPr>
-      <w:widowControl w:val="1"/>
-      <w:ind w:firstLine="0" w:left="1600"/>
-      <w:jc w:val="left"/>
-    </w:pPr>
-    <w:rPr>
-      <w:rFonts w:ascii="XO Thames" w:hAnsi="XO Thames"/>
-      <w:sz w:val="28"/>
-    </w:rPr>
-  </w:style>
-  <w:style w:styleId="Style_42_ch" w:type="character">
-    <w:name w:val="toc 9"/>
-    <w:link w:val="Style_42"/>
-    <w:rPr>
-      <w:rFonts w:ascii="XO Thames" w:hAnsi="XO Thames"/>
-      <w:sz w:val="28"/>
-    </w:rPr>
-  </w:style>
-  <w:style w:styleId="Style_43" w:type="paragraph">
-    <w:name w:val="Strong"/>
-    <w:basedOn w:val="Style_17"/>
-    <w:link w:val="Style_43_ch"/>
-    <w:rPr>
-      <w:b w:val="1"/>
-    </w:rPr>
-  </w:style>
-  <w:style w:styleId="Style_43_ch" w:type="character">
-    <w:name w:val="Strong"/>
-    <w:basedOn w:val="Style_17_ch"/>
-    <w:link w:val="Style_43"/>
-    <w:rPr>
-      <w:b w:val="1"/>
-    </w:rPr>
-  </w:style>
-  <w:style w:styleId="Style_44" w:type="paragraph">
-    <w:name w:val="toc 8"/>
-    <w:next w:val="Style_2"/>
-    <w:link w:val="Style_44_ch"/>
-    <w:uiPriority w:val="39"/>
-    <w:pPr>
-      <w:widowControl w:val="1"/>
-      <w:ind w:firstLine="0" w:left="1400"/>
-      <w:jc w:val="left"/>
-    </w:pPr>
-    <w:rPr>
-      <w:rFonts w:ascii="XO Thames" w:hAnsi="XO Thames"/>
-      <w:sz w:val="28"/>
-    </w:rPr>
-  </w:style>
-  <w:style w:styleId="Style_44_ch" w:type="character">
-    <w:name w:val="toc 8"/>
-    <w:link w:val="Style_44"/>
-    <w:rPr>
-      <w:rFonts w:ascii="XO Thames" w:hAnsi="XO Thames"/>
-      <w:sz w:val="28"/>
-    </w:rPr>
-  </w:style>
-  <w:style w:styleId="Style_45" w:type="paragraph">
-    <w:name w:val="Intense Reference"/>
-    <w:basedOn w:val="Style_17"/>
-    <w:link w:val="Style_45_ch"/>
-    <w:rPr>
-      <w:b w:val="1"/>
-      <w:smallCaps w:val="1"/>
-      <w:color w:themeColor="accent2" w:val="C0504D"/>
-      <w:spacing w:val="5"/>
-      <w:u w:val="single"/>
-    </w:rPr>
-  </w:style>
-  <w:style w:styleId="Style_45_ch" w:type="character">
-    <w:name w:val="Intense Reference"/>
-    <w:basedOn w:val="Style_17_ch"/>
-    <w:link w:val="Style_45"/>
-    <w:rPr>
-      <w:b w:val="1"/>
-      <w:smallCaps w:val="1"/>
-      <w:color w:themeColor="accent2" w:val="C0504D"/>
-      <w:spacing w:val="5"/>
-      <w:u w:val="single"/>
-    </w:rPr>
-  </w:style>
-  <w:style w:styleId="Style_46" w:type="paragraph">
-    <w:name w:val="caption"/>
-    <w:basedOn w:val="Style_2"/>
-    <w:next w:val="Style_2"/>
-    <w:link w:val="Style_46_ch"/>
-    <w:pPr>
-      <w:widowControl w:val="1"/>
-      <w:spacing w:line="240" w:lineRule="auto"/>
-      <w:ind/>
-    </w:pPr>
-    <w:rPr>
-      <w:b w:val="1"/>
-      <w:color w:themeColor="accent1" w:val="4F81BD"/>
-      <w:sz w:val="18"/>
-    </w:rPr>
-  </w:style>
-  <w:style w:styleId="Style_46_ch" w:type="character">
-    <w:name w:val="caption"/>
-    <w:basedOn w:val="Style_2_ch"/>
-    <w:link w:val="Style_46"/>
-    <w:rPr>
-      <w:b w:val="1"/>
-      <w:color w:themeColor="accent1" w:val="4F81BD"/>
-      <w:sz w:val="18"/>
-    </w:rPr>
-  </w:style>
-  <w:style w:styleId="Style_47" w:type="paragraph">
-    <w:name w:val="toc 5"/>
-    <w:next w:val="Style_2"/>
-    <w:link w:val="Style_47_ch"/>
-    <w:uiPriority w:val="39"/>
-    <w:pPr>
-      <w:widowControl w:val="1"/>
-      <w:ind w:firstLine="0" w:left="800"/>
-      <w:jc w:val="left"/>
-    </w:pPr>
-    <w:rPr>
-      <w:rFonts w:ascii="XO Thames" w:hAnsi="XO Thames"/>
-      <w:sz w:val="28"/>
-    </w:rPr>
-  </w:style>
-  <w:style w:styleId="Style_47_ch" w:type="character">
-    <w:name w:val="toc 5"/>
-    <w:link w:val="Style_47"/>
-    <w:rPr>
-      <w:rFonts w:ascii="XO Thames" w:hAnsi="XO Thames"/>
-      <w:sz w:val="28"/>
-    </w:rPr>
-  </w:style>
-  <w:style w:styleId="Style_48" w:type="paragraph">
-    <w:name w:val="List Paragraph"/>
-    <w:basedOn w:val="Style_2"/>
-    <w:link w:val="Style_48_ch"/>
-    <w:pPr>
-      <w:widowControl w:val="1"/>
-      <w:ind w:left="720"/>
-      <w:contextualSpacing w:val="1"/>
-    </w:pPr>
-  </w:style>
-  <w:style w:styleId="Style_48_ch" w:type="character">
-    <w:name w:val="List Paragraph"/>
-    <w:basedOn w:val="Style_2_ch"/>
-    <w:link w:val="Style_48"/>
-  </w:style>
-  <w:style w:styleId="Style_17" w:type="paragraph">
-    <w:name w:val="Default Paragraph Font"/>
-    <w:link w:val="Style_17_ch"/>
-  </w:style>
-  <w:style w:styleId="Style_17_ch" w:type="character">
-    <w:name w:val="Default Paragraph Font"/>
-    <w:link w:val="Style_17"/>
-  </w:style>
-  <w:style w:styleId="Style_49" w:type="paragraph">
-    <w:name w:val="footer"/>
-    <w:basedOn w:val="Style_2"/>
-    <w:link w:val="Style_49_ch"/>
-    <w:pPr>
-      <w:widowControl w:val="1"/>
-      <w:tabs>
-        <w:tab w:leader="none" w:pos="4680" w:val="center"/>
-        <w:tab w:leader="none" w:pos="9360" w:val="right"/>
-      </w:tabs>
-      <w:spacing w:after="0" w:line="240" w:lineRule="auto"/>
-      <w:ind/>
-    </w:pPr>
-  </w:style>
-  <w:style w:styleId="Style_49_ch" w:type="character">
-    <w:name w:val="footer"/>
-    <w:basedOn w:val="Style_2_ch"/>
     <w:link w:val="Style_49"/>
   </w:style>
   <w:style w:styleId="Style_50" w:type="paragraph">
-    <w:name w:val="List Continue 3"/>
-    <w:basedOn w:val="Style_2"/>
-    <w:link w:val="Style_50_ch"/>
-    <w:pPr>
-      <w:widowControl w:val="1"/>
-      <w:spacing w:after="120"/>
-      <w:ind w:left="1080"/>
-      <w:contextualSpacing w:val="1"/>
-    </w:pPr>
-  </w:style>
-  <w:style w:styleId="Style_50_ch" w:type="character">
-    <w:name w:val="List Continue 3"/>
-    <w:basedOn w:val="Style_2_ch"/>
-    <w:link w:val="Style_50"/>
-  </w:style>
-  <w:style w:styleId="Style_51" w:type="paragraph">
-    <w:name w:val="No Spacing"/>
-    <w:link w:val="Style_51_ch"/>
-    <w:pPr>
-      <w:widowControl w:val="1"/>
-      <w:spacing w:after="0" w:line="240" w:lineRule="auto"/>
-      <w:ind/>
-    </w:pPr>
-  </w:style>
-  <w:style w:styleId="Style_51_ch" w:type="character">
-    <w:name w:val="No Spacing"/>
-    <w:link w:val="Style_51"/>
-  </w:style>
-  <w:style w:styleId="Style_52" w:type="paragraph">
     <w:name w:val="Subtitle"/>
     <w:basedOn w:val="Style_2"/>
     <w:next w:val="Style_2"/>
-    <w:link w:val="Style_52_ch"/>
+    <w:link w:val="Style_50_ch"/>
     <w:uiPriority w:val="11"/>
     <w:qFormat/>
     <w:pPr>
@@ -3880,10 +3716,10 @@
       <w:sz w:val="24"/>
     </w:rPr>
   </w:style>
-  <w:style w:styleId="Style_52_ch" w:type="character">
+  <w:style w:styleId="Style_50_ch" w:type="character">
     <w:name w:val="Subtitle"/>
     <w:basedOn w:val="Style_2_ch"/>
-    <w:link w:val="Style_52"/>
+    <w:link w:val="Style_50"/>
     <w:rPr>
       <w:rFonts w:asciiTheme="majorAscii" w:hAnsiTheme="majorHAnsi"/>
       <w:i w:val="1"/>
@@ -3892,31 +3728,11 @@
       <w:sz w:val="24"/>
     </w:rPr>
   </w:style>
-  <w:style w:styleId="Style_53" w:type="paragraph">
-    <w:name w:val="Book Title"/>
-    <w:basedOn w:val="Style_17"/>
-    <w:link w:val="Style_53_ch"/>
-    <w:rPr>
-      <w:b w:val="1"/>
-      <w:smallCaps w:val="1"/>
-      <w:spacing w:val="5"/>
-    </w:rPr>
-  </w:style>
-  <w:style w:styleId="Style_53_ch" w:type="character">
-    <w:name w:val="Book Title"/>
-    <w:basedOn w:val="Style_17_ch"/>
-    <w:link w:val="Style_53"/>
-    <w:rPr>
-      <w:b w:val="1"/>
-      <w:smallCaps w:val="1"/>
-      <w:spacing w:val="5"/>
-    </w:rPr>
-  </w:style>
-  <w:style w:styleId="Style_54" w:type="paragraph">
+  <w:style w:styleId="Style_51" w:type="paragraph">
     <w:name w:val="Title"/>
     <w:basedOn w:val="Style_2"/>
     <w:next w:val="Style_2"/>
-    <w:link w:val="Style_54_ch"/>
+    <w:link w:val="Style_51_ch"/>
     <w:uiPriority w:val="10"/>
     <w:qFormat/>
     <w:pPr>
@@ -3935,10 +3751,10 @@
       <w:sz w:val="52"/>
     </w:rPr>
   </w:style>
-  <w:style w:styleId="Style_54_ch" w:type="character">
+  <w:style w:styleId="Style_51_ch" w:type="character">
     <w:name w:val="Title"/>
     <w:basedOn w:val="Style_2_ch"/>
-    <w:link w:val="Style_54"/>
+    <w:link w:val="Style_51"/>
     <w:rPr>
       <w:rFonts w:asciiTheme="majorAscii" w:hAnsiTheme="majorHAnsi"/>
       <w:color w:themeColor="text2" w:themeShade="BF" w:val="17375E"/>
@@ -3946,11 +3762,11 @@
       <w:sz w:val="52"/>
     </w:rPr>
   </w:style>
-  <w:style w:styleId="Style_55" w:type="paragraph">
+  <w:style w:styleId="Style_52" w:type="paragraph">
     <w:name w:val="heading 4"/>
     <w:basedOn w:val="Style_2"/>
     <w:next w:val="Style_2"/>
-    <w:link w:val="Style_55_ch"/>
+    <w:link w:val="Style_52_ch"/>
     <w:uiPriority w:val="9"/>
     <w:qFormat/>
     <w:pPr>
@@ -3968,16 +3784,65 @@
       <w:color w:themeColor="accent1" w:val="4F81BD"/>
     </w:rPr>
   </w:style>
-  <w:style w:styleId="Style_55_ch" w:type="character">
+  <w:style w:styleId="Style_52_ch" w:type="character">
     <w:name w:val="heading 4"/>
     <w:basedOn w:val="Style_2_ch"/>
-    <w:link w:val="Style_55"/>
+    <w:link w:val="Style_52"/>
     <w:rPr>
       <w:rFonts w:asciiTheme="majorAscii" w:hAnsiTheme="majorHAnsi"/>
       <w:b w:val="1"/>
       <w:i w:val="1"/>
       <w:color w:themeColor="accent1" w:val="4F81BD"/>
     </w:rPr>
+  </w:style>
+  <w:style w:styleId="Style_53" w:type="paragraph">
+    <w:name w:val="List Number"/>
+    <w:basedOn w:val="Style_2"/>
+    <w:link w:val="Style_53_ch"/>
+    <w:pPr>
+      <w:widowControl w:val="1"/>
+      <w:numPr>
+        <w:numId w:val="5"/>
+      </w:numPr>
+      <w:ind/>
+      <w:contextualSpacing w:val="1"/>
+    </w:pPr>
+  </w:style>
+  <w:style w:styleId="Style_53_ch" w:type="character">
+    <w:name w:val="List Number"/>
+    <w:basedOn w:val="Style_2_ch"/>
+    <w:link w:val="Style_53"/>
+  </w:style>
+  <w:style w:styleId="Style_54" w:type="paragraph">
+    <w:name w:val="TOC Heading"/>
+    <w:basedOn w:val="Style_27"/>
+    <w:next w:val="Style_2"/>
+    <w:link w:val="Style_54_ch"/>
+    <w:pPr>
+      <w:widowControl w:val="1"/>
+      <w:ind/>
+      <w:outlineLvl w:val="8"/>
+    </w:pPr>
+  </w:style>
+  <w:style w:styleId="Style_54_ch" w:type="character">
+    <w:name w:val="TOC Heading"/>
+    <w:basedOn w:val="Style_27_ch"/>
+    <w:link w:val="Style_54"/>
+  </w:style>
+  <w:style w:styleId="Style_55" w:type="paragraph">
+    <w:name w:val="Body Text"/>
+    <w:basedOn w:val="Style_2"/>
+    <w:link w:val="Style_55_ch"/>
+    <w:pPr>
+      <w:widowControl w:val="1"/>
+      <w:spacing w:after="120"/>
+      <w:ind/>
+    </w:pPr>
+  </w:style>
+  <w:style w:styleId="Style_55_ch" w:type="character">
+    <w:name w:val="Body Text"/>
+    <w:basedOn w:val="Style_2_ch"/>
+    <w:link w:val="Style_55"/>
   </w:style>
   <w:style w:styleId="Style_56" w:type="paragraph">
     <w:name w:val="heading 2"/>
@@ -4013,26 +3878,10 @@
     </w:rPr>
   </w:style>
   <w:style w:styleId="Style_57" w:type="paragraph">
-    <w:name w:val="List Continue"/>
-    <w:basedOn w:val="Style_2"/>
-    <w:link w:val="Style_57_ch"/>
-    <w:pPr>
-      <w:widowControl w:val="1"/>
-      <w:spacing w:after="120"/>
-      <w:ind w:left="360"/>
-      <w:contextualSpacing w:val="1"/>
-    </w:pPr>
-  </w:style>
-  <w:style w:styleId="Style_57_ch" w:type="character">
-    <w:name w:val="List Continue"/>
-    <w:basedOn w:val="Style_2_ch"/>
-    <w:link w:val="Style_57"/>
-  </w:style>
-  <w:style w:styleId="Style_58" w:type="paragraph">
     <w:name w:val="heading 6"/>
     <w:basedOn w:val="Style_2"/>
     <w:next w:val="Style_2"/>
-    <w:link w:val="Style_58_ch"/>
+    <w:link w:val="Style_57_ch"/>
     <w:uiPriority w:val="9"/>
     <w:qFormat/>
     <w:pPr>
@@ -4049,29 +3898,50 @@
       <w:color w:themeColor="accent1" w:themeShade="7F" w:val="244061"/>
     </w:rPr>
   </w:style>
-  <w:style w:styleId="Style_58_ch" w:type="character">
+  <w:style w:styleId="Style_57_ch" w:type="character">
     <w:name w:val="heading 6"/>
     <w:basedOn w:val="Style_2_ch"/>
-    <w:link w:val="Style_58"/>
+    <w:link w:val="Style_57"/>
     <w:rPr>
       <w:rFonts w:asciiTheme="majorAscii" w:hAnsiTheme="majorHAnsi"/>
       <w:i w:val="1"/>
       <w:color w:themeColor="accent1" w:themeShade="7F" w:val="244061"/>
     </w:rPr>
   </w:style>
+  <w:style w:styleId="Style_58" w:type="paragraph">
+    <w:name w:val="List Bullet 2"/>
+    <w:basedOn w:val="Style_2"/>
+    <w:link w:val="Style_58_ch"/>
+    <w:pPr>
+      <w:widowControl w:val="1"/>
+      <w:numPr>
+        <w:numId w:val="6"/>
+      </w:numPr>
+      <w:ind/>
+      <w:contextualSpacing w:val="1"/>
+    </w:pPr>
+  </w:style>
+  <w:style w:styleId="Style_58_ch" w:type="character">
+    <w:name w:val="List Bullet 2"/>
+    <w:basedOn w:val="Style_2_ch"/>
+    <w:link w:val="Style_58"/>
+  </w:style>
   <w:style w:styleId="Style_59" w:type="table">
-    <w:name w:val="Dark List Accent 2"/>
-    <w:basedOn w:val="Style_60"/>
-    <w:pPr>
-      <w:widowControl w:val="1"/>
-      <w:spacing w:after="0" w:line="240" w:lineRule="auto"/>
-      <w:ind/>
-    </w:pPr>
-    <w:rPr>
-      <w:color w:themeColor="background1" w:val="FFFFFF"/>
-    </w:rPr>
-    <w:tblPr>
-      <w:tblInd w:type="dxa" w:w="0"/>
+    <w:name w:val="Light List Accent 2"/>
+    <w:basedOn w:val="Style_60"/>
+    <w:pPr>
+      <w:widowControl w:val="1"/>
+      <w:spacing w:after="0" w:line="240" w:lineRule="auto"/>
+      <w:ind/>
+    </w:pPr>
+    <w:tblPr>
+      <w:tblInd w:type="dxa" w:w="0"/>
+      <w:tblBorders>
+        <w:top w:sz="8" w:themeColor="accent2" w:val="single"/>
+        <w:left w:sz="8" w:themeColor="accent2" w:val="single"/>
+        <w:bottom w:sz="8" w:themeColor="accent2" w:val="single"/>
+        <w:right w:sz="8" w:themeColor="accent2" w:val="single"/>
+      </w:tblBorders>
       <w:tblCellMar>
         <w:top w:type="dxa" w:w="0"/>
         <w:left w:type="dxa" w:w="108"/>
@@ -4081,6 +3951,226 @@
     </w:tblPr>
   </w:style>
   <w:style w:styleId="Style_61" w:type="table">
+    <w:name w:val="Colorful Shading Accent 6"/>
+    <w:basedOn w:val="Style_60"/>
+    <w:pPr>
+      <w:widowControl w:val="1"/>
+      <w:spacing w:after="0" w:line="240" w:lineRule="auto"/>
+      <w:ind/>
+    </w:pPr>
+    <w:rPr>
+      <w:color w:themeColor="text1" w:val="000000"/>
+    </w:rPr>
+    <w:tblPr>
+      <w:tblInd w:type="dxa" w:w="0"/>
+      <w:tblBorders>
+        <w:top w:sz="24" w:themeColor="accent5" w:val="single"/>
+        <w:left w:sz="4" w:themeColor="accent6" w:val="single"/>
+        <w:bottom w:sz="4" w:themeColor="accent6" w:val="single"/>
+        <w:right w:sz="4" w:themeColor="accent6" w:val="single"/>
+        <w:insideH w:sz="4" w:themeColor="background1" w:val="single"/>
+        <w:insideV w:sz="4" w:themeColor="background1" w:val="single"/>
+      </w:tblBorders>
+      <w:tblCellMar>
+        <w:top w:type="dxa" w:w="0"/>
+        <w:left w:type="dxa" w:w="108"/>
+        <w:bottom w:type="dxa" w:w="0"/>
+        <w:right w:type="dxa" w:w="108"/>
+      </w:tblCellMar>
+    </w:tblPr>
+  </w:style>
+  <w:style w:styleId="Style_62" w:type="table">
+    <w:name w:val="Medium Shading 2 Accent 2"/>
+    <w:basedOn w:val="Style_60"/>
+    <w:pPr>
+      <w:widowControl w:val="1"/>
+      <w:spacing w:after="0" w:line="240" w:lineRule="auto"/>
+      <w:ind/>
+    </w:pPr>
+    <w:tblPr>
+      <w:tblInd w:type="dxa" w:w="0"/>
+      <w:tblBorders>
+        <w:top w:color="000000" w:sz="18" w:val="single"/>
+        <w:bottom w:color="000000" w:sz="18" w:val="single"/>
+      </w:tblBorders>
+      <w:tblCellMar>
+        <w:top w:type="dxa" w:w="0"/>
+        <w:left w:type="dxa" w:w="108"/>
+        <w:bottom w:type="dxa" w:w="0"/>
+        <w:right w:type="dxa" w:w="108"/>
+      </w:tblCellMar>
+    </w:tblPr>
+  </w:style>
+  <w:style w:styleId="Style_63" w:type="table">
+    <w:name w:val="Light Grid Accent 6"/>
+    <w:basedOn w:val="Style_60"/>
+    <w:pPr>
+      <w:widowControl w:val="1"/>
+      <w:spacing w:after="0" w:line="240" w:lineRule="auto"/>
+      <w:ind/>
+    </w:pPr>
+    <w:tblPr>
+      <w:tblInd w:type="dxa" w:w="0"/>
+      <w:tblBorders>
+        <w:top w:sz="8" w:themeColor="accent6" w:val="single"/>
+        <w:left w:sz="8" w:themeColor="accent6" w:val="single"/>
+        <w:bottom w:sz="8" w:themeColor="accent6" w:val="single"/>
+        <w:right w:sz="8" w:themeColor="accent6" w:val="single"/>
+        <w:insideH w:sz="8" w:themeColor="accent6" w:val="single"/>
+        <w:insideV w:sz="8" w:themeColor="accent6" w:val="single"/>
+      </w:tblBorders>
+      <w:tblCellMar>
+        <w:top w:type="dxa" w:w="0"/>
+        <w:left w:type="dxa" w:w="108"/>
+        <w:bottom w:type="dxa" w:w="0"/>
+        <w:right w:type="dxa" w:w="108"/>
+      </w:tblCellMar>
+    </w:tblPr>
+  </w:style>
+  <w:style w:styleId="Style_64" w:type="table">
+    <w:name w:val="Colorful Grid Accent 1"/>
+    <w:basedOn w:val="Style_60"/>
+    <w:pPr>
+      <w:widowControl w:val="1"/>
+      <w:spacing w:after="0" w:line="240" w:lineRule="auto"/>
+      <w:ind/>
+    </w:pPr>
+    <w:rPr>
+      <w:color w:themeColor="text1" w:val="000000"/>
+    </w:rPr>
+    <w:tblPr>
+      <w:tblInd w:type="dxa" w:w="0"/>
+      <w:tblBorders>
+        <w:insideH w:sz="4" w:themeColor="background1" w:val="single"/>
+      </w:tblBorders>
+      <w:tblCellMar>
+        <w:top w:type="dxa" w:w="0"/>
+        <w:left w:type="dxa" w:w="108"/>
+        <w:bottom w:type="dxa" w:w="0"/>
+        <w:right w:type="dxa" w:w="108"/>
+      </w:tblCellMar>
+    </w:tblPr>
+  </w:style>
+  <w:style w:styleId="Style_65" w:type="table">
+    <w:name w:val="Light List Accent 6"/>
+    <w:basedOn w:val="Style_60"/>
+    <w:pPr>
+      <w:widowControl w:val="1"/>
+      <w:spacing w:after="0" w:line="240" w:lineRule="auto"/>
+      <w:ind/>
+    </w:pPr>
+    <w:tblPr>
+      <w:tblInd w:type="dxa" w:w="0"/>
+      <w:tblBorders>
+        <w:top w:sz="8" w:themeColor="accent6" w:val="single"/>
+        <w:left w:sz="8" w:themeColor="accent6" w:val="single"/>
+        <w:bottom w:sz="8" w:themeColor="accent6" w:val="single"/>
+        <w:right w:sz="8" w:themeColor="accent6" w:val="single"/>
+      </w:tblBorders>
+      <w:tblCellMar>
+        <w:top w:type="dxa" w:w="0"/>
+        <w:left w:type="dxa" w:w="108"/>
+        <w:bottom w:type="dxa" w:w="0"/>
+        <w:right w:type="dxa" w:w="108"/>
+      </w:tblCellMar>
+    </w:tblPr>
+  </w:style>
+  <w:style w:styleId="Style_66" w:type="table">
+    <w:name w:val="Medium Grid 1"/>
+    <w:basedOn w:val="Style_60"/>
+    <w:pPr>
+      <w:widowControl w:val="1"/>
+      <w:spacing w:after="0" w:line="240" w:lineRule="auto"/>
+      <w:ind/>
+    </w:pPr>
+    <w:tblPr>
+      <w:tblInd w:type="dxa" w:w="0"/>
+      <w:tblBorders>
+        <w:top w:sz="8" w:themeColor="text1" w:themeTint="BF" w:val="single"/>
+        <w:left w:sz="8" w:themeColor="text1" w:themeTint="BF" w:val="single"/>
+        <w:bottom w:sz="8" w:themeColor="text1" w:themeTint="BF" w:val="single"/>
+        <w:right w:sz="8" w:themeColor="text1" w:themeTint="BF" w:val="single"/>
+        <w:insideH w:sz="8" w:themeColor="text1" w:themeTint="BF" w:val="single"/>
+        <w:insideV w:sz="8" w:themeColor="text1" w:themeTint="BF" w:val="single"/>
+      </w:tblBorders>
+      <w:tblCellMar>
+        <w:top w:type="dxa" w:w="0"/>
+        <w:left w:type="dxa" w:w="108"/>
+        <w:bottom w:type="dxa" w:w="0"/>
+        <w:right w:type="dxa" w:w="108"/>
+      </w:tblCellMar>
+    </w:tblPr>
+  </w:style>
+  <w:style w:styleId="Style_67" w:type="table">
+    <w:name w:val="Colorful List Accent 6"/>
+    <w:basedOn w:val="Style_60"/>
+    <w:pPr>
+      <w:widowControl w:val="1"/>
+      <w:spacing w:after="0" w:line="240" w:lineRule="auto"/>
+      <w:ind/>
+    </w:pPr>
+    <w:rPr>
+      <w:color w:themeColor="text1" w:val="000000"/>
+    </w:rPr>
+    <w:tblPr>
+      <w:tblInd w:type="dxa" w:w="0"/>
+      <w:tblCellMar>
+        <w:top w:type="dxa" w:w="0"/>
+        <w:left w:type="dxa" w:w="108"/>
+        <w:bottom w:type="dxa" w:w="0"/>
+        <w:right w:type="dxa" w:w="108"/>
+      </w:tblCellMar>
+    </w:tblPr>
+  </w:style>
+  <w:style w:styleId="Style_68" w:type="table">
+    <w:name w:val="Colorful Grid Accent 6"/>
+    <w:basedOn w:val="Style_60"/>
+    <w:pPr>
+      <w:widowControl w:val="1"/>
+      <w:spacing w:after="0" w:line="240" w:lineRule="auto"/>
+      <w:ind/>
+    </w:pPr>
+    <w:rPr>
+      <w:color w:themeColor="text1" w:val="000000"/>
+    </w:rPr>
+    <w:tblPr>
+      <w:tblInd w:type="dxa" w:w="0"/>
+      <w:tblBorders>
+        <w:insideH w:sz="4" w:themeColor="background1" w:val="single"/>
+      </w:tblBorders>
+      <w:tblCellMar>
+        <w:top w:type="dxa" w:w="0"/>
+        <w:left w:type="dxa" w:w="108"/>
+        <w:bottom w:type="dxa" w:w="0"/>
+        <w:right w:type="dxa" w:w="108"/>
+      </w:tblCellMar>
+    </w:tblPr>
+  </w:style>
+  <w:style w:styleId="Style_69" w:type="table">
+    <w:name w:val="Light List Accent 3"/>
+    <w:basedOn w:val="Style_60"/>
+    <w:pPr>
+      <w:widowControl w:val="1"/>
+      <w:spacing w:after="0" w:line="240" w:lineRule="auto"/>
+      <w:ind/>
+    </w:pPr>
+    <w:tblPr>
+      <w:tblInd w:type="dxa" w:w="0"/>
+      <w:tblBorders>
+        <w:top w:sz="8" w:themeColor="accent3" w:val="single"/>
+        <w:left w:sz="8" w:themeColor="accent3" w:val="single"/>
+        <w:bottom w:sz="8" w:themeColor="accent3" w:val="single"/>
+        <w:right w:sz="8" w:themeColor="accent3" w:val="single"/>
+      </w:tblBorders>
+      <w:tblCellMar>
+        <w:top w:type="dxa" w:w="0"/>
+        <w:left w:type="dxa" w:w="108"/>
+        <w:bottom w:type="dxa" w:w="0"/>
+        <w:right w:type="dxa" w:w="108"/>
+      </w:tblCellMar>
+    </w:tblPr>
+  </w:style>
+  <w:style w:styleId="Style_70" w:type="table">
     <w:name w:val="Medium List 1 Accent 2"/>
     <w:basedOn w:val="Style_60"/>
     <w:pPr>
@@ -4105,7 +4195,119 @@
       </w:tblCellMar>
     </w:tblPr>
   </w:style>
-  <w:style w:styleId="Style_62" w:type="table">
+  <w:style w:styleId="Style_71" w:type="table">
+    <w:name w:val="Light List"/>
+    <w:basedOn w:val="Style_60"/>
+    <w:pPr>
+      <w:widowControl w:val="1"/>
+      <w:spacing w:after="0" w:line="240" w:lineRule="auto"/>
+      <w:ind/>
+    </w:pPr>
+    <w:tblPr>
+      <w:tblInd w:type="dxa" w:w="0"/>
+      <w:tblBorders>
+        <w:top w:sz="8" w:themeColor="text1" w:val="single"/>
+        <w:left w:sz="8" w:themeColor="text1" w:val="single"/>
+        <w:bottom w:sz="8" w:themeColor="text1" w:val="single"/>
+        <w:right w:sz="8" w:themeColor="text1" w:val="single"/>
+      </w:tblBorders>
+      <w:tblCellMar>
+        <w:top w:type="dxa" w:w="0"/>
+        <w:left w:type="dxa" w:w="108"/>
+        <w:bottom w:type="dxa" w:w="0"/>
+        <w:right w:type="dxa" w:w="108"/>
+      </w:tblCellMar>
+    </w:tblPr>
+  </w:style>
+  <w:style w:styleId="Style_72" w:type="table">
+    <w:name w:val="Medium Grid 2 Accent 4"/>
+    <w:basedOn w:val="Style_60"/>
+    <w:pPr>
+      <w:widowControl w:val="1"/>
+      <w:spacing w:after="0" w:line="240" w:lineRule="auto"/>
+      <w:ind/>
+    </w:pPr>
+    <w:rPr>
+      <w:rFonts w:asciiTheme="majorAscii" w:hAnsiTheme="majorHAnsi"/>
+      <w:color w:themeColor="text1" w:val="000000"/>
+    </w:rPr>
+    <w:tblPr>
+      <w:tblInd w:type="dxa" w:w="0"/>
+      <w:tblBorders>
+        <w:top w:sz="8" w:themeColor="accent4" w:val="single"/>
+        <w:left w:sz="8" w:themeColor="accent4" w:val="single"/>
+        <w:bottom w:sz="8" w:themeColor="accent4" w:val="single"/>
+        <w:right w:sz="8" w:themeColor="accent4" w:val="single"/>
+        <w:insideH w:sz="8" w:themeColor="accent4" w:val="single"/>
+        <w:insideV w:sz="8" w:themeColor="accent4" w:val="single"/>
+      </w:tblBorders>
+      <w:tblCellMar>
+        <w:top w:type="dxa" w:w="0"/>
+        <w:left w:type="dxa" w:w="108"/>
+        <w:bottom w:type="dxa" w:w="0"/>
+        <w:right w:type="dxa" w:w="108"/>
+      </w:tblCellMar>
+    </w:tblPr>
+  </w:style>
+  <w:style w:styleId="Style_73" w:type="table">
+    <w:name w:val="Medium List 2 Accent 4"/>
+    <w:basedOn w:val="Style_60"/>
+    <w:pPr>
+      <w:widowControl w:val="1"/>
+      <w:spacing w:after="0" w:line="240" w:lineRule="auto"/>
+      <w:ind/>
+    </w:pPr>
+    <w:rPr>
+      <w:rFonts w:asciiTheme="majorAscii" w:hAnsiTheme="majorHAnsi"/>
+      <w:color w:themeColor="text1" w:val="000000"/>
+    </w:rPr>
+    <w:tblPr>
+      <w:tblInd w:type="dxa" w:w="0"/>
+      <w:tblBorders>
+        <w:top w:sz="8" w:themeColor="accent4" w:val="single"/>
+        <w:left w:sz="8" w:themeColor="accent4" w:val="single"/>
+        <w:bottom w:sz="8" w:themeColor="accent4" w:val="single"/>
+        <w:right w:sz="8" w:themeColor="accent4" w:val="single"/>
+      </w:tblBorders>
+      <w:tblCellMar>
+        <w:top w:type="dxa" w:w="0"/>
+        <w:left w:type="dxa" w:w="108"/>
+        <w:bottom w:type="dxa" w:w="0"/>
+        <w:right w:type="dxa" w:w="108"/>
+      </w:tblCellMar>
+    </w:tblPr>
+  </w:style>
+  <w:style w:styleId="Style_74" w:type="table">
+    <w:name w:val="Medium Grid 2 Accent 1"/>
+    <w:basedOn w:val="Style_60"/>
+    <w:pPr>
+      <w:widowControl w:val="1"/>
+      <w:spacing w:after="0" w:line="240" w:lineRule="auto"/>
+      <w:ind/>
+    </w:pPr>
+    <w:rPr>
+      <w:rFonts w:asciiTheme="majorAscii" w:hAnsiTheme="majorHAnsi"/>
+      <w:color w:themeColor="text1" w:val="000000"/>
+    </w:rPr>
+    <w:tblPr>
+      <w:tblInd w:type="dxa" w:w="0"/>
+      <w:tblBorders>
+        <w:top w:sz="8" w:themeColor="accent1" w:val="single"/>
+        <w:left w:sz="8" w:themeColor="accent1" w:val="single"/>
+        <w:bottom w:sz="8" w:themeColor="accent1" w:val="single"/>
+        <w:right w:sz="8" w:themeColor="accent1" w:val="single"/>
+        <w:insideH w:sz="8" w:themeColor="accent1" w:val="single"/>
+        <w:insideV w:sz="8" w:themeColor="accent1" w:val="single"/>
+      </w:tblBorders>
+      <w:tblCellMar>
+        <w:top w:type="dxa" w:w="0"/>
+        <w:left w:type="dxa" w:w="108"/>
+        <w:bottom w:type="dxa" w:w="0"/>
+        <w:right w:type="dxa" w:w="108"/>
+      </w:tblCellMar>
+    </w:tblPr>
+  </w:style>
+  <w:style w:styleId="Style_75" w:type="table">
     <w:name w:val="Dark List Accent 5"/>
     <w:basedOn w:val="Style_60"/>
     <w:pPr>
@@ -4126,7 +4328,82 @@
       </w:tblCellMar>
     </w:tblPr>
   </w:style>
-  <w:style w:styleId="Style_63" w:type="table">
+  <w:style w:styleId="Style_76" w:type="table">
+    <w:name w:val="Dark List Accent 3"/>
+    <w:basedOn w:val="Style_60"/>
+    <w:pPr>
+      <w:widowControl w:val="1"/>
+      <w:spacing w:after="0" w:line="240" w:lineRule="auto"/>
+      <w:ind/>
+    </w:pPr>
+    <w:rPr>
+      <w:color w:themeColor="background1" w:val="FFFFFF"/>
+    </w:rPr>
+    <w:tblPr>
+      <w:tblInd w:type="dxa" w:w="0"/>
+      <w:tblCellMar>
+        <w:top w:type="dxa" w:w="0"/>
+        <w:left w:type="dxa" w:w="108"/>
+        <w:bottom w:type="dxa" w:w="0"/>
+        <w:right w:type="dxa" w:w="108"/>
+      </w:tblCellMar>
+    </w:tblPr>
+  </w:style>
+  <w:style w:styleId="Style_77" w:type="table">
+    <w:name w:val="Medium Shading 1 Accent 1"/>
+    <w:basedOn w:val="Style_60"/>
+    <w:pPr>
+      <w:widowControl w:val="1"/>
+      <w:spacing w:after="0" w:line="240" w:lineRule="auto"/>
+      <w:ind/>
+    </w:pPr>
+    <w:tblPr>
+      <w:tblInd w:type="dxa" w:w="0"/>
+      <w:tblBorders>
+        <w:top w:sz="8" w:themeColor="accent1" w:themeTint="BF" w:val="single"/>
+        <w:left w:sz="8" w:themeColor="accent1" w:themeTint="BF" w:val="single"/>
+        <w:bottom w:sz="8" w:themeColor="accent1" w:themeTint="BF" w:val="single"/>
+        <w:right w:sz="8" w:themeColor="accent1" w:themeTint="BF" w:val="single"/>
+        <w:insideH w:sz="8" w:themeColor="accent1" w:themeTint="BF" w:val="single"/>
+      </w:tblBorders>
+      <w:tblCellMar>
+        <w:top w:type="dxa" w:w="0"/>
+        <w:left w:type="dxa" w:w="108"/>
+        <w:bottom w:type="dxa" w:w="0"/>
+        <w:right w:type="dxa" w:w="108"/>
+      </w:tblCellMar>
+    </w:tblPr>
+  </w:style>
+  <w:style w:styleId="Style_78" w:type="table">
+    <w:name w:val="Colorful Shading Accent 2"/>
+    <w:basedOn w:val="Style_60"/>
+    <w:pPr>
+      <w:widowControl w:val="1"/>
+      <w:spacing w:after="0" w:line="240" w:lineRule="auto"/>
+      <w:ind/>
+    </w:pPr>
+    <w:rPr>
+      <w:color w:themeColor="text1" w:val="000000"/>
+    </w:rPr>
+    <w:tblPr>
+      <w:tblInd w:type="dxa" w:w="0"/>
+      <w:tblBorders>
+        <w:top w:sz="24" w:themeColor="accent2" w:val="single"/>
+        <w:left w:sz="4" w:themeColor="accent2" w:val="single"/>
+        <w:bottom w:sz="4" w:themeColor="accent2" w:val="single"/>
+        <w:right w:sz="4" w:themeColor="accent2" w:val="single"/>
+        <w:insideH w:sz="4" w:themeColor="background1" w:val="single"/>
+        <w:insideV w:sz="4" w:themeColor="background1" w:val="single"/>
+      </w:tblBorders>
+      <w:tblCellMar>
+        <w:top w:type="dxa" w:w="0"/>
+        <w:left w:type="dxa" w:w="108"/>
+        <w:bottom w:type="dxa" w:w="0"/>
+        <w:right w:type="dxa" w:w="108"/>
+      </w:tblCellMar>
+    </w:tblPr>
+  </w:style>
+  <w:style w:styleId="Style_79" w:type="table">
     <w:name w:val="Light Shading"/>
     <w:basedOn w:val="Style_60"/>
     <w:pPr>
@@ -4151,8 +4428,734 @@
       </w:tblCellMar>
     </w:tblPr>
   </w:style>
-  <w:style w:styleId="Style_64" w:type="table">
-    <w:name w:val="Medium List 2 Accent 5"/>
+  <w:style w:styleId="Style_80" w:type="table">
+    <w:name w:val="Medium Grid 3 Accent 4"/>
+    <w:basedOn w:val="Style_60"/>
+    <w:pPr>
+      <w:widowControl w:val="1"/>
+      <w:spacing w:after="0" w:line="240" w:lineRule="auto"/>
+      <w:ind/>
+    </w:pPr>
+    <w:tblPr>
+      <w:tblInd w:type="dxa" w:w="0"/>
+      <w:tblBorders>
+        <w:top w:sz="8" w:themeColor="background1" w:val="single"/>
+        <w:left w:sz="8" w:themeColor="background1" w:val="single"/>
+        <w:bottom w:sz="8" w:themeColor="background1" w:val="single"/>
+        <w:right w:sz="8" w:themeColor="background1" w:val="single"/>
+        <w:insideH w:sz="6" w:themeColor="background1" w:val="single"/>
+        <w:insideV w:sz="6" w:themeColor="background1" w:val="single"/>
+      </w:tblBorders>
+      <w:tblCellMar>
+        <w:top w:type="dxa" w:w="0"/>
+        <w:left w:type="dxa" w:w="108"/>
+        <w:bottom w:type="dxa" w:w="0"/>
+        <w:right w:type="dxa" w:w="108"/>
+      </w:tblCellMar>
+    </w:tblPr>
+  </w:style>
+  <w:style w:styleId="Style_81" w:type="table">
+    <w:name w:val="Light List Accent 4"/>
+    <w:basedOn w:val="Style_60"/>
+    <w:pPr>
+      <w:widowControl w:val="1"/>
+      <w:spacing w:after="0" w:line="240" w:lineRule="auto"/>
+      <w:ind/>
+    </w:pPr>
+    <w:tblPr>
+      <w:tblInd w:type="dxa" w:w="0"/>
+      <w:tblBorders>
+        <w:top w:sz="8" w:themeColor="accent4" w:val="single"/>
+        <w:left w:sz="8" w:themeColor="accent4" w:val="single"/>
+        <w:bottom w:sz="8" w:themeColor="accent4" w:val="single"/>
+        <w:right w:sz="8" w:themeColor="accent4" w:val="single"/>
+      </w:tblBorders>
+      <w:tblCellMar>
+        <w:top w:type="dxa" w:w="0"/>
+        <w:left w:type="dxa" w:w="108"/>
+        <w:bottom w:type="dxa" w:w="0"/>
+        <w:right w:type="dxa" w:w="108"/>
+      </w:tblCellMar>
+    </w:tblPr>
+  </w:style>
+  <w:style w:styleId="Style_82" w:type="table">
+    <w:name w:val="Medium Shading 1 Accent 5"/>
+    <w:basedOn w:val="Style_60"/>
+    <w:pPr>
+      <w:widowControl w:val="1"/>
+      <w:spacing w:after="0" w:line="240" w:lineRule="auto"/>
+      <w:ind/>
+    </w:pPr>
+    <w:tblPr>
+      <w:tblInd w:type="dxa" w:w="0"/>
+      <w:tblBorders>
+        <w:top w:sz="8" w:themeColor="accent5" w:themeTint="BF" w:val="single"/>
+        <w:left w:sz="8" w:themeColor="accent5" w:themeTint="BF" w:val="single"/>
+        <w:bottom w:sz="8" w:themeColor="accent5" w:themeTint="BF" w:val="single"/>
+        <w:right w:sz="8" w:themeColor="accent5" w:themeTint="BF" w:val="single"/>
+        <w:insideH w:sz="8" w:themeColor="accent5" w:themeTint="BF" w:val="single"/>
+      </w:tblBorders>
+      <w:tblCellMar>
+        <w:top w:type="dxa" w:w="0"/>
+        <w:left w:type="dxa" w:w="108"/>
+        <w:bottom w:type="dxa" w:w="0"/>
+        <w:right w:type="dxa" w:w="108"/>
+      </w:tblCellMar>
+    </w:tblPr>
+  </w:style>
+  <w:style w:styleId="Style_83" w:type="table">
+    <w:name w:val="Colorful List Accent 3"/>
+    <w:basedOn w:val="Style_60"/>
+    <w:pPr>
+      <w:widowControl w:val="1"/>
+      <w:spacing w:after="0" w:line="240" w:lineRule="auto"/>
+      <w:ind/>
+    </w:pPr>
+    <w:rPr>
+      <w:color w:themeColor="text1" w:val="000000"/>
+    </w:rPr>
+    <w:tblPr>
+      <w:tblInd w:type="dxa" w:w="0"/>
+      <w:tblCellMar>
+        <w:top w:type="dxa" w:w="0"/>
+        <w:left w:type="dxa" w:w="108"/>
+        <w:bottom w:type="dxa" w:w="0"/>
+        <w:right w:type="dxa" w:w="108"/>
+      </w:tblCellMar>
+    </w:tblPr>
+  </w:style>
+  <w:style w:styleId="Style_84" w:type="table">
+    <w:name w:val="Medium Shading 1"/>
+    <w:basedOn w:val="Style_60"/>
+    <w:pPr>
+      <w:widowControl w:val="1"/>
+      <w:spacing w:after="0" w:line="240" w:lineRule="auto"/>
+      <w:ind/>
+    </w:pPr>
+    <w:tblPr>
+      <w:tblInd w:type="dxa" w:w="0"/>
+      <w:tblBorders>
+        <w:top w:sz="8" w:themeColor="text1" w:themeTint="BF" w:val="single"/>
+        <w:left w:sz="8" w:themeColor="text1" w:themeTint="BF" w:val="single"/>
+        <w:bottom w:sz="8" w:themeColor="text1" w:themeTint="BF" w:val="single"/>
+        <w:right w:sz="8" w:themeColor="text1" w:themeTint="BF" w:val="single"/>
+        <w:insideH w:sz="8" w:themeColor="text1" w:themeTint="BF" w:val="single"/>
+      </w:tblBorders>
+      <w:tblCellMar>
+        <w:top w:type="dxa" w:w="0"/>
+        <w:left w:type="dxa" w:w="108"/>
+        <w:bottom w:type="dxa" w:w="0"/>
+        <w:right w:type="dxa" w:w="108"/>
+      </w:tblCellMar>
+    </w:tblPr>
+  </w:style>
+  <w:style w:styleId="Style_85" w:type="table">
+    <w:name w:val="Medium Grid 3 Accent 5"/>
+    <w:basedOn w:val="Style_60"/>
+    <w:pPr>
+      <w:widowControl w:val="1"/>
+      <w:spacing w:after="0" w:line="240" w:lineRule="auto"/>
+      <w:ind/>
+    </w:pPr>
+    <w:tblPr>
+      <w:tblInd w:type="dxa" w:w="0"/>
+      <w:tblBorders>
+        <w:top w:sz="8" w:themeColor="background1" w:val="single"/>
+        <w:left w:sz="8" w:themeColor="background1" w:val="single"/>
+        <w:bottom w:sz="8" w:themeColor="background1" w:val="single"/>
+        <w:right w:sz="8" w:themeColor="background1" w:val="single"/>
+        <w:insideH w:sz="6" w:themeColor="background1" w:val="single"/>
+        <w:insideV w:sz="6" w:themeColor="background1" w:val="single"/>
+      </w:tblBorders>
+      <w:tblCellMar>
+        <w:top w:type="dxa" w:w="0"/>
+        <w:left w:type="dxa" w:w="108"/>
+        <w:bottom w:type="dxa" w:w="0"/>
+        <w:right w:type="dxa" w:w="108"/>
+      </w:tblCellMar>
+    </w:tblPr>
+  </w:style>
+  <w:style w:styleId="Style_86" w:type="table">
+    <w:name w:val="Medium List 2 Accent 1"/>
+    <w:basedOn w:val="Style_60"/>
+    <w:pPr>
+      <w:widowControl w:val="1"/>
+      <w:spacing w:after="0" w:line="240" w:lineRule="auto"/>
+      <w:ind/>
+    </w:pPr>
+    <w:rPr>
+      <w:rFonts w:asciiTheme="majorAscii" w:hAnsiTheme="majorHAnsi"/>
+      <w:color w:themeColor="text1" w:val="000000"/>
+    </w:rPr>
+    <w:tblPr>
+      <w:tblInd w:type="dxa" w:w="0"/>
+      <w:tblBorders>
+        <w:top w:sz="8" w:themeColor="accent1" w:val="single"/>
+        <w:left w:sz="8" w:themeColor="accent1" w:val="single"/>
+        <w:bottom w:sz="8" w:themeColor="accent1" w:val="single"/>
+        <w:right w:sz="8" w:themeColor="accent1" w:val="single"/>
+      </w:tblBorders>
+      <w:tblCellMar>
+        <w:top w:type="dxa" w:w="0"/>
+        <w:left w:type="dxa" w:w="108"/>
+        <w:bottom w:type="dxa" w:w="0"/>
+        <w:right w:type="dxa" w:w="108"/>
+      </w:tblCellMar>
+    </w:tblPr>
+  </w:style>
+  <w:style w:styleId="Style_87" w:type="table">
+    <w:name w:val="Medium List 1"/>
+    <w:basedOn w:val="Style_60"/>
+    <w:pPr>
+      <w:widowControl w:val="1"/>
+      <w:spacing w:after="0" w:line="240" w:lineRule="auto"/>
+      <w:ind/>
+    </w:pPr>
+    <w:rPr>
+      <w:color w:themeColor="text1" w:val="000000"/>
+    </w:rPr>
+    <w:tblPr>
+      <w:tblInd w:type="dxa" w:w="0"/>
+      <w:tblBorders>
+        <w:top w:sz="8" w:themeColor="text1" w:val="single"/>
+        <w:bottom w:sz="8" w:themeColor="text1" w:val="single"/>
+      </w:tblBorders>
+      <w:tblCellMar>
+        <w:top w:type="dxa" w:w="0"/>
+        <w:left w:type="dxa" w:w="108"/>
+        <w:bottom w:type="dxa" w:w="0"/>
+        <w:right w:type="dxa" w:w="108"/>
+      </w:tblCellMar>
+    </w:tblPr>
+  </w:style>
+  <w:style w:styleId="Style_88" w:type="table">
+    <w:name w:val="Light Shading Accent 2"/>
+    <w:basedOn w:val="Style_60"/>
+    <w:pPr>
+      <w:widowControl w:val="1"/>
+      <w:spacing w:after="0" w:line="240" w:lineRule="auto"/>
+      <w:ind/>
+    </w:pPr>
+    <w:rPr>
+      <w:color w:themeColor="accent2" w:themeShade="BF" w:val="953735"/>
+    </w:rPr>
+    <w:tblPr>
+      <w:tblInd w:type="dxa" w:w="0"/>
+      <w:tblBorders>
+        <w:top w:sz="8" w:themeColor="accent2" w:val="single"/>
+        <w:bottom w:sz="8" w:themeColor="accent2" w:val="single"/>
+      </w:tblBorders>
+      <w:tblCellMar>
+        <w:top w:type="dxa" w:w="0"/>
+        <w:left w:type="dxa" w:w="108"/>
+        <w:bottom w:type="dxa" w:w="0"/>
+        <w:right w:type="dxa" w:w="108"/>
+      </w:tblCellMar>
+    </w:tblPr>
+  </w:style>
+  <w:style w:styleId="Style_89" w:type="table">
+    <w:name w:val="Dark List Accent 2"/>
+    <w:basedOn w:val="Style_60"/>
+    <w:pPr>
+      <w:widowControl w:val="1"/>
+      <w:spacing w:after="0" w:line="240" w:lineRule="auto"/>
+      <w:ind/>
+    </w:pPr>
+    <w:rPr>
+      <w:color w:themeColor="background1" w:val="FFFFFF"/>
+    </w:rPr>
+    <w:tblPr>
+      <w:tblInd w:type="dxa" w:w="0"/>
+      <w:tblCellMar>
+        <w:top w:type="dxa" w:w="0"/>
+        <w:left w:type="dxa" w:w="108"/>
+        <w:bottom w:type="dxa" w:w="0"/>
+        <w:right w:type="dxa" w:w="108"/>
+      </w:tblCellMar>
+    </w:tblPr>
+  </w:style>
+  <w:style w:styleId="Style_90" w:type="table">
+    <w:name w:val="Medium Shading 2 Accent 6"/>
+    <w:basedOn w:val="Style_60"/>
+    <w:pPr>
+      <w:widowControl w:val="1"/>
+      <w:spacing w:after="0" w:line="240" w:lineRule="auto"/>
+      <w:ind/>
+    </w:pPr>
+    <w:tblPr>
+      <w:tblInd w:type="dxa" w:w="0"/>
+      <w:tblBorders>
+        <w:top w:color="000000" w:sz="18" w:val="single"/>
+        <w:bottom w:color="000000" w:sz="18" w:val="single"/>
+      </w:tblBorders>
+      <w:tblCellMar>
+        <w:top w:type="dxa" w:w="0"/>
+        <w:left w:type="dxa" w:w="108"/>
+        <w:bottom w:type="dxa" w:w="0"/>
+        <w:right w:type="dxa" w:w="108"/>
+      </w:tblCellMar>
+    </w:tblPr>
+  </w:style>
+  <w:style w:styleId="Style_91" w:type="table">
+    <w:name w:val="Colorful List Accent 1"/>
+    <w:basedOn w:val="Style_60"/>
+    <w:pPr>
+      <w:widowControl w:val="1"/>
+      <w:spacing w:after="0" w:line="240" w:lineRule="auto"/>
+      <w:ind/>
+    </w:pPr>
+    <w:rPr>
+      <w:color w:themeColor="text1" w:val="000000"/>
+    </w:rPr>
+    <w:tblPr>
+      <w:tblInd w:type="dxa" w:w="0"/>
+      <w:tblCellMar>
+        <w:top w:type="dxa" w:w="0"/>
+        <w:left w:type="dxa" w:w="108"/>
+        <w:bottom w:type="dxa" w:w="0"/>
+        <w:right w:type="dxa" w:w="108"/>
+      </w:tblCellMar>
+    </w:tblPr>
+  </w:style>
+  <w:style w:default="1" w:styleId="Style_60" w:type="table">
+    <w:name w:val="Normal Table"/>
+    <w:tblPr>
+      <w:tblInd w:type="dxa" w:w="0"/>
+      <w:tblCellMar>
+        <w:top w:type="dxa" w:w="0"/>
+        <w:left w:type="dxa" w:w="108"/>
+        <w:bottom w:type="dxa" w:w="0"/>
+        <w:right w:type="dxa" w:w="108"/>
+      </w:tblCellMar>
+    </w:tblPr>
+  </w:style>
+  <w:style w:styleId="Style_92" w:type="table">
+    <w:name w:val="Medium Shading 2 Accent 1"/>
+    <w:basedOn w:val="Style_60"/>
+    <w:pPr>
+      <w:widowControl w:val="1"/>
+      <w:spacing w:after="0" w:line="240" w:lineRule="auto"/>
+      <w:ind/>
+    </w:pPr>
+    <w:tblPr>
+      <w:tblInd w:type="dxa" w:w="0"/>
+      <w:tblBorders>
+        <w:top w:color="000000" w:sz="18" w:val="single"/>
+        <w:bottom w:color="000000" w:sz="18" w:val="single"/>
+      </w:tblBorders>
+      <w:tblCellMar>
+        <w:top w:type="dxa" w:w="0"/>
+        <w:left w:type="dxa" w:w="108"/>
+        <w:bottom w:type="dxa" w:w="0"/>
+        <w:right w:type="dxa" w:w="108"/>
+      </w:tblCellMar>
+    </w:tblPr>
+  </w:style>
+  <w:style w:styleId="Style_93" w:type="table">
+    <w:name w:val="Light Shading Accent 3"/>
+    <w:basedOn w:val="Style_60"/>
+    <w:pPr>
+      <w:widowControl w:val="1"/>
+      <w:spacing w:after="0" w:line="240" w:lineRule="auto"/>
+      <w:ind/>
+    </w:pPr>
+    <w:rPr>
+      <w:color w:themeColor="accent3" w:themeShade="BF" w:val="76933C"/>
+    </w:rPr>
+    <w:tblPr>
+      <w:tblInd w:type="dxa" w:w="0"/>
+      <w:tblBorders>
+        <w:top w:sz="8" w:themeColor="accent3" w:val="single"/>
+        <w:bottom w:sz="8" w:themeColor="accent3" w:val="single"/>
+      </w:tblBorders>
+      <w:tblCellMar>
+        <w:top w:type="dxa" w:w="0"/>
+        <w:left w:type="dxa" w:w="108"/>
+        <w:bottom w:type="dxa" w:w="0"/>
+        <w:right w:type="dxa" w:w="108"/>
+      </w:tblCellMar>
+    </w:tblPr>
+  </w:style>
+  <w:style w:styleId="Style_94" w:type="table">
+    <w:name w:val="Medium List 1 Accent 1"/>
+    <w:basedOn w:val="Style_60"/>
+    <w:pPr>
+      <w:widowControl w:val="1"/>
+      <w:spacing w:after="0" w:line="240" w:lineRule="auto"/>
+      <w:ind/>
+    </w:pPr>
+    <w:rPr>
+      <w:color w:themeColor="text1" w:val="000000"/>
+    </w:rPr>
+    <w:tblPr>
+      <w:tblInd w:type="dxa" w:w="0"/>
+      <w:tblBorders>
+        <w:top w:sz="8" w:themeColor="accent1" w:val="single"/>
+        <w:bottom w:sz="8" w:themeColor="accent1" w:val="single"/>
+      </w:tblBorders>
+      <w:tblCellMar>
+        <w:top w:type="dxa" w:w="0"/>
+        <w:left w:type="dxa" w:w="108"/>
+        <w:bottom w:type="dxa" w:w="0"/>
+        <w:right w:type="dxa" w:w="108"/>
+      </w:tblCellMar>
+    </w:tblPr>
+  </w:style>
+  <w:style w:styleId="Style_95" w:type="table">
+    <w:name w:val="Medium Grid 2"/>
+    <w:basedOn w:val="Style_60"/>
+    <w:pPr>
+      <w:widowControl w:val="1"/>
+      <w:spacing w:after="0" w:line="240" w:lineRule="auto"/>
+      <w:ind/>
+    </w:pPr>
+    <w:rPr>
+      <w:rFonts w:asciiTheme="majorAscii" w:hAnsiTheme="majorHAnsi"/>
+      <w:color w:themeColor="text1" w:val="000000"/>
+    </w:rPr>
+    <w:tblPr>
+      <w:tblInd w:type="dxa" w:w="0"/>
+      <w:tblBorders>
+        <w:top w:sz="8" w:themeColor="text1" w:val="single"/>
+        <w:left w:sz="8" w:themeColor="text1" w:val="single"/>
+        <w:bottom w:sz="8" w:themeColor="text1" w:val="single"/>
+        <w:right w:sz="8" w:themeColor="text1" w:val="single"/>
+        <w:insideH w:sz="8" w:themeColor="text1" w:val="single"/>
+        <w:insideV w:sz="8" w:themeColor="text1" w:val="single"/>
+      </w:tblBorders>
+      <w:tblCellMar>
+        <w:top w:type="dxa" w:w="0"/>
+        <w:left w:type="dxa" w:w="108"/>
+        <w:bottom w:type="dxa" w:w="0"/>
+        <w:right w:type="dxa" w:w="108"/>
+      </w:tblCellMar>
+    </w:tblPr>
+  </w:style>
+  <w:style w:styleId="Style_96" w:type="table">
+    <w:name w:val="Colorful List Accent 5"/>
+    <w:basedOn w:val="Style_60"/>
+    <w:pPr>
+      <w:widowControl w:val="1"/>
+      <w:spacing w:after="0" w:line="240" w:lineRule="auto"/>
+      <w:ind/>
+    </w:pPr>
+    <w:rPr>
+      <w:color w:themeColor="text1" w:val="000000"/>
+    </w:rPr>
+    <w:tblPr>
+      <w:tblInd w:type="dxa" w:w="0"/>
+      <w:tblCellMar>
+        <w:top w:type="dxa" w:w="0"/>
+        <w:left w:type="dxa" w:w="108"/>
+        <w:bottom w:type="dxa" w:w="0"/>
+        <w:right w:type="dxa" w:w="108"/>
+      </w:tblCellMar>
+    </w:tblPr>
+  </w:style>
+  <w:style w:styleId="Style_97" w:type="table">
+    <w:name w:val="Light Shading Accent 4"/>
+    <w:basedOn w:val="Style_60"/>
+    <w:pPr>
+      <w:widowControl w:val="1"/>
+      <w:spacing w:after="0" w:line="240" w:lineRule="auto"/>
+      <w:ind/>
+    </w:pPr>
+    <w:rPr>
+      <w:color w:themeColor="accent4" w:themeShade="BF" w:val="604A7B"/>
+    </w:rPr>
+    <w:tblPr>
+      <w:tblInd w:type="dxa" w:w="0"/>
+      <w:tblBorders>
+        <w:top w:sz="8" w:themeColor="accent4" w:val="single"/>
+        <w:bottom w:sz="8" w:themeColor="accent4" w:val="single"/>
+      </w:tblBorders>
+      <w:tblCellMar>
+        <w:top w:type="dxa" w:w="0"/>
+        <w:left w:type="dxa" w:w="108"/>
+        <w:bottom w:type="dxa" w:w="0"/>
+        <w:right w:type="dxa" w:w="108"/>
+      </w:tblCellMar>
+    </w:tblPr>
+  </w:style>
+  <w:style w:styleId="Style_98" w:type="table">
+    <w:name w:val="Medium Shading 2 Accent 4"/>
+    <w:basedOn w:val="Style_60"/>
+    <w:pPr>
+      <w:widowControl w:val="1"/>
+      <w:spacing w:after="0" w:line="240" w:lineRule="auto"/>
+      <w:ind/>
+    </w:pPr>
+    <w:tblPr>
+      <w:tblInd w:type="dxa" w:w="0"/>
+      <w:tblBorders>
+        <w:top w:color="000000" w:sz="18" w:val="single"/>
+        <w:bottom w:color="000000" w:sz="18" w:val="single"/>
+      </w:tblBorders>
+      <w:tblCellMar>
+        <w:top w:type="dxa" w:w="0"/>
+        <w:left w:type="dxa" w:w="108"/>
+        <w:bottom w:type="dxa" w:w="0"/>
+        <w:right w:type="dxa" w:w="108"/>
+      </w:tblCellMar>
+    </w:tblPr>
+  </w:style>
+  <w:style w:styleId="Style_99" w:type="table">
+    <w:name w:val="Medium Shading 1 Accent 2"/>
+    <w:basedOn w:val="Style_60"/>
+    <w:pPr>
+      <w:widowControl w:val="1"/>
+      <w:spacing w:after="0" w:line="240" w:lineRule="auto"/>
+      <w:ind/>
+    </w:pPr>
+    <w:tblPr>
+      <w:tblInd w:type="dxa" w:w="0"/>
+      <w:tblBorders>
+        <w:top w:sz="8" w:themeColor="accent2" w:themeTint="BF" w:val="single"/>
+        <w:left w:sz="8" w:themeColor="accent2" w:themeTint="BF" w:val="single"/>
+        <w:bottom w:sz="8" w:themeColor="accent2" w:themeTint="BF" w:val="single"/>
+        <w:right w:sz="8" w:themeColor="accent2" w:themeTint="BF" w:val="single"/>
+        <w:insideH w:sz="8" w:themeColor="accent2" w:themeTint="BF" w:val="single"/>
+      </w:tblBorders>
+      <w:tblCellMar>
+        <w:top w:type="dxa" w:w="0"/>
+        <w:left w:type="dxa" w:w="108"/>
+        <w:bottom w:type="dxa" w:w="0"/>
+        <w:right w:type="dxa" w:w="108"/>
+      </w:tblCellMar>
+    </w:tblPr>
+  </w:style>
+  <w:style w:styleId="Style_100" w:type="table">
+    <w:name w:val="Colorful List Accent 4"/>
+    <w:basedOn w:val="Style_60"/>
+    <w:pPr>
+      <w:widowControl w:val="1"/>
+      <w:spacing w:after="0" w:line="240" w:lineRule="auto"/>
+      <w:ind/>
+    </w:pPr>
+    <w:rPr>
+      <w:color w:themeColor="text1" w:val="000000"/>
+    </w:rPr>
+    <w:tblPr>
+      <w:tblInd w:type="dxa" w:w="0"/>
+      <w:tblCellMar>
+        <w:top w:type="dxa" w:w="0"/>
+        <w:left w:type="dxa" w:w="108"/>
+        <w:bottom w:type="dxa" w:w="0"/>
+        <w:right w:type="dxa" w:w="108"/>
+      </w:tblCellMar>
+    </w:tblPr>
+  </w:style>
+  <w:style w:styleId="Style_101" w:type="table">
+    <w:name w:val="Dark List"/>
+    <w:basedOn w:val="Style_60"/>
+    <w:pPr>
+      <w:widowControl w:val="1"/>
+      <w:spacing w:after="0" w:line="240" w:lineRule="auto"/>
+      <w:ind/>
+    </w:pPr>
+    <w:rPr>
+      <w:color w:themeColor="background1" w:val="FFFFFF"/>
+    </w:rPr>
+    <w:tblPr>
+      <w:tblInd w:type="dxa" w:w="0"/>
+      <w:tblCellMar>
+        <w:top w:type="dxa" w:w="0"/>
+        <w:left w:type="dxa" w:w="108"/>
+        <w:bottom w:type="dxa" w:w="0"/>
+        <w:right w:type="dxa" w:w="108"/>
+      </w:tblCellMar>
+    </w:tblPr>
+  </w:style>
+  <w:style w:styleId="Style_102" w:type="table">
+    <w:name w:val="Medium Grid 3 Accent 1"/>
+    <w:basedOn w:val="Style_60"/>
+    <w:pPr>
+      <w:widowControl w:val="1"/>
+      <w:spacing w:after="0" w:line="240" w:lineRule="auto"/>
+      <w:ind/>
+    </w:pPr>
+    <w:tblPr>
+      <w:tblInd w:type="dxa" w:w="0"/>
+      <w:tblBorders>
+        <w:top w:sz="8" w:themeColor="background1" w:val="single"/>
+        <w:left w:sz="8" w:themeColor="background1" w:val="single"/>
+        <w:bottom w:sz="8" w:themeColor="background1" w:val="single"/>
+        <w:right w:sz="8" w:themeColor="background1" w:val="single"/>
+        <w:insideH w:sz="6" w:themeColor="background1" w:val="single"/>
+        <w:insideV w:sz="6" w:themeColor="background1" w:val="single"/>
+      </w:tblBorders>
+      <w:tblCellMar>
+        <w:top w:type="dxa" w:w="0"/>
+        <w:left w:type="dxa" w:w="108"/>
+        <w:bottom w:type="dxa" w:w="0"/>
+        <w:right w:type="dxa" w:w="108"/>
+      </w:tblCellMar>
+    </w:tblPr>
+  </w:style>
+  <w:style w:styleId="Style_103" w:type="table">
+    <w:name w:val="Medium List 2 Accent 2"/>
+    <w:basedOn w:val="Style_60"/>
+    <w:pPr>
+      <w:widowControl w:val="1"/>
+      <w:spacing w:after="0" w:line="240" w:lineRule="auto"/>
+      <w:ind/>
+    </w:pPr>
+    <w:rPr>
+      <w:rFonts w:asciiTheme="majorAscii" w:hAnsiTheme="majorHAnsi"/>
+      <w:color w:themeColor="text1" w:val="000000"/>
+    </w:rPr>
+    <w:tblPr>
+      <w:tblInd w:type="dxa" w:w="0"/>
+      <w:tblBorders>
+        <w:top w:sz="8" w:themeColor="accent2" w:val="single"/>
+        <w:left w:sz="8" w:themeColor="accent2" w:val="single"/>
+        <w:bottom w:sz="8" w:themeColor="accent2" w:val="single"/>
+        <w:right w:sz="8" w:themeColor="accent2" w:val="single"/>
+      </w:tblBorders>
+      <w:tblCellMar>
+        <w:top w:type="dxa" w:w="0"/>
+        <w:left w:type="dxa" w:w="108"/>
+        <w:bottom w:type="dxa" w:w="0"/>
+        <w:right w:type="dxa" w:w="108"/>
+      </w:tblCellMar>
+    </w:tblPr>
+  </w:style>
+  <w:style w:styleId="Style_104" w:type="table">
+    <w:name w:val="Medium Shading 1 Accent 6"/>
+    <w:basedOn w:val="Style_60"/>
+    <w:pPr>
+      <w:widowControl w:val="1"/>
+      <w:spacing w:after="0" w:line="240" w:lineRule="auto"/>
+      <w:ind/>
+    </w:pPr>
+    <w:tblPr>
+      <w:tblInd w:type="dxa" w:w="0"/>
+      <w:tblBorders>
+        <w:top w:sz="8" w:themeColor="accent6" w:themeTint="BF" w:val="single"/>
+        <w:left w:sz="8" w:themeColor="accent6" w:themeTint="BF" w:val="single"/>
+        <w:bottom w:sz="8" w:themeColor="accent6" w:themeTint="BF" w:val="single"/>
+        <w:right w:sz="8" w:themeColor="accent6" w:themeTint="BF" w:val="single"/>
+        <w:insideH w:sz="8" w:themeColor="accent6" w:themeTint="BF" w:val="single"/>
+      </w:tblBorders>
+      <w:tblCellMar>
+        <w:top w:type="dxa" w:w="0"/>
+        <w:left w:type="dxa" w:w="108"/>
+        <w:bottom w:type="dxa" w:w="0"/>
+        <w:right w:type="dxa" w:w="108"/>
+      </w:tblCellMar>
+    </w:tblPr>
+  </w:style>
+  <w:style w:styleId="Style_105" w:type="table">
+    <w:name w:val="Light Grid Accent 2"/>
+    <w:basedOn w:val="Style_60"/>
+    <w:pPr>
+      <w:widowControl w:val="1"/>
+      <w:spacing w:after="0" w:line="240" w:lineRule="auto"/>
+      <w:ind/>
+    </w:pPr>
+    <w:tblPr>
+      <w:tblInd w:type="dxa" w:w="0"/>
+      <w:tblBorders>
+        <w:top w:sz="8" w:themeColor="accent2" w:val="single"/>
+        <w:left w:sz="8" w:themeColor="accent2" w:val="single"/>
+        <w:bottom w:sz="8" w:themeColor="accent2" w:val="single"/>
+        <w:right w:sz="8" w:themeColor="accent2" w:val="single"/>
+        <w:insideH w:sz="8" w:themeColor="accent2" w:val="single"/>
+        <w:insideV w:sz="8" w:themeColor="accent2" w:val="single"/>
+      </w:tblBorders>
+      <w:tblCellMar>
+        <w:top w:type="dxa" w:w="0"/>
+        <w:left w:type="dxa" w:w="108"/>
+        <w:bottom w:type="dxa" w:w="0"/>
+        <w:right w:type="dxa" w:w="108"/>
+      </w:tblCellMar>
+    </w:tblPr>
+  </w:style>
+  <w:style w:styleId="Style_106" w:type="table">
+    <w:name w:val="Colorful Shading Accent 4"/>
+    <w:basedOn w:val="Style_60"/>
+    <w:pPr>
+      <w:widowControl w:val="1"/>
+      <w:spacing w:after="0" w:line="240" w:lineRule="auto"/>
+      <w:ind/>
+    </w:pPr>
+    <w:rPr>
+      <w:color w:themeColor="text1" w:val="000000"/>
+    </w:rPr>
+    <w:tblPr>
+      <w:tblInd w:type="dxa" w:w="0"/>
+      <w:tblBorders>
+        <w:top w:sz="24" w:themeColor="accent3" w:val="single"/>
+        <w:left w:sz="4" w:themeColor="accent4" w:val="single"/>
+        <w:bottom w:sz="4" w:themeColor="accent4" w:val="single"/>
+        <w:right w:sz="4" w:themeColor="accent4" w:val="single"/>
+        <w:insideH w:sz="4" w:themeColor="background1" w:val="single"/>
+        <w:insideV w:sz="4" w:themeColor="background1" w:val="single"/>
+      </w:tblBorders>
+      <w:tblCellMar>
+        <w:top w:type="dxa" w:w="0"/>
+        <w:left w:type="dxa" w:w="108"/>
+        <w:bottom w:type="dxa" w:w="0"/>
+        <w:right w:type="dxa" w:w="108"/>
+      </w:tblCellMar>
+    </w:tblPr>
+  </w:style>
+  <w:style w:styleId="Style_107" w:type="table">
+    <w:name w:val="Colorful Shading Accent 3"/>
+    <w:basedOn w:val="Style_60"/>
+    <w:pPr>
+      <w:widowControl w:val="1"/>
+      <w:spacing w:after="0" w:line="240" w:lineRule="auto"/>
+      <w:ind/>
+    </w:pPr>
+    <w:rPr>
+      <w:color w:themeColor="text1" w:val="000000"/>
+    </w:rPr>
+    <w:tblPr>
+      <w:tblInd w:type="dxa" w:w="0"/>
+      <w:tblBorders>
+        <w:top w:sz="24" w:themeColor="accent4" w:val="single"/>
+        <w:left w:sz="4" w:themeColor="accent3" w:val="single"/>
+        <w:bottom w:sz="4" w:themeColor="accent3" w:val="single"/>
+        <w:right w:sz="4" w:themeColor="accent3" w:val="single"/>
+        <w:insideH w:sz="4" w:themeColor="background1" w:val="single"/>
+        <w:insideV w:sz="4" w:themeColor="background1" w:val="single"/>
+      </w:tblBorders>
+      <w:tblCellMar>
+        <w:top w:type="dxa" w:w="0"/>
+        <w:left w:type="dxa" w:w="108"/>
+        <w:bottom w:type="dxa" w:w="0"/>
+        <w:right w:type="dxa" w:w="108"/>
+      </w:tblCellMar>
+    </w:tblPr>
+  </w:style>
+  <w:style w:styleId="Style_108" w:type="table">
+    <w:name w:val="Medium List 1 Accent 5"/>
+    <w:basedOn w:val="Style_60"/>
+    <w:pPr>
+      <w:widowControl w:val="1"/>
+      <w:spacing w:after="0" w:line="240" w:lineRule="auto"/>
+      <w:ind/>
+    </w:pPr>
+    <w:rPr>
+      <w:color w:themeColor="text1" w:val="000000"/>
+    </w:rPr>
+    <w:tblPr>
+      <w:tblInd w:type="dxa" w:w="0"/>
+      <w:tblBorders>
+        <w:top w:sz="8" w:themeColor="accent5" w:val="single"/>
+        <w:bottom w:sz="8" w:themeColor="accent5" w:val="single"/>
+      </w:tblBorders>
+      <w:tblCellMar>
+        <w:top w:type="dxa" w:w="0"/>
+        <w:left w:type="dxa" w:w="108"/>
+        <w:bottom w:type="dxa" w:w="0"/>
+        <w:right w:type="dxa" w:w="108"/>
+      </w:tblCellMar>
+    </w:tblPr>
+  </w:style>
+  <w:style w:styleId="Style_109" w:type="table">
+    <w:name w:val="Medium Grid 2 Accent 5"/>
     <w:basedOn w:val="Style_60"/>
     <w:pPr>
       <w:widowControl w:val="1"/>
@@ -4170,17 +5173,19 @@
         <w:left w:sz="8" w:themeColor="accent5" w:val="single"/>
         <w:bottom w:sz="8" w:themeColor="accent5" w:val="single"/>
         <w:right w:sz="8" w:themeColor="accent5" w:val="single"/>
-      </w:tblBorders>
-      <w:tblCellMar>
-        <w:top w:type="dxa" w:w="0"/>
-        <w:left w:type="dxa" w:w="108"/>
-        <w:bottom w:type="dxa" w:w="0"/>
-        <w:right w:type="dxa" w:w="108"/>
-      </w:tblCellMar>
-    </w:tblPr>
-  </w:style>
-  <w:style w:styleId="Style_65" w:type="table">
-    <w:name w:val="Medium List 1 Accent 3"/>
+        <w:insideH w:sz="8" w:themeColor="accent5" w:val="single"/>
+        <w:insideV w:sz="8" w:themeColor="accent5" w:val="single"/>
+      </w:tblBorders>
+      <w:tblCellMar>
+        <w:top w:type="dxa" w:w="0"/>
+        <w:left w:type="dxa" w:w="108"/>
+        <w:bottom w:type="dxa" w:w="0"/>
+        <w:right w:type="dxa" w:w="108"/>
+      </w:tblCellMar>
+    </w:tblPr>
+  </w:style>
+  <w:style w:styleId="Style_110" w:type="table">
+    <w:name w:val="Colorful Grid Accent 2"/>
     <w:basedOn w:val="Style_60"/>
     <w:pPr>
       <w:widowControl w:val="1"/>
@@ -4193,18 +5198,595 @@
     <w:tblPr>
       <w:tblInd w:type="dxa" w:w="0"/>
       <w:tblBorders>
+        <w:insideH w:sz="4" w:themeColor="background1" w:val="single"/>
+      </w:tblBorders>
+      <w:tblCellMar>
+        <w:top w:type="dxa" w:w="0"/>
+        <w:left w:type="dxa" w:w="108"/>
+        <w:bottom w:type="dxa" w:w="0"/>
+        <w:right w:type="dxa" w:w="108"/>
+      </w:tblCellMar>
+    </w:tblPr>
+  </w:style>
+  <w:style w:styleId="Style_111" w:type="table">
+    <w:name w:val="Light Grid Accent 4"/>
+    <w:basedOn w:val="Style_60"/>
+    <w:pPr>
+      <w:widowControl w:val="1"/>
+      <w:spacing w:after="0" w:line="240" w:lineRule="auto"/>
+      <w:ind/>
+    </w:pPr>
+    <w:tblPr>
+      <w:tblInd w:type="dxa" w:w="0"/>
+      <w:tblBorders>
+        <w:top w:sz="8" w:themeColor="accent4" w:val="single"/>
+        <w:left w:sz="8" w:themeColor="accent4" w:val="single"/>
+        <w:bottom w:sz="8" w:themeColor="accent4" w:val="single"/>
+        <w:right w:sz="8" w:themeColor="accent4" w:val="single"/>
+        <w:insideH w:sz="8" w:themeColor="accent4" w:val="single"/>
+        <w:insideV w:sz="8" w:themeColor="accent4" w:val="single"/>
+      </w:tblBorders>
+      <w:tblCellMar>
+        <w:top w:type="dxa" w:w="0"/>
+        <w:left w:type="dxa" w:w="108"/>
+        <w:bottom w:type="dxa" w:w="0"/>
+        <w:right w:type="dxa" w:w="108"/>
+      </w:tblCellMar>
+    </w:tblPr>
+  </w:style>
+  <w:style w:styleId="Style_112" w:type="table">
+    <w:name w:val="Colorful Grid"/>
+    <w:basedOn w:val="Style_60"/>
+    <w:pPr>
+      <w:widowControl w:val="1"/>
+      <w:spacing w:after="0" w:line="240" w:lineRule="auto"/>
+      <w:ind/>
+    </w:pPr>
+    <w:rPr>
+      <w:color w:themeColor="text1" w:val="000000"/>
+    </w:rPr>
+    <w:tblPr>
+      <w:tblInd w:type="dxa" w:w="0"/>
+      <w:tblBorders>
+        <w:insideH w:sz="4" w:themeColor="background1" w:val="single"/>
+      </w:tblBorders>
+      <w:tblCellMar>
+        <w:top w:type="dxa" w:w="0"/>
+        <w:left w:type="dxa" w:w="108"/>
+        <w:bottom w:type="dxa" w:w="0"/>
+        <w:right w:type="dxa" w:w="108"/>
+      </w:tblCellMar>
+    </w:tblPr>
+  </w:style>
+  <w:style w:styleId="Style_113" w:type="table">
+    <w:name w:val="Medium Grid 3 Accent 2"/>
+    <w:basedOn w:val="Style_60"/>
+    <w:pPr>
+      <w:widowControl w:val="1"/>
+      <w:spacing w:after="0" w:line="240" w:lineRule="auto"/>
+      <w:ind/>
+    </w:pPr>
+    <w:tblPr>
+      <w:tblInd w:type="dxa" w:w="0"/>
+      <w:tblBorders>
+        <w:top w:sz="8" w:themeColor="background1" w:val="single"/>
+        <w:left w:sz="8" w:themeColor="background1" w:val="single"/>
+        <w:bottom w:sz="8" w:themeColor="background1" w:val="single"/>
+        <w:right w:sz="8" w:themeColor="background1" w:val="single"/>
+        <w:insideH w:sz="6" w:themeColor="background1" w:val="single"/>
+        <w:insideV w:sz="6" w:themeColor="background1" w:val="single"/>
+      </w:tblBorders>
+      <w:tblCellMar>
+        <w:top w:type="dxa" w:w="0"/>
+        <w:left w:type="dxa" w:w="108"/>
+        <w:bottom w:type="dxa" w:w="0"/>
+        <w:right w:type="dxa" w:w="108"/>
+      </w:tblCellMar>
+    </w:tblPr>
+  </w:style>
+  <w:style w:styleId="Style_114" w:type="table">
+    <w:name w:val="Colorful Grid Accent 5"/>
+    <w:basedOn w:val="Style_60"/>
+    <w:pPr>
+      <w:widowControl w:val="1"/>
+      <w:spacing w:after="0" w:line="240" w:lineRule="auto"/>
+      <w:ind/>
+    </w:pPr>
+    <w:rPr>
+      <w:color w:themeColor="text1" w:val="000000"/>
+    </w:rPr>
+    <w:tblPr>
+      <w:tblInd w:type="dxa" w:w="0"/>
+      <w:tblBorders>
+        <w:insideH w:sz="4" w:themeColor="background1" w:val="single"/>
+      </w:tblBorders>
+      <w:tblCellMar>
+        <w:top w:type="dxa" w:w="0"/>
+        <w:left w:type="dxa" w:w="108"/>
+        <w:bottom w:type="dxa" w:w="0"/>
+        <w:right w:type="dxa" w:w="108"/>
+      </w:tblCellMar>
+    </w:tblPr>
+  </w:style>
+  <w:style w:styleId="Style_115" w:type="table">
+    <w:name w:val="Medium Shading 1 Accent 4"/>
+    <w:basedOn w:val="Style_60"/>
+    <w:pPr>
+      <w:widowControl w:val="1"/>
+      <w:spacing w:after="0" w:line="240" w:lineRule="auto"/>
+      <w:ind/>
+    </w:pPr>
+    <w:tblPr>
+      <w:tblInd w:type="dxa" w:w="0"/>
+      <w:tblBorders>
+        <w:top w:sz="8" w:themeColor="accent4" w:themeTint="BF" w:val="single"/>
+        <w:left w:sz="8" w:themeColor="accent4" w:themeTint="BF" w:val="single"/>
+        <w:bottom w:sz="8" w:themeColor="accent4" w:themeTint="BF" w:val="single"/>
+        <w:right w:sz="8" w:themeColor="accent4" w:themeTint="BF" w:val="single"/>
+        <w:insideH w:sz="8" w:themeColor="accent4" w:themeTint="BF" w:val="single"/>
+      </w:tblBorders>
+      <w:tblCellMar>
+        <w:top w:type="dxa" w:w="0"/>
+        <w:left w:type="dxa" w:w="108"/>
+        <w:bottom w:type="dxa" w:w="0"/>
+        <w:right w:type="dxa" w:w="108"/>
+      </w:tblCellMar>
+    </w:tblPr>
+  </w:style>
+  <w:style w:styleId="Style_116" w:type="table">
+    <w:name w:val="Dark List Accent 6"/>
+    <w:basedOn w:val="Style_60"/>
+    <w:pPr>
+      <w:widowControl w:val="1"/>
+      <w:spacing w:after="0" w:line="240" w:lineRule="auto"/>
+      <w:ind/>
+    </w:pPr>
+    <w:rPr>
+      <w:color w:themeColor="background1" w:val="FFFFFF"/>
+    </w:rPr>
+    <w:tblPr>
+      <w:tblInd w:type="dxa" w:w="0"/>
+      <w:tblCellMar>
+        <w:top w:type="dxa" w:w="0"/>
+        <w:left w:type="dxa" w:w="108"/>
+        <w:bottom w:type="dxa" w:w="0"/>
+        <w:right w:type="dxa" w:w="108"/>
+      </w:tblCellMar>
+    </w:tblPr>
+  </w:style>
+  <w:style w:styleId="Style_117" w:type="table">
+    <w:name w:val="Medium Grid 2 Accent 3"/>
+    <w:basedOn w:val="Style_60"/>
+    <w:pPr>
+      <w:widowControl w:val="1"/>
+      <w:spacing w:after="0" w:line="240" w:lineRule="auto"/>
+      <w:ind/>
+    </w:pPr>
+    <w:rPr>
+      <w:rFonts w:asciiTheme="majorAscii" w:hAnsiTheme="majorHAnsi"/>
+      <w:color w:themeColor="text1" w:val="000000"/>
+    </w:rPr>
+    <w:tblPr>
+      <w:tblInd w:type="dxa" w:w="0"/>
+      <w:tblBorders>
         <w:top w:sz="8" w:themeColor="accent3" w:val="single"/>
+        <w:left w:sz="8" w:themeColor="accent3" w:val="single"/>
         <w:bottom w:sz="8" w:themeColor="accent3" w:val="single"/>
-      </w:tblBorders>
-      <w:tblCellMar>
-        <w:top w:type="dxa" w:w="0"/>
-        <w:left w:type="dxa" w:w="108"/>
-        <w:bottom w:type="dxa" w:w="0"/>
-        <w:right w:type="dxa" w:w="108"/>
-      </w:tblCellMar>
-    </w:tblPr>
-  </w:style>
-  <w:style w:styleId="Style_66" w:type="table">
+        <w:right w:sz="8" w:themeColor="accent3" w:val="single"/>
+        <w:insideH w:sz="8" w:themeColor="accent3" w:val="single"/>
+        <w:insideV w:sz="8" w:themeColor="accent3" w:val="single"/>
+      </w:tblBorders>
+      <w:tblCellMar>
+        <w:top w:type="dxa" w:w="0"/>
+        <w:left w:type="dxa" w:w="108"/>
+        <w:bottom w:type="dxa" w:w="0"/>
+        <w:right w:type="dxa" w:w="108"/>
+      </w:tblCellMar>
+    </w:tblPr>
+  </w:style>
+  <w:style w:styleId="Style_118" w:type="table">
+    <w:name w:val="Light Grid Accent 3"/>
+    <w:basedOn w:val="Style_60"/>
+    <w:pPr>
+      <w:widowControl w:val="1"/>
+      <w:spacing w:after="0" w:line="240" w:lineRule="auto"/>
+      <w:ind/>
+    </w:pPr>
+    <w:tblPr>
+      <w:tblInd w:type="dxa" w:w="0"/>
+      <w:tblBorders>
+        <w:top w:sz="8" w:themeColor="accent3" w:val="single"/>
+        <w:left w:sz="8" w:themeColor="accent3" w:val="single"/>
+        <w:bottom w:sz="8" w:themeColor="accent3" w:val="single"/>
+        <w:right w:sz="8" w:themeColor="accent3" w:val="single"/>
+        <w:insideH w:sz="8" w:themeColor="accent3" w:val="single"/>
+        <w:insideV w:sz="8" w:themeColor="accent3" w:val="single"/>
+      </w:tblBorders>
+      <w:tblCellMar>
+        <w:top w:type="dxa" w:w="0"/>
+        <w:left w:type="dxa" w:w="108"/>
+        <w:bottom w:type="dxa" w:w="0"/>
+        <w:right w:type="dxa" w:w="108"/>
+      </w:tblCellMar>
+    </w:tblPr>
+  </w:style>
+  <w:style w:styleId="Style_119" w:type="table">
+    <w:name w:val="Medium Grid 1 Accent 3"/>
+    <w:basedOn w:val="Style_60"/>
+    <w:pPr>
+      <w:widowControl w:val="1"/>
+      <w:spacing w:after="0" w:line="240" w:lineRule="auto"/>
+      <w:ind/>
+    </w:pPr>
+    <w:tblPr>
+      <w:tblInd w:type="dxa" w:w="0"/>
+      <w:tblBorders>
+        <w:top w:sz="8" w:themeColor="accent3" w:themeTint="BF" w:val="single"/>
+        <w:left w:sz="8" w:themeColor="accent3" w:themeTint="BF" w:val="single"/>
+        <w:bottom w:sz="8" w:themeColor="accent3" w:themeTint="BF" w:val="single"/>
+        <w:right w:sz="8" w:themeColor="accent3" w:themeTint="BF" w:val="single"/>
+        <w:insideH w:sz="8" w:themeColor="accent3" w:themeTint="BF" w:val="single"/>
+        <w:insideV w:sz="8" w:themeColor="accent3" w:themeTint="BF" w:val="single"/>
+      </w:tblBorders>
+      <w:tblCellMar>
+        <w:top w:type="dxa" w:w="0"/>
+        <w:left w:type="dxa" w:w="108"/>
+        <w:bottom w:type="dxa" w:w="0"/>
+        <w:right w:type="dxa" w:w="108"/>
+      </w:tblCellMar>
+    </w:tblPr>
+  </w:style>
+  <w:style w:styleId="Style_120" w:type="table">
+    <w:name w:val="Medium Shading 2 Accent 3"/>
+    <w:basedOn w:val="Style_60"/>
+    <w:pPr>
+      <w:widowControl w:val="1"/>
+      <w:spacing w:after="0" w:line="240" w:lineRule="auto"/>
+      <w:ind/>
+    </w:pPr>
+    <w:tblPr>
+      <w:tblInd w:type="dxa" w:w="0"/>
+      <w:tblBorders>
+        <w:top w:color="000000" w:sz="18" w:val="single"/>
+        <w:bottom w:color="000000" w:sz="18" w:val="single"/>
+      </w:tblBorders>
+      <w:tblCellMar>
+        <w:top w:type="dxa" w:w="0"/>
+        <w:left w:type="dxa" w:w="108"/>
+        <w:bottom w:type="dxa" w:w="0"/>
+        <w:right w:type="dxa" w:w="108"/>
+      </w:tblCellMar>
+    </w:tblPr>
+  </w:style>
+  <w:style w:styleId="Style_121" w:type="table">
+    <w:name w:val="Medium List 1 Accent 4"/>
+    <w:basedOn w:val="Style_60"/>
+    <w:pPr>
+      <w:widowControl w:val="1"/>
+      <w:spacing w:after="0" w:line="240" w:lineRule="auto"/>
+      <w:ind/>
+    </w:pPr>
+    <w:rPr>
+      <w:color w:themeColor="text1" w:val="000000"/>
+    </w:rPr>
+    <w:tblPr>
+      <w:tblInd w:type="dxa" w:w="0"/>
+      <w:tblBorders>
+        <w:top w:sz="8" w:themeColor="accent4" w:val="single"/>
+        <w:bottom w:sz="8" w:themeColor="accent4" w:val="single"/>
+      </w:tblBorders>
+      <w:tblCellMar>
+        <w:top w:type="dxa" w:w="0"/>
+        <w:left w:type="dxa" w:w="108"/>
+        <w:bottom w:type="dxa" w:w="0"/>
+        <w:right w:type="dxa" w:w="108"/>
+      </w:tblCellMar>
+    </w:tblPr>
+  </w:style>
+  <w:style w:styleId="Style_122" w:type="table">
+    <w:name w:val="Medium Grid 3 Accent 6"/>
+    <w:basedOn w:val="Style_60"/>
+    <w:pPr>
+      <w:widowControl w:val="1"/>
+      <w:spacing w:after="0" w:line="240" w:lineRule="auto"/>
+      <w:ind/>
+    </w:pPr>
+    <w:tblPr>
+      <w:tblInd w:type="dxa" w:w="0"/>
+      <w:tblBorders>
+        <w:top w:sz="8" w:themeColor="background1" w:val="single"/>
+        <w:left w:sz="8" w:themeColor="background1" w:val="single"/>
+        <w:bottom w:sz="8" w:themeColor="background1" w:val="single"/>
+        <w:right w:sz="8" w:themeColor="background1" w:val="single"/>
+        <w:insideH w:sz="6" w:themeColor="background1" w:val="single"/>
+        <w:insideV w:sz="6" w:themeColor="background1" w:val="single"/>
+      </w:tblBorders>
+      <w:tblCellMar>
+        <w:top w:type="dxa" w:w="0"/>
+        <w:left w:type="dxa" w:w="108"/>
+        <w:bottom w:type="dxa" w:w="0"/>
+        <w:right w:type="dxa" w:w="108"/>
+      </w:tblCellMar>
+    </w:tblPr>
+  </w:style>
+  <w:style w:styleId="Style_123" w:type="table">
+    <w:name w:val="Medium Grid 2 Accent 2"/>
+    <w:basedOn w:val="Style_60"/>
+    <w:pPr>
+      <w:widowControl w:val="1"/>
+      <w:spacing w:after="0" w:line="240" w:lineRule="auto"/>
+      <w:ind/>
+    </w:pPr>
+    <w:rPr>
+      <w:rFonts w:asciiTheme="majorAscii" w:hAnsiTheme="majorHAnsi"/>
+      <w:color w:themeColor="text1" w:val="000000"/>
+    </w:rPr>
+    <w:tblPr>
+      <w:tblInd w:type="dxa" w:w="0"/>
+      <w:tblBorders>
+        <w:top w:sz="8" w:themeColor="accent2" w:val="single"/>
+        <w:left w:sz="8" w:themeColor="accent2" w:val="single"/>
+        <w:bottom w:sz="8" w:themeColor="accent2" w:val="single"/>
+        <w:right w:sz="8" w:themeColor="accent2" w:val="single"/>
+        <w:insideH w:sz="8" w:themeColor="accent2" w:val="single"/>
+        <w:insideV w:sz="8" w:themeColor="accent2" w:val="single"/>
+      </w:tblBorders>
+      <w:tblCellMar>
+        <w:top w:type="dxa" w:w="0"/>
+        <w:left w:type="dxa" w:w="108"/>
+        <w:bottom w:type="dxa" w:w="0"/>
+        <w:right w:type="dxa" w:w="108"/>
+      </w:tblCellMar>
+    </w:tblPr>
+  </w:style>
+  <w:style w:styleId="Style_124" w:type="table">
+    <w:name w:val="Colorful Grid Accent 3"/>
+    <w:basedOn w:val="Style_60"/>
+    <w:pPr>
+      <w:widowControl w:val="1"/>
+      <w:spacing w:after="0" w:line="240" w:lineRule="auto"/>
+      <w:ind/>
+    </w:pPr>
+    <w:rPr>
+      <w:color w:themeColor="text1" w:val="000000"/>
+    </w:rPr>
+    <w:tblPr>
+      <w:tblInd w:type="dxa" w:w="0"/>
+      <w:tblBorders>
+        <w:insideH w:sz="4" w:themeColor="background1" w:val="single"/>
+      </w:tblBorders>
+      <w:tblCellMar>
+        <w:top w:type="dxa" w:w="0"/>
+        <w:left w:type="dxa" w:w="108"/>
+        <w:bottom w:type="dxa" w:w="0"/>
+        <w:right w:type="dxa" w:w="108"/>
+      </w:tblCellMar>
+    </w:tblPr>
+  </w:style>
+  <w:style w:styleId="Style_125" w:type="table">
+    <w:name w:val="Light List Accent 1"/>
+    <w:basedOn w:val="Style_60"/>
+    <w:pPr>
+      <w:widowControl w:val="1"/>
+      <w:spacing w:after="0" w:line="240" w:lineRule="auto"/>
+      <w:ind/>
+    </w:pPr>
+    <w:tblPr>
+      <w:tblInd w:type="dxa" w:w="0"/>
+      <w:tblBorders>
+        <w:top w:sz="8" w:themeColor="accent1" w:val="single"/>
+        <w:left w:sz="8" w:themeColor="accent1" w:val="single"/>
+        <w:bottom w:sz="8" w:themeColor="accent1" w:val="single"/>
+        <w:right w:sz="8" w:themeColor="accent1" w:val="single"/>
+      </w:tblBorders>
+      <w:tblCellMar>
+        <w:top w:type="dxa" w:w="0"/>
+        <w:left w:type="dxa" w:w="108"/>
+        <w:bottom w:type="dxa" w:w="0"/>
+        <w:right w:type="dxa" w:w="108"/>
+      </w:tblCellMar>
+    </w:tblPr>
+  </w:style>
+  <w:style w:styleId="Style_126" w:type="table">
+    <w:name w:val="Medium Grid 3 Accent 3"/>
+    <w:basedOn w:val="Style_60"/>
+    <w:pPr>
+      <w:widowControl w:val="1"/>
+      <w:spacing w:after="0" w:line="240" w:lineRule="auto"/>
+      <w:ind/>
+    </w:pPr>
+    <w:tblPr>
+      <w:tblInd w:type="dxa" w:w="0"/>
+      <w:tblBorders>
+        <w:top w:sz="8" w:themeColor="background1" w:val="single"/>
+        <w:left w:sz="8" w:themeColor="background1" w:val="single"/>
+        <w:bottom w:sz="8" w:themeColor="background1" w:val="single"/>
+        <w:right w:sz="8" w:themeColor="background1" w:val="single"/>
+        <w:insideH w:sz="6" w:themeColor="background1" w:val="single"/>
+        <w:insideV w:sz="6" w:themeColor="background1" w:val="single"/>
+      </w:tblBorders>
+      <w:tblCellMar>
+        <w:top w:type="dxa" w:w="0"/>
+        <w:left w:type="dxa" w:w="108"/>
+        <w:bottom w:type="dxa" w:w="0"/>
+        <w:right w:type="dxa" w:w="108"/>
+      </w:tblCellMar>
+    </w:tblPr>
+  </w:style>
+  <w:style w:styleId="Style_127" w:type="table">
+    <w:name w:val="Medium Grid 3"/>
+    <w:basedOn w:val="Style_60"/>
+    <w:pPr>
+      <w:widowControl w:val="1"/>
+      <w:spacing w:after="0" w:line="240" w:lineRule="auto"/>
+      <w:ind/>
+    </w:pPr>
+    <w:tblPr>
+      <w:tblInd w:type="dxa" w:w="0"/>
+      <w:tblBorders>
+        <w:top w:sz="8" w:themeColor="background1" w:val="single"/>
+        <w:left w:sz="8" w:themeColor="background1" w:val="single"/>
+        <w:bottom w:sz="8" w:themeColor="background1" w:val="single"/>
+        <w:right w:sz="8" w:themeColor="background1" w:val="single"/>
+        <w:insideH w:sz="6" w:themeColor="background1" w:val="single"/>
+        <w:insideV w:sz="6" w:themeColor="background1" w:val="single"/>
+      </w:tblBorders>
+      <w:tblCellMar>
+        <w:top w:type="dxa" w:w="0"/>
+        <w:left w:type="dxa" w:w="108"/>
+        <w:bottom w:type="dxa" w:w="0"/>
+        <w:right w:type="dxa" w:w="108"/>
+      </w:tblCellMar>
+    </w:tblPr>
+  </w:style>
+  <w:style w:styleId="Style_128" w:type="table">
+    <w:name w:val="Light Grid Accent 5"/>
+    <w:basedOn w:val="Style_60"/>
+    <w:pPr>
+      <w:widowControl w:val="1"/>
+      <w:spacing w:after="0" w:line="240" w:lineRule="auto"/>
+      <w:ind/>
+    </w:pPr>
+    <w:tblPr>
+      <w:tblInd w:type="dxa" w:w="0"/>
+      <w:tblBorders>
+        <w:top w:sz="8" w:themeColor="accent5" w:val="single"/>
+        <w:left w:sz="8" w:themeColor="accent5" w:val="single"/>
+        <w:bottom w:sz="8" w:themeColor="accent5" w:val="single"/>
+        <w:right w:sz="8" w:themeColor="accent5" w:val="single"/>
+        <w:insideH w:sz="8" w:themeColor="accent5" w:val="single"/>
+        <w:insideV w:sz="8" w:themeColor="accent5" w:val="single"/>
+      </w:tblBorders>
+      <w:tblCellMar>
+        <w:top w:type="dxa" w:w="0"/>
+        <w:left w:type="dxa" w:w="108"/>
+        <w:bottom w:type="dxa" w:w="0"/>
+        <w:right w:type="dxa" w:w="108"/>
+      </w:tblCellMar>
+    </w:tblPr>
+  </w:style>
+  <w:style w:styleId="Style_129" w:type="table">
+    <w:name w:val="Medium Shading 2 Accent 5"/>
+    <w:basedOn w:val="Style_60"/>
+    <w:pPr>
+      <w:widowControl w:val="1"/>
+      <w:spacing w:after="0" w:line="240" w:lineRule="auto"/>
+      <w:ind/>
+    </w:pPr>
+    <w:tblPr>
+      <w:tblInd w:type="dxa" w:w="0"/>
+      <w:tblBorders>
+        <w:top w:color="000000" w:sz="18" w:val="single"/>
+        <w:bottom w:color="000000" w:sz="18" w:val="single"/>
+      </w:tblBorders>
+      <w:tblCellMar>
+        <w:top w:type="dxa" w:w="0"/>
+        <w:left w:type="dxa" w:w="108"/>
+        <w:bottom w:type="dxa" w:w="0"/>
+        <w:right w:type="dxa" w:w="108"/>
+      </w:tblCellMar>
+    </w:tblPr>
+  </w:style>
+  <w:style w:styleId="Style_130" w:type="table">
+    <w:name w:val="Light Shading Accent 6"/>
+    <w:basedOn w:val="Style_60"/>
+    <w:pPr>
+      <w:widowControl w:val="1"/>
+      <w:spacing w:after="0" w:line="240" w:lineRule="auto"/>
+      <w:ind/>
+    </w:pPr>
+    <w:rPr>
+      <w:color w:themeColor="accent6" w:themeShade="BF" w:val="E46C0A"/>
+    </w:rPr>
+    <w:tblPr>
+      <w:tblInd w:type="dxa" w:w="0"/>
+      <w:tblBorders>
+        <w:top w:sz="8" w:themeColor="accent6" w:val="single"/>
+        <w:bottom w:sz="8" w:themeColor="accent6" w:val="single"/>
+      </w:tblBorders>
+      <w:tblCellMar>
+        <w:top w:type="dxa" w:w="0"/>
+        <w:left w:type="dxa" w:w="108"/>
+        <w:bottom w:type="dxa" w:w="0"/>
+        <w:right w:type="dxa" w:w="108"/>
+      </w:tblCellMar>
+    </w:tblPr>
+  </w:style>
+  <w:style w:styleId="Style_131" w:type="table">
+    <w:name w:val="Medium Shading 2"/>
+    <w:basedOn w:val="Style_60"/>
+    <w:pPr>
+      <w:widowControl w:val="1"/>
+      <w:spacing w:after="0" w:line="240" w:lineRule="auto"/>
+      <w:ind/>
+    </w:pPr>
+    <w:tblPr>
+      <w:tblInd w:type="dxa" w:w="0"/>
+      <w:tblBorders>
+        <w:top w:color="000000" w:sz="18" w:val="single"/>
+        <w:bottom w:color="000000" w:sz="18" w:val="single"/>
+      </w:tblBorders>
+      <w:tblCellMar>
+        <w:top w:type="dxa" w:w="0"/>
+        <w:left w:type="dxa" w:w="108"/>
+        <w:bottom w:type="dxa" w:w="0"/>
+        <w:right w:type="dxa" w:w="108"/>
+      </w:tblCellMar>
+    </w:tblPr>
+  </w:style>
+  <w:style w:styleId="Style_132" w:type="table">
+    <w:name w:val="Medium Grid 1 Accent 5"/>
+    <w:basedOn w:val="Style_60"/>
+    <w:pPr>
+      <w:widowControl w:val="1"/>
+      <w:spacing w:after="0" w:line="240" w:lineRule="auto"/>
+      <w:ind/>
+    </w:pPr>
+    <w:tblPr>
+      <w:tblInd w:type="dxa" w:w="0"/>
+      <w:tblBorders>
+        <w:top w:sz="8" w:themeColor="accent5" w:themeTint="BF" w:val="single"/>
+        <w:left w:sz="8" w:themeColor="accent5" w:themeTint="BF" w:val="single"/>
+        <w:bottom w:sz="8" w:themeColor="accent5" w:themeTint="BF" w:val="single"/>
+        <w:right w:sz="8" w:themeColor="accent5" w:themeTint="BF" w:val="single"/>
+        <w:insideH w:sz="8" w:themeColor="accent5" w:themeTint="BF" w:val="single"/>
+        <w:insideV w:sz="8" w:themeColor="accent5" w:themeTint="BF" w:val="single"/>
+      </w:tblBorders>
+      <w:tblCellMar>
+        <w:top w:type="dxa" w:w="0"/>
+        <w:left w:type="dxa" w:w="108"/>
+        <w:bottom w:type="dxa" w:w="0"/>
+        <w:right w:type="dxa" w:w="108"/>
+      </w:tblCellMar>
+    </w:tblPr>
+  </w:style>
+  <w:style w:styleId="Style_1" w:type="table">
+    <w:name w:val="Table Grid"/>
+    <w:basedOn w:val="Style_60"/>
+    <w:pPr>
+      <w:widowControl w:val="1"/>
+      <w:spacing w:after="0" w:line="240" w:lineRule="auto"/>
+      <w:ind/>
+    </w:pPr>
+    <w:tblPr>
+      <w:tblInd w:type="dxa" w:w="0"/>
+      <w:tblBorders>
+        <w:top w:color="000000" w:sz="4" w:val="single"/>
+        <w:left w:color="000000" w:sz="4" w:val="single"/>
+        <w:bottom w:color="000000" w:sz="4" w:val="single"/>
+        <w:right w:color="000000" w:sz="4" w:val="single"/>
+        <w:insideH w:color="000000" w:sz="4" w:val="single"/>
+        <w:insideV w:color="000000" w:sz="4" w:val="single"/>
+      </w:tblBorders>
+      <w:tblCellMar>
+        <w:top w:type="dxa" w:w="0"/>
+        <w:left w:type="dxa" w:w="108"/>
+        <w:bottom w:type="dxa" w:w="0"/>
+        <w:right w:type="dxa" w:w="108"/>
+      </w:tblCellMar>
+    </w:tblPr>
+  </w:style>
+  <w:style w:styleId="Style_133" w:type="table">
     <w:name w:val="Medium Grid 1 Accent 2"/>
     <w:basedOn w:val="Style_60"/>
     <w:pPr>
@@ -4230,32 +5812,33 @@
       </w:tblCellMar>
     </w:tblPr>
   </w:style>
-  <w:style w:styleId="Style_67" w:type="table">
-    <w:name w:val="Medium List 1"/>
-    <w:basedOn w:val="Style_60"/>
-    <w:pPr>
-      <w:widowControl w:val="1"/>
-      <w:spacing w:after="0" w:line="240" w:lineRule="auto"/>
-      <w:ind/>
-    </w:pPr>
-    <w:rPr>
-      <w:color w:themeColor="text1" w:val="000000"/>
-    </w:rPr>
-    <w:tblPr>
-      <w:tblInd w:type="dxa" w:w="0"/>
-      <w:tblBorders>
-        <w:top w:sz="8" w:themeColor="text1" w:val="single"/>
-        <w:bottom w:sz="8" w:themeColor="text1" w:val="single"/>
-      </w:tblBorders>
-      <w:tblCellMar>
-        <w:top w:type="dxa" w:w="0"/>
-        <w:left w:type="dxa" w:w="108"/>
-        <w:bottom w:type="dxa" w:w="0"/>
-        <w:right w:type="dxa" w:w="108"/>
-      </w:tblCellMar>
-    </w:tblPr>
-  </w:style>
-  <w:style w:styleId="Style_68" w:type="table">
+  <w:style w:styleId="Style_134" w:type="table">
+    <w:name w:val="Medium Grid 1 Accent 6"/>
+    <w:basedOn w:val="Style_60"/>
+    <w:pPr>
+      <w:widowControl w:val="1"/>
+      <w:spacing w:after="0" w:line="240" w:lineRule="auto"/>
+      <w:ind/>
+    </w:pPr>
+    <w:tblPr>
+      <w:tblInd w:type="dxa" w:w="0"/>
+      <w:tblBorders>
+        <w:top w:sz="8" w:themeColor="accent6" w:themeTint="BF" w:val="single"/>
+        <w:left w:sz="8" w:themeColor="accent6" w:themeTint="BF" w:val="single"/>
+        <w:bottom w:sz="8" w:themeColor="accent6" w:themeTint="BF" w:val="single"/>
+        <w:right w:sz="8" w:themeColor="accent6" w:themeTint="BF" w:val="single"/>
+        <w:insideH w:sz="8" w:themeColor="accent6" w:themeTint="BF" w:val="single"/>
+        <w:insideV w:sz="8" w:themeColor="accent6" w:themeTint="BF" w:val="single"/>
+      </w:tblBorders>
+      <w:tblCellMar>
+        <w:top w:type="dxa" w:w="0"/>
+        <w:left w:type="dxa" w:w="108"/>
+        <w:bottom w:type="dxa" w:w="0"/>
+        <w:right w:type="dxa" w:w="108"/>
+      </w:tblCellMar>
+    </w:tblPr>
+  </w:style>
+  <w:style w:styleId="Style_135" w:type="table">
     <w:name w:val="Colorful Shading Accent 5"/>
     <w:basedOn w:val="Style_60"/>
     <w:pPr>
@@ -4284,55 +5867,218 @@
       </w:tblCellMar>
     </w:tblPr>
   </w:style>
-  <w:style w:styleId="Style_69" w:type="table">
-    <w:name w:val="Medium Shading 2 Accent 6"/>
-    <w:basedOn w:val="Style_60"/>
-    <w:pPr>
-      <w:widowControl w:val="1"/>
-      <w:spacing w:after="0" w:line="240" w:lineRule="auto"/>
-      <w:ind/>
-    </w:pPr>
-    <w:tblPr>
-      <w:tblInd w:type="dxa" w:w="0"/>
-      <w:tblBorders>
-        <w:top w:color="000000" w:sz="18" w:val="single"/>
-        <w:bottom w:color="000000" w:sz="18" w:val="single"/>
-      </w:tblBorders>
-      <w:tblCellMar>
-        <w:top w:type="dxa" w:w="0"/>
-        <w:left w:type="dxa" w:w="108"/>
-        <w:bottom w:type="dxa" w:w="0"/>
-        <w:right w:type="dxa" w:w="108"/>
-      </w:tblCellMar>
-    </w:tblPr>
-  </w:style>
-  <w:style w:styleId="Style_70" w:type="table">
-    <w:name w:val="Medium Grid 3 Accent 3"/>
-    <w:basedOn w:val="Style_60"/>
-    <w:pPr>
-      <w:widowControl w:val="1"/>
-      <w:spacing w:after="0" w:line="240" w:lineRule="auto"/>
-      <w:ind/>
-    </w:pPr>
-    <w:tblPr>
-      <w:tblInd w:type="dxa" w:w="0"/>
-      <w:tblBorders>
-        <w:top w:sz="8" w:themeColor="background1" w:val="single"/>
-        <w:left w:sz="8" w:themeColor="background1" w:val="single"/>
-        <w:bottom w:sz="8" w:themeColor="background1" w:val="single"/>
-        <w:right w:sz="8" w:themeColor="background1" w:val="single"/>
-        <w:insideH w:sz="6" w:themeColor="background1" w:val="single"/>
-        <w:insideV w:sz="6" w:themeColor="background1" w:val="single"/>
-      </w:tblBorders>
-      <w:tblCellMar>
-        <w:top w:type="dxa" w:w="0"/>
-        <w:left w:type="dxa" w:w="108"/>
-        <w:bottom w:type="dxa" w:w="0"/>
-        <w:right w:type="dxa" w:w="108"/>
-      </w:tblCellMar>
-    </w:tblPr>
-  </w:style>
-  <w:style w:styleId="Style_71" w:type="table">
+  <w:style w:styleId="Style_136" w:type="table">
+    <w:name w:val="Medium List 2 Accent 5"/>
+    <w:basedOn w:val="Style_60"/>
+    <w:pPr>
+      <w:widowControl w:val="1"/>
+      <w:spacing w:after="0" w:line="240" w:lineRule="auto"/>
+      <w:ind/>
+    </w:pPr>
+    <w:rPr>
+      <w:rFonts w:asciiTheme="majorAscii" w:hAnsiTheme="majorHAnsi"/>
+      <w:color w:themeColor="text1" w:val="000000"/>
+    </w:rPr>
+    <w:tblPr>
+      <w:tblInd w:type="dxa" w:w="0"/>
+      <w:tblBorders>
+        <w:top w:sz="8" w:themeColor="accent5" w:val="single"/>
+        <w:left w:sz="8" w:themeColor="accent5" w:val="single"/>
+        <w:bottom w:sz="8" w:themeColor="accent5" w:val="single"/>
+        <w:right w:sz="8" w:themeColor="accent5" w:val="single"/>
+      </w:tblBorders>
+      <w:tblCellMar>
+        <w:top w:type="dxa" w:w="0"/>
+        <w:left w:type="dxa" w:w="108"/>
+        <w:bottom w:type="dxa" w:w="0"/>
+        <w:right w:type="dxa" w:w="108"/>
+      </w:tblCellMar>
+    </w:tblPr>
+  </w:style>
+  <w:style w:styleId="Style_137" w:type="table">
+    <w:name w:val="Colorful Grid Accent 4"/>
+    <w:basedOn w:val="Style_60"/>
+    <w:pPr>
+      <w:widowControl w:val="1"/>
+      <w:spacing w:after="0" w:line="240" w:lineRule="auto"/>
+      <w:ind/>
+    </w:pPr>
+    <w:rPr>
+      <w:color w:themeColor="text1" w:val="000000"/>
+    </w:rPr>
+    <w:tblPr>
+      <w:tblInd w:type="dxa" w:w="0"/>
+      <w:tblBorders>
+        <w:insideH w:sz="4" w:themeColor="background1" w:val="single"/>
+      </w:tblBorders>
+      <w:tblCellMar>
+        <w:top w:type="dxa" w:w="0"/>
+        <w:left w:type="dxa" w:w="108"/>
+        <w:bottom w:type="dxa" w:w="0"/>
+        <w:right w:type="dxa" w:w="108"/>
+      </w:tblCellMar>
+    </w:tblPr>
+  </w:style>
+  <w:style w:styleId="Style_138" w:type="table">
+    <w:name w:val="Light Grid"/>
+    <w:basedOn w:val="Style_60"/>
+    <w:pPr>
+      <w:widowControl w:val="1"/>
+      <w:spacing w:after="0" w:line="240" w:lineRule="auto"/>
+      <w:ind/>
+    </w:pPr>
+    <w:tblPr>
+      <w:tblInd w:type="dxa" w:w="0"/>
+      <w:tblBorders>
+        <w:top w:sz="8" w:themeColor="text1" w:val="single"/>
+        <w:left w:sz="8" w:themeColor="text1" w:val="single"/>
+        <w:bottom w:sz="8" w:themeColor="text1" w:val="single"/>
+        <w:right w:sz="8" w:themeColor="text1" w:val="single"/>
+        <w:insideH w:sz="8" w:themeColor="text1" w:val="single"/>
+        <w:insideV w:sz="8" w:themeColor="text1" w:val="single"/>
+      </w:tblBorders>
+      <w:tblCellMar>
+        <w:top w:type="dxa" w:w="0"/>
+        <w:left w:type="dxa" w:w="108"/>
+        <w:bottom w:type="dxa" w:w="0"/>
+        <w:right w:type="dxa" w:w="108"/>
+      </w:tblCellMar>
+    </w:tblPr>
+  </w:style>
+  <w:style w:styleId="Style_139" w:type="table">
+    <w:name w:val="Colorful List Accent 2"/>
+    <w:basedOn w:val="Style_60"/>
+    <w:pPr>
+      <w:widowControl w:val="1"/>
+      <w:spacing w:after="0" w:line="240" w:lineRule="auto"/>
+      <w:ind/>
+    </w:pPr>
+    <w:rPr>
+      <w:color w:themeColor="text1" w:val="000000"/>
+    </w:rPr>
+    <w:tblPr>
+      <w:tblInd w:type="dxa" w:w="0"/>
+      <w:tblCellMar>
+        <w:top w:type="dxa" w:w="0"/>
+        <w:left w:type="dxa" w:w="108"/>
+        <w:bottom w:type="dxa" w:w="0"/>
+        <w:right w:type="dxa" w:w="108"/>
+      </w:tblCellMar>
+    </w:tblPr>
+  </w:style>
+  <w:style w:styleId="Style_140" w:type="table">
+    <w:name w:val="Medium List 2 Accent 6"/>
+    <w:basedOn w:val="Style_60"/>
+    <w:pPr>
+      <w:widowControl w:val="1"/>
+      <w:spacing w:after="0" w:line="240" w:lineRule="auto"/>
+      <w:ind/>
+    </w:pPr>
+    <w:rPr>
+      <w:rFonts w:asciiTheme="majorAscii" w:hAnsiTheme="majorHAnsi"/>
+      <w:color w:themeColor="text1" w:val="000000"/>
+    </w:rPr>
+    <w:tblPr>
+      <w:tblInd w:type="dxa" w:w="0"/>
+      <w:tblBorders>
+        <w:top w:sz="8" w:themeColor="accent6" w:val="single"/>
+        <w:left w:sz="8" w:themeColor="accent6" w:val="single"/>
+        <w:bottom w:sz="8" w:themeColor="accent6" w:val="single"/>
+        <w:right w:sz="8" w:themeColor="accent6" w:val="single"/>
+      </w:tblBorders>
+      <w:tblCellMar>
+        <w:top w:type="dxa" w:w="0"/>
+        <w:left w:type="dxa" w:w="108"/>
+        <w:bottom w:type="dxa" w:w="0"/>
+        <w:right w:type="dxa" w:w="108"/>
+      </w:tblCellMar>
+    </w:tblPr>
+  </w:style>
+  <w:style w:styleId="Style_141" w:type="table">
+    <w:name w:val="Medium List 1 Accent 6"/>
+    <w:basedOn w:val="Style_60"/>
+    <w:pPr>
+      <w:widowControl w:val="1"/>
+      <w:spacing w:after="0" w:line="240" w:lineRule="auto"/>
+      <w:ind/>
+    </w:pPr>
+    <w:rPr>
+      <w:color w:themeColor="text1" w:val="000000"/>
+    </w:rPr>
+    <w:tblPr>
+      <w:tblInd w:type="dxa" w:w="0"/>
+      <w:tblBorders>
+        <w:top w:sz="8" w:themeColor="accent6" w:val="single"/>
+        <w:bottom w:sz="8" w:themeColor="accent6" w:val="single"/>
+      </w:tblBorders>
+      <w:tblCellMar>
+        <w:top w:type="dxa" w:w="0"/>
+        <w:left w:type="dxa" w:w="108"/>
+        <w:bottom w:type="dxa" w:w="0"/>
+        <w:right w:type="dxa" w:w="108"/>
+      </w:tblCellMar>
+    </w:tblPr>
+  </w:style>
+  <w:style w:styleId="Style_142" w:type="table">
+    <w:name w:val="Colorful Shading Accent 1"/>
+    <w:basedOn w:val="Style_60"/>
+    <w:pPr>
+      <w:widowControl w:val="1"/>
+      <w:spacing w:after="0" w:line="240" w:lineRule="auto"/>
+      <w:ind/>
+    </w:pPr>
+    <w:rPr>
+      <w:color w:themeColor="text1" w:val="000000"/>
+    </w:rPr>
+    <w:tblPr>
+      <w:tblInd w:type="dxa" w:w="0"/>
+      <w:tblBorders>
+        <w:top w:sz="24" w:themeColor="accent2" w:val="single"/>
+        <w:left w:sz="4" w:themeColor="accent1" w:val="single"/>
+        <w:bottom w:sz="4" w:themeColor="accent1" w:val="single"/>
+        <w:right w:sz="4" w:themeColor="accent1" w:val="single"/>
+        <w:insideH w:sz="4" w:themeColor="background1" w:val="single"/>
+        <w:insideV w:sz="4" w:themeColor="background1" w:val="single"/>
+      </w:tblBorders>
+      <w:tblCellMar>
+        <w:top w:type="dxa" w:w="0"/>
+        <w:left w:type="dxa" w:w="108"/>
+        <w:bottom w:type="dxa" w:w="0"/>
+        <w:right w:type="dxa" w:w="108"/>
+      </w:tblCellMar>
+    </w:tblPr>
+  </w:style>
+  <w:style w:styleId="Style_143" w:type="table">
+    <w:name w:val="Medium Grid 2 Accent 6"/>
+    <w:basedOn w:val="Style_60"/>
+    <w:pPr>
+      <w:widowControl w:val="1"/>
+      <w:spacing w:after="0" w:line="240" w:lineRule="auto"/>
+      <w:ind/>
+    </w:pPr>
+    <w:rPr>
+      <w:rFonts w:asciiTheme="majorAscii" w:hAnsiTheme="majorHAnsi"/>
+      <w:color w:themeColor="text1" w:val="000000"/>
+    </w:rPr>
+    <w:tblPr>
+      <w:tblInd w:type="dxa" w:w="0"/>
+      <w:tblBorders>
+        <w:top w:sz="8" w:themeColor="accent6" w:val="single"/>
+        <w:left w:sz="8" w:themeColor="accent6" w:val="single"/>
+        <w:bottom w:sz="8" w:themeColor="accent6" w:val="single"/>
+        <w:right w:sz="8" w:themeColor="accent6" w:val="single"/>
+        <w:insideH w:sz="8" w:themeColor="accent6" w:val="single"/>
+        <w:insideV w:sz="8" w:themeColor="accent6" w:val="single"/>
+      </w:tblBorders>
+      <w:tblCellMar>
+        <w:top w:type="dxa" w:w="0"/>
+        <w:left w:type="dxa" w:w="108"/>
+        <w:bottom w:type="dxa" w:w="0"/>
+        <w:right w:type="dxa" w:w="108"/>
+      </w:tblCellMar>
+    </w:tblPr>
+  </w:style>
+  <w:style w:styleId="Style_144" w:type="table">
     <w:name w:val="Light Grid Accent 1"/>
     <w:basedOn w:val="Style_60"/>
     <w:pPr>
@@ -4358,52 +6104,7 @@
       </w:tblCellMar>
     </w:tblPr>
   </w:style>
-  <w:style w:styleId="Style_72" w:type="table">
-    <w:name w:val="Dark List Accent 4"/>
-    <w:basedOn w:val="Style_60"/>
-    <w:pPr>
-      <w:widowControl w:val="1"/>
-      <w:spacing w:after="0" w:line="240" w:lineRule="auto"/>
-      <w:ind/>
-    </w:pPr>
-    <w:rPr>
-      <w:color w:themeColor="background1" w:val="FFFFFF"/>
-    </w:rPr>
-    <w:tblPr>
-      <w:tblInd w:type="dxa" w:w="0"/>
-      <w:tblCellMar>
-        <w:top w:type="dxa" w:w="0"/>
-        <w:left w:type="dxa" w:w="108"/>
-        <w:bottom w:type="dxa" w:w="0"/>
-        <w:right w:type="dxa" w:w="108"/>
-      </w:tblCellMar>
-    </w:tblPr>
-  </w:style>
-  <w:style w:styleId="Style_73" w:type="table">
-    <w:name w:val="Light List Accent 2"/>
-    <w:basedOn w:val="Style_60"/>
-    <w:pPr>
-      <w:widowControl w:val="1"/>
-      <w:spacing w:after="0" w:line="240" w:lineRule="auto"/>
-      <w:ind/>
-    </w:pPr>
-    <w:tblPr>
-      <w:tblInd w:type="dxa" w:w="0"/>
-      <w:tblBorders>
-        <w:top w:sz="8" w:themeColor="accent2" w:val="single"/>
-        <w:left w:sz="8" w:themeColor="accent2" w:val="single"/>
-        <w:bottom w:sz="8" w:themeColor="accent2" w:val="single"/>
-        <w:right w:sz="8" w:themeColor="accent2" w:val="single"/>
-      </w:tblBorders>
-      <w:tblCellMar>
-        <w:top w:type="dxa" w:w="0"/>
-        <w:left w:type="dxa" w:w="108"/>
-        <w:bottom w:type="dxa" w:w="0"/>
-        <w:right w:type="dxa" w:w="108"/>
-      </w:tblCellMar>
-    </w:tblPr>
-  </w:style>
-  <w:style w:styleId="Style_74" w:type="table">
+  <w:style w:styleId="Style_145" w:type="table">
     <w:name w:val="Medium List 2"/>
     <w:basedOn w:val="Style_60"/>
     <w:pPr>
@@ -4431,253 +6132,16 @@
       </w:tblCellMar>
     </w:tblPr>
   </w:style>
-  <w:style w:styleId="Style_75" w:type="table">
-    <w:name w:val="Medium Grid 3 Accent 4"/>
-    <w:basedOn w:val="Style_60"/>
-    <w:pPr>
-      <w:widowControl w:val="1"/>
-      <w:spacing w:after="0" w:line="240" w:lineRule="auto"/>
-      <w:ind/>
-    </w:pPr>
-    <w:tblPr>
-      <w:tblInd w:type="dxa" w:w="0"/>
-      <w:tblBorders>
-        <w:top w:sz="8" w:themeColor="background1" w:val="single"/>
-        <w:left w:sz="8" w:themeColor="background1" w:val="single"/>
-        <w:bottom w:sz="8" w:themeColor="background1" w:val="single"/>
-        <w:right w:sz="8" w:themeColor="background1" w:val="single"/>
-        <w:insideH w:sz="6" w:themeColor="background1" w:val="single"/>
-        <w:insideV w:sz="6" w:themeColor="background1" w:val="single"/>
-      </w:tblBorders>
-      <w:tblCellMar>
-        <w:top w:type="dxa" w:w="0"/>
-        <w:left w:type="dxa" w:w="108"/>
-        <w:bottom w:type="dxa" w:w="0"/>
-        <w:right w:type="dxa" w:w="108"/>
-      </w:tblCellMar>
-    </w:tblPr>
-  </w:style>
-  <w:style w:styleId="Style_76" w:type="table">
-    <w:name w:val="Medium Grid 3 Accent 6"/>
-    <w:basedOn w:val="Style_60"/>
-    <w:pPr>
-      <w:widowControl w:val="1"/>
-      <w:spacing w:after="0" w:line="240" w:lineRule="auto"/>
-      <w:ind/>
-    </w:pPr>
-    <w:tblPr>
-      <w:tblInd w:type="dxa" w:w="0"/>
-      <w:tblBorders>
-        <w:top w:sz="8" w:themeColor="background1" w:val="single"/>
-        <w:left w:sz="8" w:themeColor="background1" w:val="single"/>
-        <w:bottom w:sz="8" w:themeColor="background1" w:val="single"/>
-        <w:right w:sz="8" w:themeColor="background1" w:val="single"/>
-        <w:insideH w:sz="6" w:themeColor="background1" w:val="single"/>
-        <w:insideV w:sz="6" w:themeColor="background1" w:val="single"/>
-      </w:tblBorders>
-      <w:tblCellMar>
-        <w:top w:type="dxa" w:w="0"/>
-        <w:left w:type="dxa" w:w="108"/>
-        <w:bottom w:type="dxa" w:w="0"/>
-        <w:right w:type="dxa" w:w="108"/>
-      </w:tblCellMar>
-    </w:tblPr>
-  </w:style>
-  <w:style w:styleId="Style_77" w:type="table">
-    <w:name w:val="Medium List 2 Accent 3"/>
-    <w:basedOn w:val="Style_60"/>
-    <w:pPr>
-      <w:widowControl w:val="1"/>
-      <w:spacing w:after="0" w:line="240" w:lineRule="auto"/>
-      <w:ind/>
-    </w:pPr>
-    <w:rPr>
-      <w:rFonts w:asciiTheme="majorAscii" w:hAnsiTheme="majorHAnsi"/>
+  <w:style w:styleId="Style_146" w:type="table">
+    <w:name w:val="Medium List 1 Accent 3"/>
+    <w:basedOn w:val="Style_60"/>
+    <w:pPr>
+      <w:widowControl w:val="1"/>
+      <w:spacing w:after="0" w:line="240" w:lineRule="auto"/>
+      <w:ind/>
+    </w:pPr>
+    <w:rPr>
       <w:color w:themeColor="text1" w:val="000000"/>
-    </w:rPr>
-    <w:tblPr>
-      <w:tblInd w:type="dxa" w:w="0"/>
-      <w:tblBorders>
-        <w:top w:sz="8" w:themeColor="accent3" w:val="single"/>
-        <w:left w:sz="8" w:themeColor="accent3" w:val="single"/>
-        <w:bottom w:sz="8" w:themeColor="accent3" w:val="single"/>
-        <w:right w:sz="8" w:themeColor="accent3" w:val="single"/>
-      </w:tblBorders>
-      <w:tblCellMar>
-        <w:top w:type="dxa" w:w="0"/>
-        <w:left w:type="dxa" w:w="108"/>
-        <w:bottom w:type="dxa" w:w="0"/>
-        <w:right w:type="dxa" w:w="108"/>
-      </w:tblCellMar>
-    </w:tblPr>
-  </w:style>
-  <w:style w:styleId="Style_78" w:type="table">
-    <w:name w:val="Light Grid Accent 2"/>
-    <w:basedOn w:val="Style_60"/>
-    <w:pPr>
-      <w:widowControl w:val="1"/>
-      <w:spacing w:after="0" w:line="240" w:lineRule="auto"/>
-      <w:ind/>
-    </w:pPr>
-    <w:tblPr>
-      <w:tblInd w:type="dxa" w:w="0"/>
-      <w:tblBorders>
-        <w:top w:sz="8" w:themeColor="accent2" w:val="single"/>
-        <w:left w:sz="8" w:themeColor="accent2" w:val="single"/>
-        <w:bottom w:sz="8" w:themeColor="accent2" w:val="single"/>
-        <w:right w:sz="8" w:themeColor="accent2" w:val="single"/>
-        <w:insideH w:sz="8" w:themeColor="accent2" w:val="single"/>
-        <w:insideV w:sz="8" w:themeColor="accent2" w:val="single"/>
-      </w:tblBorders>
-      <w:tblCellMar>
-        <w:top w:type="dxa" w:w="0"/>
-        <w:left w:type="dxa" w:w="108"/>
-        <w:bottom w:type="dxa" w:w="0"/>
-        <w:right w:type="dxa" w:w="108"/>
-      </w:tblCellMar>
-    </w:tblPr>
-  </w:style>
-  <w:style w:styleId="Style_79" w:type="table">
-    <w:name w:val="Medium List 1 Accent 6"/>
-    <w:basedOn w:val="Style_60"/>
-    <w:pPr>
-      <w:widowControl w:val="1"/>
-      <w:spacing w:after="0" w:line="240" w:lineRule="auto"/>
-      <w:ind/>
-    </w:pPr>
-    <w:rPr>
-      <w:color w:themeColor="text1" w:val="000000"/>
-    </w:rPr>
-    <w:tblPr>
-      <w:tblInd w:type="dxa" w:w="0"/>
-      <w:tblBorders>
-        <w:top w:sz="8" w:themeColor="accent6" w:val="single"/>
-        <w:bottom w:sz="8" w:themeColor="accent6" w:val="single"/>
-      </w:tblBorders>
-      <w:tblCellMar>
-        <w:top w:type="dxa" w:w="0"/>
-        <w:left w:type="dxa" w:w="108"/>
-        <w:bottom w:type="dxa" w:w="0"/>
-        <w:right w:type="dxa" w:w="108"/>
-      </w:tblCellMar>
-    </w:tblPr>
-  </w:style>
-  <w:style w:styleId="Style_80" w:type="table">
-    <w:name w:val="Colorful Shading Accent 3"/>
-    <w:basedOn w:val="Style_60"/>
-    <w:pPr>
-      <w:widowControl w:val="1"/>
-      <w:spacing w:after="0" w:line="240" w:lineRule="auto"/>
-      <w:ind/>
-    </w:pPr>
-    <w:rPr>
-      <w:color w:themeColor="text1" w:val="000000"/>
-    </w:rPr>
-    <w:tblPr>
-      <w:tblInd w:type="dxa" w:w="0"/>
-      <w:tblBorders>
-        <w:top w:sz="24" w:themeColor="accent4" w:val="single"/>
-        <w:left w:sz="4" w:themeColor="accent3" w:val="single"/>
-        <w:bottom w:sz="4" w:themeColor="accent3" w:val="single"/>
-        <w:right w:sz="4" w:themeColor="accent3" w:val="single"/>
-        <w:insideH w:sz="4" w:themeColor="background1" w:val="single"/>
-        <w:insideV w:sz="4" w:themeColor="background1" w:val="single"/>
-      </w:tblBorders>
-      <w:tblCellMar>
-        <w:top w:type="dxa" w:w="0"/>
-        <w:left w:type="dxa" w:w="108"/>
-        <w:bottom w:type="dxa" w:w="0"/>
-        <w:right w:type="dxa" w:w="108"/>
-      </w:tblCellMar>
-    </w:tblPr>
-  </w:style>
-  <w:style w:styleId="Style_81" w:type="table">
-    <w:name w:val="Medium Grid 3 Accent 1"/>
-    <w:basedOn w:val="Style_60"/>
-    <w:pPr>
-      <w:widowControl w:val="1"/>
-      <w:spacing w:after="0" w:line="240" w:lineRule="auto"/>
-      <w:ind/>
-    </w:pPr>
-    <w:tblPr>
-      <w:tblInd w:type="dxa" w:w="0"/>
-      <w:tblBorders>
-        <w:top w:sz="8" w:themeColor="background1" w:val="single"/>
-        <w:left w:sz="8" w:themeColor="background1" w:val="single"/>
-        <w:bottom w:sz="8" w:themeColor="background1" w:val="single"/>
-        <w:right w:sz="8" w:themeColor="background1" w:val="single"/>
-        <w:insideH w:sz="6" w:themeColor="background1" w:val="single"/>
-        <w:insideV w:sz="6" w:themeColor="background1" w:val="single"/>
-      </w:tblBorders>
-      <w:tblCellMar>
-        <w:top w:type="dxa" w:w="0"/>
-        <w:left w:type="dxa" w:w="108"/>
-        <w:bottom w:type="dxa" w:w="0"/>
-        <w:right w:type="dxa" w:w="108"/>
-      </w:tblCellMar>
-    </w:tblPr>
-  </w:style>
-  <w:style w:styleId="Style_82" w:type="table">
-    <w:name w:val="Light Shading Accent 6"/>
-    <w:basedOn w:val="Style_60"/>
-    <w:pPr>
-      <w:widowControl w:val="1"/>
-      <w:spacing w:after="0" w:line="240" w:lineRule="auto"/>
-      <w:ind/>
-    </w:pPr>
-    <w:rPr>
-      <w:color w:themeColor="accent6" w:themeShade="BF" w:val="E46C0A"/>
-    </w:rPr>
-    <w:tblPr>
-      <w:tblInd w:type="dxa" w:w="0"/>
-      <w:tblBorders>
-        <w:top w:sz="8" w:themeColor="accent6" w:val="single"/>
-        <w:bottom w:sz="8" w:themeColor="accent6" w:val="single"/>
-      </w:tblBorders>
-      <w:tblCellMar>
-        <w:top w:type="dxa" w:w="0"/>
-        <w:left w:type="dxa" w:w="108"/>
-        <w:bottom w:type="dxa" w:w="0"/>
-        <w:right w:type="dxa" w:w="108"/>
-      </w:tblCellMar>
-    </w:tblPr>
-  </w:style>
-  <w:style w:styleId="Style_83" w:type="table">
-    <w:name w:val="Medium Grid 1"/>
-    <w:basedOn w:val="Style_60"/>
-    <w:pPr>
-      <w:widowControl w:val="1"/>
-      <w:spacing w:after="0" w:line="240" w:lineRule="auto"/>
-      <w:ind/>
-    </w:pPr>
-    <w:tblPr>
-      <w:tblInd w:type="dxa" w:w="0"/>
-      <w:tblBorders>
-        <w:top w:sz="8" w:themeColor="text1" w:themeTint="BF" w:val="single"/>
-        <w:left w:sz="8" w:themeColor="text1" w:themeTint="BF" w:val="single"/>
-        <w:bottom w:sz="8" w:themeColor="text1" w:themeTint="BF" w:val="single"/>
-        <w:right w:sz="8" w:themeColor="text1" w:themeTint="BF" w:val="single"/>
-        <w:insideH w:sz="8" w:themeColor="text1" w:themeTint="BF" w:val="single"/>
-        <w:insideV w:sz="8" w:themeColor="text1" w:themeTint="BF" w:val="single"/>
-      </w:tblBorders>
-      <w:tblCellMar>
-        <w:top w:type="dxa" w:w="0"/>
-        <w:left w:type="dxa" w:w="108"/>
-        <w:bottom w:type="dxa" w:w="0"/>
-        <w:right w:type="dxa" w:w="108"/>
-      </w:tblCellMar>
-    </w:tblPr>
-  </w:style>
-  <w:style w:styleId="Style_84" w:type="table">
-    <w:name w:val="Light Shading Accent 3"/>
-    <w:basedOn w:val="Style_60"/>
-    <w:pPr>
-      <w:widowControl w:val="1"/>
-      <w:spacing w:after="0" w:line="240" w:lineRule="auto"/>
-      <w:ind/>
-    </w:pPr>
-    <w:rPr>
-      <w:color w:themeColor="accent3" w:themeShade="BF" w:val="76933C"/>
     </w:rPr>
     <w:tblPr>
       <w:tblInd w:type="dxa" w:w="0"/>
@@ -4693,7 +6157,195 @@
       </w:tblCellMar>
     </w:tblPr>
   </w:style>
-  <w:style w:styleId="Style_85" w:type="table">
+  <w:style w:styleId="Style_147" w:type="table">
+    <w:name w:val="Light Shading Accent 1"/>
+    <w:basedOn w:val="Style_60"/>
+    <w:pPr>
+      <w:widowControl w:val="1"/>
+      <w:spacing w:after="0" w:line="240" w:lineRule="auto"/>
+      <w:ind/>
+    </w:pPr>
+    <w:rPr>
+      <w:color w:themeColor="accent1" w:themeShade="BF" w:val="376092"/>
+    </w:rPr>
+    <w:tblPr>
+      <w:tblInd w:type="dxa" w:w="0"/>
+      <w:tblBorders>
+        <w:top w:sz="8" w:themeColor="accent1" w:val="single"/>
+        <w:bottom w:sz="8" w:themeColor="accent1" w:val="single"/>
+      </w:tblBorders>
+      <w:tblCellMar>
+        <w:top w:type="dxa" w:w="0"/>
+        <w:left w:type="dxa" w:w="108"/>
+        <w:bottom w:type="dxa" w:w="0"/>
+        <w:right w:type="dxa" w:w="108"/>
+      </w:tblCellMar>
+    </w:tblPr>
+  </w:style>
+  <w:style w:styleId="Style_148" w:type="table">
+    <w:name w:val="Dark List Accent 4"/>
+    <w:basedOn w:val="Style_60"/>
+    <w:pPr>
+      <w:widowControl w:val="1"/>
+      <w:spacing w:after="0" w:line="240" w:lineRule="auto"/>
+      <w:ind/>
+    </w:pPr>
+    <w:rPr>
+      <w:color w:themeColor="background1" w:val="FFFFFF"/>
+    </w:rPr>
+    <w:tblPr>
+      <w:tblInd w:type="dxa" w:w="0"/>
+      <w:tblCellMar>
+        <w:top w:type="dxa" w:w="0"/>
+        <w:left w:type="dxa" w:w="108"/>
+        <w:bottom w:type="dxa" w:w="0"/>
+        <w:right w:type="dxa" w:w="108"/>
+      </w:tblCellMar>
+    </w:tblPr>
+  </w:style>
+  <w:style w:styleId="Style_149" w:type="table">
+    <w:name w:val="Medium Shading 1 Accent 3"/>
+    <w:basedOn w:val="Style_60"/>
+    <w:pPr>
+      <w:widowControl w:val="1"/>
+      <w:spacing w:after="0" w:line="240" w:lineRule="auto"/>
+      <w:ind/>
+    </w:pPr>
+    <w:tblPr>
+      <w:tblInd w:type="dxa" w:w="0"/>
+      <w:tblBorders>
+        <w:top w:sz="8" w:themeColor="accent3" w:themeTint="BF" w:val="single"/>
+        <w:left w:sz="8" w:themeColor="accent3" w:themeTint="BF" w:val="single"/>
+        <w:bottom w:sz="8" w:themeColor="accent3" w:themeTint="BF" w:val="single"/>
+        <w:right w:sz="8" w:themeColor="accent3" w:themeTint="BF" w:val="single"/>
+        <w:insideH w:sz="8" w:themeColor="accent3" w:themeTint="BF" w:val="single"/>
+      </w:tblBorders>
+      <w:tblCellMar>
+        <w:top w:type="dxa" w:w="0"/>
+        <w:left w:type="dxa" w:w="108"/>
+        <w:bottom w:type="dxa" w:w="0"/>
+        <w:right w:type="dxa" w:w="108"/>
+      </w:tblCellMar>
+    </w:tblPr>
+  </w:style>
+  <w:style w:styleId="Style_150" w:type="table">
+    <w:name w:val="Medium Grid 1 Accent 4"/>
+    <w:basedOn w:val="Style_60"/>
+    <w:pPr>
+      <w:widowControl w:val="1"/>
+      <w:spacing w:after="0" w:line="240" w:lineRule="auto"/>
+      <w:ind/>
+    </w:pPr>
+    <w:tblPr>
+      <w:tblInd w:type="dxa" w:w="0"/>
+      <w:tblBorders>
+        <w:top w:sz="8" w:themeColor="accent4" w:themeTint="BF" w:val="single"/>
+        <w:left w:sz="8" w:themeColor="accent4" w:themeTint="BF" w:val="single"/>
+        <w:bottom w:sz="8" w:themeColor="accent4" w:themeTint="BF" w:val="single"/>
+        <w:right w:sz="8" w:themeColor="accent4" w:themeTint="BF" w:val="single"/>
+        <w:insideH w:sz="8" w:themeColor="accent4" w:themeTint="BF" w:val="single"/>
+        <w:insideV w:sz="8" w:themeColor="accent4" w:themeTint="BF" w:val="single"/>
+      </w:tblBorders>
+      <w:tblCellMar>
+        <w:top w:type="dxa" w:w="0"/>
+        <w:left w:type="dxa" w:w="108"/>
+        <w:bottom w:type="dxa" w:w="0"/>
+        <w:right w:type="dxa" w:w="108"/>
+      </w:tblCellMar>
+    </w:tblPr>
+  </w:style>
+  <w:style w:styleId="Style_151" w:type="table">
+    <w:name w:val="Light Shading Accent 5"/>
+    <w:basedOn w:val="Style_60"/>
+    <w:pPr>
+      <w:widowControl w:val="1"/>
+      <w:spacing w:after="0" w:line="240" w:lineRule="auto"/>
+      <w:ind/>
+    </w:pPr>
+    <w:rPr>
+      <w:color w:themeColor="accent5" w:themeShade="BF" w:val="31859B"/>
+    </w:rPr>
+    <w:tblPr>
+      <w:tblInd w:type="dxa" w:w="0"/>
+      <w:tblBorders>
+        <w:top w:sz="8" w:themeColor="accent5" w:val="single"/>
+        <w:bottom w:sz="8" w:themeColor="accent5" w:val="single"/>
+      </w:tblBorders>
+      <w:tblCellMar>
+        <w:top w:type="dxa" w:w="0"/>
+        <w:left w:type="dxa" w:w="108"/>
+        <w:bottom w:type="dxa" w:w="0"/>
+        <w:right w:type="dxa" w:w="108"/>
+      </w:tblCellMar>
+    </w:tblPr>
+  </w:style>
+  <w:style w:styleId="Style_152" w:type="table">
+    <w:name w:val="Dark List Accent 1"/>
+    <w:basedOn w:val="Style_60"/>
+    <w:pPr>
+      <w:widowControl w:val="1"/>
+      <w:spacing w:after="0" w:line="240" w:lineRule="auto"/>
+      <w:ind/>
+    </w:pPr>
+    <w:rPr>
+      <w:color w:themeColor="background1" w:val="FFFFFF"/>
+    </w:rPr>
+    <w:tblPr>
+      <w:tblInd w:type="dxa" w:w="0"/>
+      <w:tblCellMar>
+        <w:top w:type="dxa" w:w="0"/>
+        <w:left w:type="dxa" w:w="108"/>
+        <w:bottom w:type="dxa" w:w="0"/>
+        <w:right w:type="dxa" w:w="108"/>
+      </w:tblCellMar>
+    </w:tblPr>
+  </w:style>
+  <w:style w:styleId="Style_153" w:type="table">
+    <w:name w:val="Colorful List"/>
+    <w:basedOn w:val="Style_60"/>
+    <w:pPr>
+      <w:widowControl w:val="1"/>
+      <w:spacing w:after="0" w:line="240" w:lineRule="auto"/>
+      <w:ind/>
+    </w:pPr>
+    <w:rPr>
+      <w:color w:themeColor="text1" w:val="000000"/>
+    </w:rPr>
+    <w:tblPr>
+      <w:tblInd w:type="dxa" w:w="0"/>
+      <w:tblCellMar>
+        <w:top w:type="dxa" w:w="0"/>
+        <w:left w:type="dxa" w:w="108"/>
+        <w:bottom w:type="dxa" w:w="0"/>
+        <w:right w:type="dxa" w:w="108"/>
+      </w:tblCellMar>
+    </w:tblPr>
+  </w:style>
+  <w:style w:styleId="Style_154" w:type="table">
+    <w:name w:val="Light List Accent 5"/>
+    <w:basedOn w:val="Style_60"/>
+    <w:pPr>
+      <w:widowControl w:val="1"/>
+      <w:spacing w:after="0" w:line="240" w:lineRule="auto"/>
+      <w:ind/>
+    </w:pPr>
+    <w:tblPr>
+      <w:tblInd w:type="dxa" w:w="0"/>
+      <w:tblBorders>
+        <w:top w:sz="8" w:themeColor="accent5" w:val="single"/>
+        <w:left w:sz="8" w:themeColor="accent5" w:val="single"/>
+        <w:bottom w:sz="8" w:themeColor="accent5" w:val="single"/>
+        <w:right w:sz="8" w:themeColor="accent5" w:val="single"/>
+      </w:tblBorders>
+      <w:tblCellMar>
+        <w:top w:type="dxa" w:w="0"/>
+        <w:left w:type="dxa" w:w="108"/>
+        <w:bottom w:type="dxa" w:w="0"/>
+        <w:right w:type="dxa" w:w="108"/>
+      </w:tblCellMar>
+    </w:tblPr>
+  </w:style>
+  <w:style w:styleId="Style_155" w:type="table">
     <w:name w:val="Colorful Shading"/>
     <w:basedOn w:val="Style_60"/>
     <w:pPr>
@@ -4722,8 +6374,8 @@
       </w:tblCellMar>
     </w:tblPr>
   </w:style>
-  <w:style w:styleId="Style_86" w:type="table">
-    <w:name w:val="Medium Grid 2"/>
+  <w:style w:styleId="Style_156" w:type="table">
+    <w:name w:val="Medium List 2 Accent 3"/>
     <w:basedOn w:val="Style_60"/>
     <w:pPr>
       <w:widowControl w:val="1"/>
@@ -4737,703 +6389,20 @@
     <w:tblPr>
       <w:tblInd w:type="dxa" w:w="0"/>
       <w:tblBorders>
-        <w:top w:sz="8" w:themeColor="text1" w:val="single"/>
-        <w:left w:sz="8" w:themeColor="text1" w:val="single"/>
-        <w:bottom w:sz="8" w:themeColor="text1" w:val="single"/>
-        <w:right w:sz="8" w:themeColor="text1" w:val="single"/>
-        <w:insideH w:sz="8" w:themeColor="text1" w:val="single"/>
-        <w:insideV w:sz="8" w:themeColor="text1" w:val="single"/>
-      </w:tblBorders>
-      <w:tblCellMar>
-        <w:top w:type="dxa" w:w="0"/>
-        <w:left w:type="dxa" w:w="108"/>
-        <w:bottom w:type="dxa" w:w="0"/>
-        <w:right w:type="dxa" w:w="108"/>
-      </w:tblCellMar>
-    </w:tblPr>
-  </w:style>
-  <w:style w:styleId="Style_87" w:type="table">
-    <w:name w:val="Medium List 2 Accent 2"/>
-    <w:basedOn w:val="Style_60"/>
-    <w:pPr>
-      <w:widowControl w:val="1"/>
-      <w:spacing w:after="0" w:line="240" w:lineRule="auto"/>
-      <w:ind/>
-    </w:pPr>
-    <w:rPr>
-      <w:rFonts w:asciiTheme="majorAscii" w:hAnsiTheme="majorHAnsi"/>
-      <w:color w:themeColor="text1" w:val="000000"/>
-    </w:rPr>
-    <w:tblPr>
-      <w:tblInd w:type="dxa" w:w="0"/>
-      <w:tblBorders>
-        <w:top w:sz="8" w:themeColor="accent2" w:val="single"/>
-        <w:left w:sz="8" w:themeColor="accent2" w:val="single"/>
-        <w:bottom w:sz="8" w:themeColor="accent2" w:val="single"/>
-        <w:right w:sz="8" w:themeColor="accent2" w:val="single"/>
-      </w:tblBorders>
-      <w:tblCellMar>
-        <w:top w:type="dxa" w:w="0"/>
-        <w:left w:type="dxa" w:w="108"/>
-        <w:bottom w:type="dxa" w:w="0"/>
-        <w:right w:type="dxa" w:w="108"/>
-      </w:tblCellMar>
-    </w:tblPr>
-  </w:style>
-  <w:style w:styleId="Style_88" w:type="table">
-    <w:name w:val="Light Grid Accent 5"/>
-    <w:basedOn w:val="Style_60"/>
-    <w:pPr>
-      <w:widowControl w:val="1"/>
-      <w:spacing w:after="0" w:line="240" w:lineRule="auto"/>
-      <w:ind/>
-    </w:pPr>
-    <w:tblPr>
-      <w:tblInd w:type="dxa" w:w="0"/>
-      <w:tblBorders>
-        <w:top w:sz="8" w:themeColor="accent5" w:val="single"/>
-        <w:left w:sz="8" w:themeColor="accent5" w:val="single"/>
-        <w:bottom w:sz="8" w:themeColor="accent5" w:val="single"/>
-        <w:right w:sz="8" w:themeColor="accent5" w:val="single"/>
-        <w:insideH w:sz="8" w:themeColor="accent5" w:val="single"/>
-        <w:insideV w:sz="8" w:themeColor="accent5" w:val="single"/>
-      </w:tblBorders>
-      <w:tblCellMar>
-        <w:top w:type="dxa" w:w="0"/>
-        <w:left w:type="dxa" w:w="108"/>
-        <w:bottom w:type="dxa" w:w="0"/>
-        <w:right w:type="dxa" w:w="108"/>
-      </w:tblCellMar>
-    </w:tblPr>
-  </w:style>
-  <w:style w:styleId="Style_89" w:type="table">
-    <w:name w:val="Medium List 1 Accent 5"/>
-    <w:basedOn w:val="Style_60"/>
-    <w:pPr>
-      <w:widowControl w:val="1"/>
-      <w:spacing w:after="0" w:line="240" w:lineRule="auto"/>
-      <w:ind/>
-    </w:pPr>
-    <w:rPr>
-      <w:color w:themeColor="text1" w:val="000000"/>
-    </w:rPr>
-    <w:tblPr>
-      <w:tblInd w:type="dxa" w:w="0"/>
-      <w:tblBorders>
-        <w:top w:sz="8" w:themeColor="accent5" w:val="single"/>
-        <w:bottom w:sz="8" w:themeColor="accent5" w:val="single"/>
-      </w:tblBorders>
-      <w:tblCellMar>
-        <w:top w:type="dxa" w:w="0"/>
-        <w:left w:type="dxa" w:w="108"/>
-        <w:bottom w:type="dxa" w:w="0"/>
-        <w:right w:type="dxa" w:w="108"/>
-      </w:tblCellMar>
-    </w:tblPr>
-  </w:style>
-  <w:style w:styleId="Style_90" w:type="table">
-    <w:name w:val="Medium Shading 1 Accent 6"/>
-    <w:basedOn w:val="Style_60"/>
-    <w:pPr>
-      <w:widowControl w:val="1"/>
-      <w:spacing w:after="0" w:line="240" w:lineRule="auto"/>
-      <w:ind/>
-    </w:pPr>
-    <w:tblPr>
-      <w:tblInd w:type="dxa" w:w="0"/>
-      <w:tblBorders>
-        <w:top w:sz="8" w:themeColor="accent6" w:themeTint="BF" w:val="single"/>
-        <w:left w:sz="8" w:themeColor="accent6" w:themeTint="BF" w:val="single"/>
-        <w:bottom w:sz="8" w:themeColor="accent6" w:themeTint="BF" w:val="single"/>
-        <w:right w:sz="8" w:themeColor="accent6" w:themeTint="BF" w:val="single"/>
-        <w:insideH w:sz="8" w:themeColor="accent6" w:themeTint="BF" w:val="single"/>
-      </w:tblBorders>
-      <w:tblCellMar>
-        <w:top w:type="dxa" w:w="0"/>
-        <w:left w:type="dxa" w:w="108"/>
-        <w:bottom w:type="dxa" w:w="0"/>
-        <w:right w:type="dxa" w:w="108"/>
-      </w:tblCellMar>
-    </w:tblPr>
-  </w:style>
-  <w:style w:styleId="Style_91" w:type="table">
-    <w:name w:val="Light Grid Accent 4"/>
-    <w:basedOn w:val="Style_60"/>
-    <w:pPr>
-      <w:widowControl w:val="1"/>
-      <w:spacing w:after="0" w:line="240" w:lineRule="auto"/>
-      <w:ind/>
-    </w:pPr>
-    <w:tblPr>
-      <w:tblInd w:type="dxa" w:w="0"/>
-      <w:tblBorders>
-        <w:top w:sz="8" w:themeColor="accent4" w:val="single"/>
-        <w:left w:sz="8" w:themeColor="accent4" w:val="single"/>
-        <w:bottom w:sz="8" w:themeColor="accent4" w:val="single"/>
-        <w:right w:sz="8" w:themeColor="accent4" w:val="single"/>
-        <w:insideH w:sz="8" w:themeColor="accent4" w:val="single"/>
-        <w:insideV w:sz="8" w:themeColor="accent4" w:val="single"/>
-      </w:tblBorders>
-      <w:tblCellMar>
-        <w:top w:type="dxa" w:w="0"/>
-        <w:left w:type="dxa" w:w="108"/>
-        <w:bottom w:type="dxa" w:w="0"/>
-        <w:right w:type="dxa" w:w="108"/>
-      </w:tblCellMar>
-    </w:tblPr>
-  </w:style>
-  <w:style w:styleId="Style_92" w:type="table">
-    <w:name w:val="Medium List 2 Accent 1"/>
-    <w:basedOn w:val="Style_60"/>
-    <w:pPr>
-      <w:widowControl w:val="1"/>
-      <w:spacing w:after="0" w:line="240" w:lineRule="auto"/>
-      <w:ind/>
-    </w:pPr>
-    <w:rPr>
-      <w:rFonts w:asciiTheme="majorAscii" w:hAnsiTheme="majorHAnsi"/>
-      <w:color w:themeColor="text1" w:val="000000"/>
-    </w:rPr>
-    <w:tblPr>
-      <w:tblInd w:type="dxa" w:w="0"/>
-      <w:tblBorders>
-        <w:top w:sz="8" w:themeColor="accent1" w:val="single"/>
-        <w:left w:sz="8" w:themeColor="accent1" w:val="single"/>
-        <w:bottom w:sz="8" w:themeColor="accent1" w:val="single"/>
-        <w:right w:sz="8" w:themeColor="accent1" w:val="single"/>
-      </w:tblBorders>
-      <w:tblCellMar>
-        <w:top w:type="dxa" w:w="0"/>
-        <w:left w:type="dxa" w:w="108"/>
-        <w:bottom w:type="dxa" w:w="0"/>
-        <w:right w:type="dxa" w:w="108"/>
-      </w:tblCellMar>
-    </w:tblPr>
-  </w:style>
-  <w:style w:styleId="Style_93" w:type="table">
-    <w:name w:val="Colorful List Accent 6"/>
-    <w:basedOn w:val="Style_60"/>
-    <w:pPr>
-      <w:widowControl w:val="1"/>
-      <w:spacing w:after="0" w:line="240" w:lineRule="auto"/>
-      <w:ind/>
-    </w:pPr>
-    <w:rPr>
-      <w:color w:themeColor="text1" w:val="000000"/>
-    </w:rPr>
-    <w:tblPr>
-      <w:tblInd w:type="dxa" w:w="0"/>
-      <w:tblCellMar>
-        <w:top w:type="dxa" w:w="0"/>
-        <w:left w:type="dxa" w:w="108"/>
-        <w:bottom w:type="dxa" w:w="0"/>
-        <w:right w:type="dxa" w:w="108"/>
-      </w:tblCellMar>
-    </w:tblPr>
-  </w:style>
-  <w:style w:styleId="Style_94" w:type="table">
-    <w:name w:val="Medium Shading 1 Accent 1"/>
-    <w:basedOn w:val="Style_60"/>
-    <w:pPr>
-      <w:widowControl w:val="1"/>
-      <w:spacing w:after="0" w:line="240" w:lineRule="auto"/>
-      <w:ind/>
-    </w:pPr>
-    <w:tblPr>
-      <w:tblInd w:type="dxa" w:w="0"/>
-      <w:tblBorders>
-        <w:top w:sz="8" w:themeColor="accent1" w:themeTint="BF" w:val="single"/>
-        <w:left w:sz="8" w:themeColor="accent1" w:themeTint="BF" w:val="single"/>
-        <w:bottom w:sz="8" w:themeColor="accent1" w:themeTint="BF" w:val="single"/>
-        <w:right w:sz="8" w:themeColor="accent1" w:themeTint="BF" w:val="single"/>
-        <w:insideH w:sz="8" w:themeColor="accent1" w:themeTint="BF" w:val="single"/>
-      </w:tblBorders>
-      <w:tblCellMar>
-        <w:top w:type="dxa" w:w="0"/>
-        <w:left w:type="dxa" w:w="108"/>
-        <w:bottom w:type="dxa" w:w="0"/>
-        <w:right w:type="dxa" w:w="108"/>
-      </w:tblCellMar>
-    </w:tblPr>
-  </w:style>
-  <w:style w:styleId="Style_95" w:type="table">
-    <w:name w:val="Medium Shading 2 Accent 3"/>
-    <w:basedOn w:val="Style_60"/>
-    <w:pPr>
-      <w:widowControl w:val="1"/>
-      <w:spacing w:after="0" w:line="240" w:lineRule="auto"/>
-      <w:ind/>
-    </w:pPr>
-    <w:tblPr>
-      <w:tblInd w:type="dxa" w:w="0"/>
-      <w:tblBorders>
-        <w:top w:color="000000" w:sz="18" w:val="single"/>
-        <w:bottom w:color="000000" w:sz="18" w:val="single"/>
-      </w:tblBorders>
-      <w:tblCellMar>
-        <w:top w:type="dxa" w:w="0"/>
-        <w:left w:type="dxa" w:w="108"/>
-        <w:bottom w:type="dxa" w:w="0"/>
-        <w:right w:type="dxa" w:w="108"/>
-      </w:tblCellMar>
-    </w:tblPr>
-  </w:style>
-  <w:style w:styleId="Style_1" w:type="table">
-    <w:name w:val="Table Grid"/>
-    <w:basedOn w:val="Style_60"/>
-    <w:pPr>
-      <w:widowControl w:val="1"/>
-      <w:spacing w:after="0" w:line="240" w:lineRule="auto"/>
-      <w:ind/>
-    </w:pPr>
-    <w:tblPr>
-      <w:tblInd w:type="dxa" w:w="0"/>
-      <w:tblBorders>
-        <w:top w:color="000000" w:sz="4" w:val="single"/>
-        <w:left w:color="000000" w:sz="4" w:val="single"/>
-        <w:bottom w:color="000000" w:sz="4" w:val="single"/>
-        <w:right w:color="000000" w:sz="4" w:val="single"/>
-        <w:insideH w:color="000000" w:sz="4" w:val="single"/>
-        <w:insideV w:color="000000" w:sz="4" w:val="single"/>
-      </w:tblBorders>
-      <w:tblCellMar>
-        <w:top w:type="dxa" w:w="0"/>
-        <w:left w:type="dxa" w:w="108"/>
-        <w:bottom w:type="dxa" w:w="0"/>
-        <w:right w:type="dxa" w:w="108"/>
-      </w:tblCellMar>
-    </w:tblPr>
-  </w:style>
-  <w:style w:styleId="Style_96" w:type="table">
-    <w:name w:val="Medium Shading 2"/>
-    <w:basedOn w:val="Style_60"/>
-    <w:pPr>
-      <w:widowControl w:val="1"/>
-      <w:spacing w:after="0" w:line="240" w:lineRule="auto"/>
-      <w:ind/>
-    </w:pPr>
-    <w:tblPr>
-      <w:tblInd w:type="dxa" w:w="0"/>
-      <w:tblBorders>
-        <w:top w:color="000000" w:sz="18" w:val="single"/>
-        <w:bottom w:color="000000" w:sz="18" w:val="single"/>
-      </w:tblBorders>
-      <w:tblCellMar>
-        <w:top w:type="dxa" w:w="0"/>
-        <w:left w:type="dxa" w:w="108"/>
-        <w:bottom w:type="dxa" w:w="0"/>
-        <w:right w:type="dxa" w:w="108"/>
-      </w:tblCellMar>
-    </w:tblPr>
-  </w:style>
-  <w:style w:styleId="Style_97" w:type="table">
-    <w:name w:val="Colorful Grid Accent 3"/>
-    <w:basedOn w:val="Style_60"/>
-    <w:pPr>
-      <w:widowControl w:val="1"/>
-      <w:spacing w:after="0" w:line="240" w:lineRule="auto"/>
-      <w:ind/>
-    </w:pPr>
-    <w:rPr>
-      <w:color w:themeColor="text1" w:val="000000"/>
-    </w:rPr>
-    <w:tblPr>
-      <w:tblInd w:type="dxa" w:w="0"/>
-      <w:tblBorders>
-        <w:insideH w:sz="4" w:themeColor="background1" w:val="single"/>
-      </w:tblBorders>
-      <w:tblCellMar>
-        <w:top w:type="dxa" w:w="0"/>
-        <w:left w:type="dxa" w:w="108"/>
-        <w:bottom w:type="dxa" w:w="0"/>
-        <w:right w:type="dxa" w:w="108"/>
-      </w:tblCellMar>
-    </w:tblPr>
-  </w:style>
-  <w:style w:styleId="Style_98" w:type="table">
-    <w:name w:val="Dark List Accent 1"/>
-    <w:basedOn w:val="Style_60"/>
-    <w:pPr>
-      <w:widowControl w:val="1"/>
-      <w:spacing w:after="0" w:line="240" w:lineRule="auto"/>
-      <w:ind/>
-    </w:pPr>
-    <w:rPr>
-      <w:color w:themeColor="background1" w:val="FFFFFF"/>
-    </w:rPr>
-    <w:tblPr>
-      <w:tblInd w:type="dxa" w:w="0"/>
-      <w:tblCellMar>
-        <w:top w:type="dxa" w:w="0"/>
-        <w:left w:type="dxa" w:w="108"/>
-        <w:bottom w:type="dxa" w:w="0"/>
-        <w:right w:type="dxa" w:w="108"/>
-      </w:tblCellMar>
-    </w:tblPr>
-  </w:style>
-  <w:style w:styleId="Style_99" w:type="table">
-    <w:name w:val="Medium Shading 1 Accent 2"/>
-    <w:basedOn w:val="Style_60"/>
-    <w:pPr>
-      <w:widowControl w:val="1"/>
-      <w:spacing w:after="0" w:line="240" w:lineRule="auto"/>
-      <w:ind/>
-    </w:pPr>
-    <w:tblPr>
-      <w:tblInd w:type="dxa" w:w="0"/>
-      <w:tblBorders>
-        <w:top w:sz="8" w:themeColor="accent2" w:themeTint="BF" w:val="single"/>
-        <w:left w:sz="8" w:themeColor="accent2" w:themeTint="BF" w:val="single"/>
-        <w:bottom w:sz="8" w:themeColor="accent2" w:themeTint="BF" w:val="single"/>
-        <w:right w:sz="8" w:themeColor="accent2" w:themeTint="BF" w:val="single"/>
-        <w:insideH w:sz="8" w:themeColor="accent2" w:themeTint="BF" w:val="single"/>
-      </w:tblBorders>
-      <w:tblCellMar>
-        <w:top w:type="dxa" w:w="0"/>
-        <w:left w:type="dxa" w:w="108"/>
-        <w:bottom w:type="dxa" w:w="0"/>
-        <w:right w:type="dxa" w:w="108"/>
-      </w:tblCellMar>
-    </w:tblPr>
-  </w:style>
-  <w:style w:styleId="Style_100" w:type="table">
-    <w:name w:val="Colorful Shading Accent 4"/>
-    <w:basedOn w:val="Style_60"/>
-    <w:pPr>
-      <w:widowControl w:val="1"/>
-      <w:spacing w:after="0" w:line="240" w:lineRule="auto"/>
-      <w:ind/>
-    </w:pPr>
-    <w:rPr>
-      <w:color w:themeColor="text1" w:val="000000"/>
-    </w:rPr>
-    <w:tblPr>
-      <w:tblInd w:type="dxa" w:w="0"/>
-      <w:tblBorders>
-        <w:top w:sz="24" w:themeColor="accent3" w:val="single"/>
-        <w:left w:sz="4" w:themeColor="accent4" w:val="single"/>
-        <w:bottom w:sz="4" w:themeColor="accent4" w:val="single"/>
-        <w:right w:sz="4" w:themeColor="accent4" w:val="single"/>
-        <w:insideH w:sz="4" w:themeColor="background1" w:val="single"/>
-        <w:insideV w:sz="4" w:themeColor="background1" w:val="single"/>
-      </w:tblBorders>
-      <w:tblCellMar>
-        <w:top w:type="dxa" w:w="0"/>
-        <w:left w:type="dxa" w:w="108"/>
-        <w:bottom w:type="dxa" w:w="0"/>
-        <w:right w:type="dxa" w:w="108"/>
-      </w:tblCellMar>
-    </w:tblPr>
-  </w:style>
-  <w:style w:styleId="Style_101" w:type="table">
-    <w:name w:val="Light List Accent 6"/>
-    <w:basedOn w:val="Style_60"/>
-    <w:pPr>
-      <w:widowControl w:val="1"/>
-      <w:spacing w:after="0" w:line="240" w:lineRule="auto"/>
-      <w:ind/>
-    </w:pPr>
-    <w:tblPr>
-      <w:tblInd w:type="dxa" w:w="0"/>
-      <w:tblBorders>
-        <w:top w:sz="8" w:themeColor="accent6" w:val="single"/>
-        <w:left w:sz="8" w:themeColor="accent6" w:val="single"/>
-        <w:bottom w:sz="8" w:themeColor="accent6" w:val="single"/>
-        <w:right w:sz="8" w:themeColor="accent6" w:val="single"/>
-      </w:tblBorders>
-      <w:tblCellMar>
-        <w:top w:type="dxa" w:w="0"/>
-        <w:left w:type="dxa" w:w="108"/>
-        <w:bottom w:type="dxa" w:w="0"/>
-        <w:right w:type="dxa" w:w="108"/>
-      </w:tblCellMar>
-    </w:tblPr>
-  </w:style>
-  <w:style w:styleId="Style_102" w:type="table">
-    <w:name w:val="Light List Accent 4"/>
-    <w:basedOn w:val="Style_60"/>
-    <w:pPr>
-      <w:widowControl w:val="1"/>
-      <w:spacing w:after="0" w:line="240" w:lineRule="auto"/>
-      <w:ind/>
-    </w:pPr>
-    <w:tblPr>
-      <w:tblInd w:type="dxa" w:w="0"/>
-      <w:tblBorders>
-        <w:top w:sz="8" w:themeColor="accent4" w:val="single"/>
-        <w:left w:sz="8" w:themeColor="accent4" w:val="single"/>
-        <w:bottom w:sz="8" w:themeColor="accent4" w:val="single"/>
-        <w:right w:sz="8" w:themeColor="accent4" w:val="single"/>
-      </w:tblBorders>
-      <w:tblCellMar>
-        <w:top w:type="dxa" w:w="0"/>
-        <w:left w:type="dxa" w:w="108"/>
-        <w:bottom w:type="dxa" w:w="0"/>
-        <w:right w:type="dxa" w:w="108"/>
-      </w:tblCellMar>
-    </w:tblPr>
-  </w:style>
-  <w:style w:styleId="Style_103" w:type="table">
-    <w:name w:val="Medium Grid 3"/>
-    <w:basedOn w:val="Style_60"/>
-    <w:pPr>
-      <w:widowControl w:val="1"/>
-      <w:spacing w:after="0" w:line="240" w:lineRule="auto"/>
-      <w:ind/>
-    </w:pPr>
-    <w:tblPr>
-      <w:tblInd w:type="dxa" w:w="0"/>
-      <w:tblBorders>
-        <w:top w:sz="8" w:themeColor="background1" w:val="single"/>
-        <w:left w:sz="8" w:themeColor="background1" w:val="single"/>
-        <w:bottom w:sz="8" w:themeColor="background1" w:val="single"/>
-        <w:right w:sz="8" w:themeColor="background1" w:val="single"/>
-        <w:insideH w:sz="6" w:themeColor="background1" w:val="single"/>
-        <w:insideV w:sz="6" w:themeColor="background1" w:val="single"/>
-      </w:tblBorders>
-      <w:tblCellMar>
-        <w:top w:type="dxa" w:w="0"/>
-        <w:left w:type="dxa" w:w="108"/>
-        <w:bottom w:type="dxa" w:w="0"/>
-        <w:right w:type="dxa" w:w="108"/>
-      </w:tblCellMar>
-    </w:tblPr>
-  </w:style>
-  <w:style w:styleId="Style_104" w:type="table">
-    <w:name w:val="Colorful Grid"/>
-    <w:basedOn w:val="Style_60"/>
-    <w:pPr>
-      <w:widowControl w:val="1"/>
-      <w:spacing w:after="0" w:line="240" w:lineRule="auto"/>
-      <w:ind/>
-    </w:pPr>
-    <w:rPr>
-      <w:color w:themeColor="text1" w:val="000000"/>
-    </w:rPr>
-    <w:tblPr>
-      <w:tblInd w:type="dxa" w:w="0"/>
-      <w:tblBorders>
-        <w:insideH w:sz="4" w:themeColor="background1" w:val="single"/>
-      </w:tblBorders>
-      <w:tblCellMar>
-        <w:top w:type="dxa" w:w="0"/>
-        <w:left w:type="dxa" w:w="108"/>
-        <w:bottom w:type="dxa" w:w="0"/>
-        <w:right w:type="dxa" w:w="108"/>
-      </w:tblCellMar>
-    </w:tblPr>
-  </w:style>
-  <w:style w:styleId="Style_105" w:type="table">
-    <w:name w:val="Medium Grid 2 Accent 6"/>
-    <w:basedOn w:val="Style_60"/>
-    <w:pPr>
-      <w:widowControl w:val="1"/>
-      <w:spacing w:after="0" w:line="240" w:lineRule="auto"/>
-      <w:ind/>
-    </w:pPr>
-    <w:rPr>
-      <w:rFonts w:asciiTheme="majorAscii" w:hAnsiTheme="majorHAnsi"/>
-      <w:color w:themeColor="text1" w:val="000000"/>
-    </w:rPr>
-    <w:tblPr>
-      <w:tblInd w:type="dxa" w:w="0"/>
-      <w:tblBorders>
-        <w:top w:sz="8" w:themeColor="accent6" w:val="single"/>
-        <w:left w:sz="8" w:themeColor="accent6" w:val="single"/>
-        <w:bottom w:sz="8" w:themeColor="accent6" w:val="single"/>
-        <w:right w:sz="8" w:themeColor="accent6" w:val="single"/>
-        <w:insideH w:sz="8" w:themeColor="accent6" w:val="single"/>
-        <w:insideV w:sz="8" w:themeColor="accent6" w:val="single"/>
-      </w:tblBorders>
-      <w:tblCellMar>
-        <w:top w:type="dxa" w:w="0"/>
-        <w:left w:type="dxa" w:w="108"/>
-        <w:bottom w:type="dxa" w:w="0"/>
-        <w:right w:type="dxa" w:w="108"/>
-      </w:tblCellMar>
-    </w:tblPr>
-  </w:style>
-  <w:style w:styleId="Style_106" w:type="table">
-    <w:name w:val="Medium List 2 Accent 4"/>
-    <w:basedOn w:val="Style_60"/>
-    <w:pPr>
-      <w:widowControl w:val="1"/>
-      <w:spacing w:after="0" w:line="240" w:lineRule="auto"/>
-      <w:ind/>
-    </w:pPr>
-    <w:rPr>
-      <w:rFonts w:asciiTheme="majorAscii" w:hAnsiTheme="majorHAnsi"/>
-      <w:color w:themeColor="text1" w:val="000000"/>
-    </w:rPr>
-    <w:tblPr>
-      <w:tblInd w:type="dxa" w:w="0"/>
-      <w:tblBorders>
-        <w:top w:sz="8" w:themeColor="accent4" w:val="single"/>
-        <w:left w:sz="8" w:themeColor="accent4" w:val="single"/>
-        <w:bottom w:sz="8" w:themeColor="accent4" w:val="single"/>
-        <w:right w:sz="8" w:themeColor="accent4" w:val="single"/>
-      </w:tblBorders>
-      <w:tblCellMar>
-        <w:top w:type="dxa" w:w="0"/>
-        <w:left w:type="dxa" w:w="108"/>
-        <w:bottom w:type="dxa" w:w="0"/>
-        <w:right w:type="dxa" w:w="108"/>
-      </w:tblCellMar>
-    </w:tblPr>
-  </w:style>
-  <w:style w:styleId="Style_107" w:type="table">
-    <w:name w:val="Dark List Accent 6"/>
-    <w:basedOn w:val="Style_60"/>
-    <w:pPr>
-      <w:widowControl w:val="1"/>
-      <w:spacing w:after="0" w:line="240" w:lineRule="auto"/>
-      <w:ind/>
-    </w:pPr>
-    <w:rPr>
-      <w:color w:themeColor="background1" w:val="FFFFFF"/>
-    </w:rPr>
-    <w:tblPr>
-      <w:tblInd w:type="dxa" w:w="0"/>
-      <w:tblCellMar>
-        <w:top w:type="dxa" w:w="0"/>
-        <w:left w:type="dxa" w:w="108"/>
-        <w:bottom w:type="dxa" w:w="0"/>
-        <w:right w:type="dxa" w:w="108"/>
-      </w:tblCellMar>
-    </w:tblPr>
-  </w:style>
-  <w:style w:styleId="Style_108" w:type="table">
-    <w:name w:val="Colorful Shading Accent 2"/>
-    <w:basedOn w:val="Style_60"/>
-    <w:pPr>
-      <w:widowControl w:val="1"/>
-      <w:spacing w:after="0" w:line="240" w:lineRule="auto"/>
-      <w:ind/>
-    </w:pPr>
-    <w:rPr>
-      <w:color w:themeColor="text1" w:val="000000"/>
-    </w:rPr>
-    <w:tblPr>
-      <w:tblInd w:type="dxa" w:w="0"/>
-      <w:tblBorders>
-        <w:top w:sz="24" w:themeColor="accent2" w:val="single"/>
-        <w:left w:sz="4" w:themeColor="accent2" w:val="single"/>
-        <w:bottom w:sz="4" w:themeColor="accent2" w:val="single"/>
-        <w:right w:sz="4" w:themeColor="accent2" w:val="single"/>
-        <w:insideH w:sz="4" w:themeColor="background1" w:val="single"/>
-        <w:insideV w:sz="4" w:themeColor="background1" w:val="single"/>
-      </w:tblBorders>
-      <w:tblCellMar>
-        <w:top w:type="dxa" w:w="0"/>
-        <w:left w:type="dxa" w:w="108"/>
-        <w:bottom w:type="dxa" w:w="0"/>
-        <w:right w:type="dxa" w:w="108"/>
-      </w:tblCellMar>
-    </w:tblPr>
-  </w:style>
-  <w:style w:styleId="Style_109" w:type="table">
-    <w:name w:val="Colorful Grid Accent 5"/>
-    <w:basedOn w:val="Style_60"/>
-    <w:pPr>
-      <w:widowControl w:val="1"/>
-      <w:spacing w:after="0" w:line="240" w:lineRule="auto"/>
-      <w:ind/>
-    </w:pPr>
-    <w:rPr>
-      <w:color w:themeColor="text1" w:val="000000"/>
-    </w:rPr>
-    <w:tblPr>
-      <w:tblInd w:type="dxa" w:w="0"/>
-      <w:tblBorders>
-        <w:insideH w:sz="4" w:themeColor="background1" w:val="single"/>
-      </w:tblBorders>
-      <w:tblCellMar>
-        <w:top w:type="dxa" w:w="0"/>
-        <w:left w:type="dxa" w:w="108"/>
-        <w:bottom w:type="dxa" w:w="0"/>
-        <w:right w:type="dxa" w:w="108"/>
-      </w:tblCellMar>
-    </w:tblPr>
-  </w:style>
-  <w:style w:styleId="Style_110" w:type="table">
-    <w:name w:val="Medium Shading 2 Accent 1"/>
-    <w:basedOn w:val="Style_60"/>
-    <w:pPr>
-      <w:widowControl w:val="1"/>
-      <w:spacing w:after="0" w:line="240" w:lineRule="auto"/>
-      <w:ind/>
-    </w:pPr>
-    <w:tblPr>
-      <w:tblInd w:type="dxa" w:w="0"/>
-      <w:tblBorders>
-        <w:top w:color="000000" w:sz="18" w:val="single"/>
-        <w:bottom w:color="000000" w:sz="18" w:val="single"/>
-      </w:tblBorders>
-      <w:tblCellMar>
-        <w:top w:type="dxa" w:w="0"/>
-        <w:left w:type="dxa" w:w="108"/>
-        <w:bottom w:type="dxa" w:w="0"/>
-        <w:right w:type="dxa" w:w="108"/>
-      </w:tblCellMar>
-    </w:tblPr>
-  </w:style>
-  <w:style w:styleId="Style_111" w:type="table">
-    <w:name w:val="Medium Grid 1 Accent 6"/>
-    <w:basedOn w:val="Style_60"/>
-    <w:pPr>
-      <w:widowControl w:val="1"/>
-      <w:spacing w:after="0" w:line="240" w:lineRule="auto"/>
-      <w:ind/>
-    </w:pPr>
-    <w:tblPr>
-      <w:tblInd w:type="dxa" w:w="0"/>
-      <w:tblBorders>
-        <w:top w:sz="8" w:themeColor="accent6" w:themeTint="BF" w:val="single"/>
-        <w:left w:sz="8" w:themeColor="accent6" w:themeTint="BF" w:val="single"/>
-        <w:bottom w:sz="8" w:themeColor="accent6" w:themeTint="BF" w:val="single"/>
-        <w:right w:sz="8" w:themeColor="accent6" w:themeTint="BF" w:val="single"/>
-        <w:insideH w:sz="8" w:themeColor="accent6" w:themeTint="BF" w:val="single"/>
-        <w:insideV w:sz="8" w:themeColor="accent6" w:themeTint="BF" w:val="single"/>
-      </w:tblBorders>
-      <w:tblCellMar>
-        <w:top w:type="dxa" w:w="0"/>
-        <w:left w:type="dxa" w:w="108"/>
-        <w:bottom w:type="dxa" w:w="0"/>
-        <w:right w:type="dxa" w:w="108"/>
-      </w:tblCellMar>
-    </w:tblPr>
-  </w:style>
-  <w:style w:styleId="Style_112" w:type="table">
-    <w:name w:val="Medium Grid 2 Accent 2"/>
-    <w:basedOn w:val="Style_60"/>
-    <w:pPr>
-      <w:widowControl w:val="1"/>
-      <w:spacing w:after="0" w:line="240" w:lineRule="auto"/>
-      <w:ind/>
-    </w:pPr>
-    <w:rPr>
-      <w:rFonts w:asciiTheme="majorAscii" w:hAnsiTheme="majorHAnsi"/>
-      <w:color w:themeColor="text1" w:val="000000"/>
-    </w:rPr>
-    <w:tblPr>
-      <w:tblInd w:type="dxa" w:w="0"/>
-      <w:tblBorders>
-        <w:top w:sz="8" w:themeColor="accent2" w:val="single"/>
-        <w:left w:sz="8" w:themeColor="accent2" w:val="single"/>
-        <w:bottom w:sz="8" w:themeColor="accent2" w:val="single"/>
-        <w:right w:sz="8" w:themeColor="accent2" w:val="single"/>
-        <w:insideH w:sz="8" w:themeColor="accent2" w:val="single"/>
-        <w:insideV w:sz="8" w:themeColor="accent2" w:val="single"/>
-      </w:tblBorders>
-      <w:tblCellMar>
-        <w:top w:type="dxa" w:w="0"/>
-        <w:left w:type="dxa" w:w="108"/>
-        <w:bottom w:type="dxa" w:w="0"/>
-        <w:right w:type="dxa" w:w="108"/>
-      </w:tblCellMar>
-    </w:tblPr>
-  </w:style>
-  <w:style w:styleId="Style_113" w:type="table">
+        <w:top w:sz="8" w:themeColor="accent3" w:val="single"/>
+        <w:left w:sz="8" w:themeColor="accent3" w:val="single"/>
+        <w:bottom w:sz="8" w:themeColor="accent3" w:val="single"/>
+        <w:right w:sz="8" w:themeColor="accent3" w:val="single"/>
+      </w:tblBorders>
+      <w:tblCellMar>
+        <w:top w:type="dxa" w:w="0"/>
+        <w:left w:type="dxa" w:w="108"/>
+        <w:bottom w:type="dxa" w:w="0"/>
+        <w:right w:type="dxa" w:w="108"/>
+      </w:tblCellMar>
+    </w:tblPr>
+  </w:style>
+  <w:style w:styleId="Style_157" w:type="table">
     <w:name w:val="Medium Grid 1 Accent 1"/>
     <w:basedOn w:val="Style_60"/>
     <w:pPr>
@@ -5450,1108 +6419,6 @@
         <w:right w:sz="8" w:themeColor="accent1" w:themeTint="BF" w:val="single"/>
         <w:insideH w:sz="8" w:themeColor="accent1" w:themeTint="BF" w:val="single"/>
         <w:insideV w:sz="8" w:themeColor="accent1" w:themeTint="BF" w:val="single"/>
-      </w:tblBorders>
-      <w:tblCellMar>
-        <w:top w:type="dxa" w:w="0"/>
-        <w:left w:type="dxa" w:w="108"/>
-        <w:bottom w:type="dxa" w:w="0"/>
-        <w:right w:type="dxa" w:w="108"/>
-      </w:tblCellMar>
-    </w:tblPr>
-  </w:style>
-  <w:style w:styleId="Style_114" w:type="table">
-    <w:name w:val="Light Shading Accent 5"/>
-    <w:basedOn w:val="Style_60"/>
-    <w:pPr>
-      <w:widowControl w:val="1"/>
-      <w:spacing w:after="0" w:line="240" w:lineRule="auto"/>
-      <w:ind/>
-    </w:pPr>
-    <w:rPr>
-      <w:color w:themeColor="accent5" w:themeShade="BF" w:val="31859B"/>
-    </w:rPr>
-    <w:tblPr>
-      <w:tblInd w:type="dxa" w:w="0"/>
-      <w:tblBorders>
-        <w:top w:sz="8" w:themeColor="accent5" w:val="single"/>
-        <w:bottom w:sz="8" w:themeColor="accent5" w:val="single"/>
-      </w:tblBorders>
-      <w:tblCellMar>
-        <w:top w:type="dxa" w:w="0"/>
-        <w:left w:type="dxa" w:w="108"/>
-        <w:bottom w:type="dxa" w:w="0"/>
-        <w:right w:type="dxa" w:w="108"/>
-      </w:tblCellMar>
-    </w:tblPr>
-  </w:style>
-  <w:style w:styleId="Style_115" w:type="table">
-    <w:name w:val="Medium Grid 2 Accent 5"/>
-    <w:basedOn w:val="Style_60"/>
-    <w:pPr>
-      <w:widowControl w:val="1"/>
-      <w:spacing w:after="0" w:line="240" w:lineRule="auto"/>
-      <w:ind/>
-    </w:pPr>
-    <w:rPr>
-      <w:rFonts w:asciiTheme="majorAscii" w:hAnsiTheme="majorHAnsi"/>
-      <w:color w:themeColor="text1" w:val="000000"/>
-    </w:rPr>
-    <w:tblPr>
-      <w:tblInd w:type="dxa" w:w="0"/>
-      <w:tblBorders>
-        <w:top w:sz="8" w:themeColor="accent5" w:val="single"/>
-        <w:left w:sz="8" w:themeColor="accent5" w:val="single"/>
-        <w:bottom w:sz="8" w:themeColor="accent5" w:val="single"/>
-        <w:right w:sz="8" w:themeColor="accent5" w:val="single"/>
-        <w:insideH w:sz="8" w:themeColor="accent5" w:val="single"/>
-        <w:insideV w:sz="8" w:themeColor="accent5" w:val="single"/>
-      </w:tblBorders>
-      <w:tblCellMar>
-        <w:top w:type="dxa" w:w="0"/>
-        <w:left w:type="dxa" w:w="108"/>
-        <w:bottom w:type="dxa" w:w="0"/>
-        <w:right w:type="dxa" w:w="108"/>
-      </w:tblCellMar>
-    </w:tblPr>
-  </w:style>
-  <w:style w:styleId="Style_116" w:type="table">
-    <w:name w:val="Medium Shading 2 Accent 2"/>
-    <w:basedOn w:val="Style_60"/>
-    <w:pPr>
-      <w:widowControl w:val="1"/>
-      <w:spacing w:after="0" w:line="240" w:lineRule="auto"/>
-      <w:ind/>
-    </w:pPr>
-    <w:tblPr>
-      <w:tblInd w:type="dxa" w:w="0"/>
-      <w:tblBorders>
-        <w:top w:color="000000" w:sz="18" w:val="single"/>
-        <w:bottom w:color="000000" w:sz="18" w:val="single"/>
-      </w:tblBorders>
-      <w:tblCellMar>
-        <w:top w:type="dxa" w:w="0"/>
-        <w:left w:type="dxa" w:w="108"/>
-        <w:bottom w:type="dxa" w:w="0"/>
-        <w:right w:type="dxa" w:w="108"/>
-      </w:tblCellMar>
-    </w:tblPr>
-  </w:style>
-  <w:style w:styleId="Style_117" w:type="table">
-    <w:name w:val="Medium Grid 2 Accent 3"/>
-    <w:basedOn w:val="Style_60"/>
-    <w:pPr>
-      <w:widowControl w:val="1"/>
-      <w:spacing w:after="0" w:line="240" w:lineRule="auto"/>
-      <w:ind/>
-    </w:pPr>
-    <w:rPr>
-      <w:rFonts w:asciiTheme="majorAscii" w:hAnsiTheme="majorHAnsi"/>
-      <w:color w:themeColor="text1" w:val="000000"/>
-    </w:rPr>
-    <w:tblPr>
-      <w:tblInd w:type="dxa" w:w="0"/>
-      <w:tblBorders>
-        <w:top w:sz="8" w:themeColor="accent3" w:val="single"/>
-        <w:left w:sz="8" w:themeColor="accent3" w:val="single"/>
-        <w:bottom w:sz="8" w:themeColor="accent3" w:val="single"/>
-        <w:right w:sz="8" w:themeColor="accent3" w:val="single"/>
-        <w:insideH w:sz="8" w:themeColor="accent3" w:val="single"/>
-        <w:insideV w:sz="8" w:themeColor="accent3" w:val="single"/>
-      </w:tblBorders>
-      <w:tblCellMar>
-        <w:top w:type="dxa" w:w="0"/>
-        <w:left w:type="dxa" w:w="108"/>
-        <w:bottom w:type="dxa" w:w="0"/>
-        <w:right w:type="dxa" w:w="108"/>
-      </w:tblCellMar>
-    </w:tblPr>
-  </w:style>
-  <w:style w:styleId="Style_118" w:type="table">
-    <w:name w:val="Medium Shading 2 Accent 4"/>
-    <w:basedOn w:val="Style_60"/>
-    <w:pPr>
-      <w:widowControl w:val="1"/>
-      <w:spacing w:after="0" w:line="240" w:lineRule="auto"/>
-      <w:ind/>
-    </w:pPr>
-    <w:tblPr>
-      <w:tblInd w:type="dxa" w:w="0"/>
-      <w:tblBorders>
-        <w:top w:color="000000" w:sz="18" w:val="single"/>
-        <w:bottom w:color="000000" w:sz="18" w:val="single"/>
-      </w:tblBorders>
-      <w:tblCellMar>
-        <w:top w:type="dxa" w:w="0"/>
-        <w:left w:type="dxa" w:w="108"/>
-        <w:bottom w:type="dxa" w:w="0"/>
-        <w:right w:type="dxa" w:w="108"/>
-      </w:tblCellMar>
-    </w:tblPr>
-  </w:style>
-  <w:style w:styleId="Style_119" w:type="table">
-    <w:name w:val="Colorful List Accent 1"/>
-    <w:basedOn w:val="Style_60"/>
-    <w:pPr>
-      <w:widowControl w:val="1"/>
-      <w:spacing w:after="0" w:line="240" w:lineRule="auto"/>
-      <w:ind/>
-    </w:pPr>
-    <w:rPr>
-      <w:color w:themeColor="text1" w:val="000000"/>
-    </w:rPr>
-    <w:tblPr>
-      <w:tblInd w:type="dxa" w:w="0"/>
-      <w:tblCellMar>
-        <w:top w:type="dxa" w:w="0"/>
-        <w:left w:type="dxa" w:w="108"/>
-        <w:bottom w:type="dxa" w:w="0"/>
-        <w:right w:type="dxa" w:w="108"/>
-      </w:tblCellMar>
-    </w:tblPr>
-  </w:style>
-  <w:style w:styleId="Style_120" w:type="table">
-    <w:name w:val="Medium List 1 Accent 1"/>
-    <w:basedOn w:val="Style_60"/>
-    <w:pPr>
-      <w:widowControl w:val="1"/>
-      <w:spacing w:after="0" w:line="240" w:lineRule="auto"/>
-      <w:ind/>
-    </w:pPr>
-    <w:rPr>
-      <w:color w:themeColor="text1" w:val="000000"/>
-    </w:rPr>
-    <w:tblPr>
-      <w:tblInd w:type="dxa" w:w="0"/>
-      <w:tblBorders>
-        <w:top w:sz="8" w:themeColor="accent1" w:val="single"/>
-        <w:bottom w:sz="8" w:themeColor="accent1" w:val="single"/>
-      </w:tblBorders>
-      <w:tblCellMar>
-        <w:top w:type="dxa" w:w="0"/>
-        <w:left w:type="dxa" w:w="108"/>
-        <w:bottom w:type="dxa" w:w="0"/>
-        <w:right w:type="dxa" w:w="108"/>
-      </w:tblCellMar>
-    </w:tblPr>
-  </w:style>
-  <w:style w:styleId="Style_121" w:type="table">
-    <w:name w:val="Light List Accent 3"/>
-    <w:basedOn w:val="Style_60"/>
-    <w:pPr>
-      <w:widowControl w:val="1"/>
-      <w:spacing w:after="0" w:line="240" w:lineRule="auto"/>
-      <w:ind/>
-    </w:pPr>
-    <w:tblPr>
-      <w:tblInd w:type="dxa" w:w="0"/>
-      <w:tblBorders>
-        <w:top w:sz="8" w:themeColor="accent3" w:val="single"/>
-        <w:left w:sz="8" w:themeColor="accent3" w:val="single"/>
-        <w:bottom w:sz="8" w:themeColor="accent3" w:val="single"/>
-        <w:right w:sz="8" w:themeColor="accent3" w:val="single"/>
-      </w:tblBorders>
-      <w:tblCellMar>
-        <w:top w:type="dxa" w:w="0"/>
-        <w:left w:type="dxa" w:w="108"/>
-        <w:bottom w:type="dxa" w:w="0"/>
-        <w:right w:type="dxa" w:w="108"/>
-      </w:tblCellMar>
-    </w:tblPr>
-  </w:style>
-  <w:style w:styleId="Style_122" w:type="table">
-    <w:name w:val="Medium Shading 1 Accent 3"/>
-    <w:basedOn w:val="Style_60"/>
-    <w:pPr>
-      <w:widowControl w:val="1"/>
-      <w:spacing w:after="0" w:line="240" w:lineRule="auto"/>
-      <w:ind/>
-    </w:pPr>
-    <w:tblPr>
-      <w:tblInd w:type="dxa" w:w="0"/>
-      <w:tblBorders>
-        <w:top w:sz="8" w:themeColor="accent3" w:themeTint="BF" w:val="single"/>
-        <w:left w:sz="8" w:themeColor="accent3" w:themeTint="BF" w:val="single"/>
-        <w:bottom w:sz="8" w:themeColor="accent3" w:themeTint="BF" w:val="single"/>
-        <w:right w:sz="8" w:themeColor="accent3" w:themeTint="BF" w:val="single"/>
-        <w:insideH w:sz="8" w:themeColor="accent3" w:themeTint="BF" w:val="single"/>
-      </w:tblBorders>
-      <w:tblCellMar>
-        <w:top w:type="dxa" w:w="0"/>
-        <w:left w:type="dxa" w:w="108"/>
-        <w:bottom w:type="dxa" w:w="0"/>
-        <w:right w:type="dxa" w:w="108"/>
-      </w:tblCellMar>
-    </w:tblPr>
-  </w:style>
-  <w:style w:styleId="Style_123" w:type="table">
-    <w:name w:val="Medium Grid 2 Accent 1"/>
-    <w:basedOn w:val="Style_60"/>
-    <w:pPr>
-      <w:widowControl w:val="1"/>
-      <w:spacing w:after="0" w:line="240" w:lineRule="auto"/>
-      <w:ind/>
-    </w:pPr>
-    <w:rPr>
-      <w:rFonts w:asciiTheme="majorAscii" w:hAnsiTheme="majorHAnsi"/>
-      <w:color w:themeColor="text1" w:val="000000"/>
-    </w:rPr>
-    <w:tblPr>
-      <w:tblInd w:type="dxa" w:w="0"/>
-      <w:tblBorders>
-        <w:top w:sz="8" w:themeColor="accent1" w:val="single"/>
-        <w:left w:sz="8" w:themeColor="accent1" w:val="single"/>
-        <w:bottom w:sz="8" w:themeColor="accent1" w:val="single"/>
-        <w:right w:sz="8" w:themeColor="accent1" w:val="single"/>
-        <w:insideH w:sz="8" w:themeColor="accent1" w:val="single"/>
-        <w:insideV w:sz="8" w:themeColor="accent1" w:val="single"/>
-      </w:tblBorders>
-      <w:tblCellMar>
-        <w:top w:type="dxa" w:w="0"/>
-        <w:left w:type="dxa" w:w="108"/>
-        <w:bottom w:type="dxa" w:w="0"/>
-        <w:right w:type="dxa" w:w="108"/>
-      </w:tblCellMar>
-    </w:tblPr>
-  </w:style>
-  <w:style w:styleId="Style_124" w:type="table">
-    <w:name w:val="Colorful List Accent 4"/>
-    <w:basedOn w:val="Style_60"/>
-    <w:pPr>
-      <w:widowControl w:val="1"/>
-      <w:spacing w:after="0" w:line="240" w:lineRule="auto"/>
-      <w:ind/>
-    </w:pPr>
-    <w:rPr>
-      <w:color w:themeColor="text1" w:val="000000"/>
-    </w:rPr>
-    <w:tblPr>
-      <w:tblInd w:type="dxa" w:w="0"/>
-      <w:tblCellMar>
-        <w:top w:type="dxa" w:w="0"/>
-        <w:left w:type="dxa" w:w="108"/>
-        <w:bottom w:type="dxa" w:w="0"/>
-        <w:right w:type="dxa" w:w="108"/>
-      </w:tblCellMar>
-    </w:tblPr>
-  </w:style>
-  <w:style w:styleId="Style_125" w:type="table">
-    <w:name w:val="Medium Shading 1"/>
-    <w:basedOn w:val="Style_60"/>
-    <w:pPr>
-      <w:widowControl w:val="1"/>
-      <w:spacing w:after="0" w:line="240" w:lineRule="auto"/>
-      <w:ind/>
-    </w:pPr>
-    <w:tblPr>
-      <w:tblInd w:type="dxa" w:w="0"/>
-      <w:tblBorders>
-        <w:top w:sz="8" w:themeColor="text1" w:themeTint="BF" w:val="single"/>
-        <w:left w:sz="8" w:themeColor="text1" w:themeTint="BF" w:val="single"/>
-        <w:bottom w:sz="8" w:themeColor="text1" w:themeTint="BF" w:val="single"/>
-        <w:right w:sz="8" w:themeColor="text1" w:themeTint="BF" w:val="single"/>
-        <w:insideH w:sz="8" w:themeColor="text1" w:themeTint="BF" w:val="single"/>
-      </w:tblBorders>
-      <w:tblCellMar>
-        <w:top w:type="dxa" w:w="0"/>
-        <w:left w:type="dxa" w:w="108"/>
-        <w:bottom w:type="dxa" w:w="0"/>
-        <w:right w:type="dxa" w:w="108"/>
-      </w:tblCellMar>
-    </w:tblPr>
-  </w:style>
-  <w:style w:styleId="Style_126" w:type="table">
-    <w:name w:val="Dark List"/>
-    <w:basedOn w:val="Style_60"/>
-    <w:pPr>
-      <w:widowControl w:val="1"/>
-      <w:spacing w:after="0" w:line="240" w:lineRule="auto"/>
-      <w:ind/>
-    </w:pPr>
-    <w:rPr>
-      <w:color w:themeColor="background1" w:val="FFFFFF"/>
-    </w:rPr>
-    <w:tblPr>
-      <w:tblInd w:type="dxa" w:w="0"/>
-      <w:tblCellMar>
-        <w:top w:type="dxa" w:w="0"/>
-        <w:left w:type="dxa" w:w="108"/>
-        <w:bottom w:type="dxa" w:w="0"/>
-        <w:right w:type="dxa" w:w="108"/>
-      </w:tblCellMar>
-    </w:tblPr>
-  </w:style>
-  <w:style w:styleId="Style_127" w:type="table">
-    <w:name w:val="Light List Accent 1"/>
-    <w:basedOn w:val="Style_60"/>
-    <w:pPr>
-      <w:widowControl w:val="1"/>
-      <w:spacing w:after="0" w:line="240" w:lineRule="auto"/>
-      <w:ind/>
-    </w:pPr>
-    <w:tblPr>
-      <w:tblInd w:type="dxa" w:w="0"/>
-      <w:tblBorders>
-        <w:top w:sz="8" w:themeColor="accent1" w:val="single"/>
-        <w:left w:sz="8" w:themeColor="accent1" w:val="single"/>
-        <w:bottom w:sz="8" w:themeColor="accent1" w:val="single"/>
-        <w:right w:sz="8" w:themeColor="accent1" w:val="single"/>
-      </w:tblBorders>
-      <w:tblCellMar>
-        <w:top w:type="dxa" w:w="0"/>
-        <w:left w:type="dxa" w:w="108"/>
-        <w:bottom w:type="dxa" w:w="0"/>
-        <w:right w:type="dxa" w:w="108"/>
-      </w:tblCellMar>
-    </w:tblPr>
-  </w:style>
-  <w:style w:styleId="Style_128" w:type="table">
-    <w:name w:val="Colorful Grid Accent 4"/>
-    <w:basedOn w:val="Style_60"/>
-    <w:pPr>
-      <w:widowControl w:val="1"/>
-      <w:spacing w:after="0" w:line="240" w:lineRule="auto"/>
-      <w:ind/>
-    </w:pPr>
-    <w:rPr>
-      <w:color w:themeColor="text1" w:val="000000"/>
-    </w:rPr>
-    <w:tblPr>
-      <w:tblInd w:type="dxa" w:w="0"/>
-      <w:tblBorders>
-        <w:insideH w:sz="4" w:themeColor="background1" w:val="single"/>
-      </w:tblBorders>
-      <w:tblCellMar>
-        <w:top w:type="dxa" w:w="0"/>
-        <w:left w:type="dxa" w:w="108"/>
-        <w:bottom w:type="dxa" w:w="0"/>
-        <w:right w:type="dxa" w:w="108"/>
-      </w:tblCellMar>
-    </w:tblPr>
-  </w:style>
-  <w:style w:styleId="Style_129" w:type="table">
-    <w:name w:val="Medium Shading 2 Accent 5"/>
-    <w:basedOn w:val="Style_60"/>
-    <w:pPr>
-      <w:widowControl w:val="1"/>
-      <w:spacing w:after="0" w:line="240" w:lineRule="auto"/>
-      <w:ind/>
-    </w:pPr>
-    <w:tblPr>
-      <w:tblInd w:type="dxa" w:w="0"/>
-      <w:tblBorders>
-        <w:top w:color="000000" w:sz="18" w:val="single"/>
-        <w:bottom w:color="000000" w:sz="18" w:val="single"/>
-      </w:tblBorders>
-      <w:tblCellMar>
-        <w:top w:type="dxa" w:w="0"/>
-        <w:left w:type="dxa" w:w="108"/>
-        <w:bottom w:type="dxa" w:w="0"/>
-        <w:right w:type="dxa" w:w="108"/>
-      </w:tblCellMar>
-    </w:tblPr>
-  </w:style>
-  <w:style w:default="1" w:styleId="Style_60" w:type="table">
-    <w:name w:val="Normal Table"/>
-    <w:tblPr>
-      <w:tblInd w:type="dxa" w:w="0"/>
-      <w:tblCellMar>
-        <w:top w:type="dxa" w:w="0"/>
-        <w:left w:type="dxa" w:w="108"/>
-        <w:bottom w:type="dxa" w:w="0"/>
-        <w:right w:type="dxa" w:w="108"/>
-      </w:tblCellMar>
-    </w:tblPr>
-  </w:style>
-  <w:style w:styleId="Style_130" w:type="table">
-    <w:name w:val="Light Shading Accent 2"/>
-    <w:basedOn w:val="Style_60"/>
-    <w:pPr>
-      <w:widowControl w:val="1"/>
-      <w:spacing w:after="0" w:line="240" w:lineRule="auto"/>
-      <w:ind/>
-    </w:pPr>
-    <w:rPr>
-      <w:color w:themeColor="accent2" w:themeShade="BF" w:val="953735"/>
-    </w:rPr>
-    <w:tblPr>
-      <w:tblInd w:type="dxa" w:w="0"/>
-      <w:tblBorders>
-        <w:top w:sz="8" w:themeColor="accent2" w:val="single"/>
-        <w:bottom w:sz="8" w:themeColor="accent2" w:val="single"/>
-      </w:tblBorders>
-      <w:tblCellMar>
-        <w:top w:type="dxa" w:w="0"/>
-        <w:left w:type="dxa" w:w="108"/>
-        <w:bottom w:type="dxa" w:w="0"/>
-        <w:right w:type="dxa" w:w="108"/>
-      </w:tblCellMar>
-    </w:tblPr>
-  </w:style>
-  <w:style w:styleId="Style_131" w:type="table">
-    <w:name w:val="Colorful List Accent 5"/>
-    <w:basedOn w:val="Style_60"/>
-    <w:pPr>
-      <w:widowControl w:val="1"/>
-      <w:spacing w:after="0" w:line="240" w:lineRule="auto"/>
-      <w:ind/>
-    </w:pPr>
-    <w:rPr>
-      <w:color w:themeColor="text1" w:val="000000"/>
-    </w:rPr>
-    <w:tblPr>
-      <w:tblInd w:type="dxa" w:w="0"/>
-      <w:tblCellMar>
-        <w:top w:type="dxa" w:w="0"/>
-        <w:left w:type="dxa" w:w="108"/>
-        <w:bottom w:type="dxa" w:w="0"/>
-        <w:right w:type="dxa" w:w="108"/>
-      </w:tblCellMar>
-    </w:tblPr>
-  </w:style>
-  <w:style w:styleId="Style_132" w:type="table">
-    <w:name w:val="Colorful List"/>
-    <w:basedOn w:val="Style_60"/>
-    <w:pPr>
-      <w:widowControl w:val="1"/>
-      <w:spacing w:after="0" w:line="240" w:lineRule="auto"/>
-      <w:ind/>
-    </w:pPr>
-    <w:rPr>
-      <w:color w:themeColor="text1" w:val="000000"/>
-    </w:rPr>
-    <w:tblPr>
-      <w:tblInd w:type="dxa" w:w="0"/>
-      <w:tblCellMar>
-        <w:top w:type="dxa" w:w="0"/>
-        <w:left w:type="dxa" w:w="108"/>
-        <w:bottom w:type="dxa" w:w="0"/>
-        <w:right w:type="dxa" w:w="108"/>
-      </w:tblCellMar>
-    </w:tblPr>
-  </w:style>
-  <w:style w:styleId="Style_133" w:type="table">
-    <w:name w:val="Medium Grid 3 Accent 5"/>
-    <w:basedOn w:val="Style_60"/>
-    <w:pPr>
-      <w:widowControl w:val="1"/>
-      <w:spacing w:after="0" w:line="240" w:lineRule="auto"/>
-      <w:ind/>
-    </w:pPr>
-    <w:tblPr>
-      <w:tblInd w:type="dxa" w:w="0"/>
-      <w:tblBorders>
-        <w:top w:sz="8" w:themeColor="background1" w:val="single"/>
-        <w:left w:sz="8" w:themeColor="background1" w:val="single"/>
-        <w:bottom w:sz="8" w:themeColor="background1" w:val="single"/>
-        <w:right w:sz="8" w:themeColor="background1" w:val="single"/>
-        <w:insideH w:sz="6" w:themeColor="background1" w:val="single"/>
-        <w:insideV w:sz="6" w:themeColor="background1" w:val="single"/>
-      </w:tblBorders>
-      <w:tblCellMar>
-        <w:top w:type="dxa" w:w="0"/>
-        <w:left w:type="dxa" w:w="108"/>
-        <w:bottom w:type="dxa" w:w="0"/>
-        <w:right w:type="dxa" w:w="108"/>
-      </w:tblCellMar>
-    </w:tblPr>
-  </w:style>
-  <w:style w:styleId="Style_134" w:type="table">
-    <w:name w:val="Medium Grid 3 Accent 2"/>
-    <w:basedOn w:val="Style_60"/>
-    <w:pPr>
-      <w:widowControl w:val="1"/>
-      <w:spacing w:after="0" w:line="240" w:lineRule="auto"/>
-      <w:ind/>
-    </w:pPr>
-    <w:tblPr>
-      <w:tblInd w:type="dxa" w:w="0"/>
-      <w:tblBorders>
-        <w:top w:sz="8" w:themeColor="background1" w:val="single"/>
-        <w:left w:sz="8" w:themeColor="background1" w:val="single"/>
-        <w:bottom w:sz="8" w:themeColor="background1" w:val="single"/>
-        <w:right w:sz="8" w:themeColor="background1" w:val="single"/>
-        <w:insideH w:sz="6" w:themeColor="background1" w:val="single"/>
-        <w:insideV w:sz="6" w:themeColor="background1" w:val="single"/>
-      </w:tblBorders>
-      <w:tblCellMar>
-        <w:top w:type="dxa" w:w="0"/>
-        <w:left w:type="dxa" w:w="108"/>
-        <w:bottom w:type="dxa" w:w="0"/>
-        <w:right w:type="dxa" w:w="108"/>
-      </w:tblCellMar>
-    </w:tblPr>
-  </w:style>
-  <w:style w:styleId="Style_135" w:type="table">
-    <w:name w:val="Colorful List Accent 3"/>
-    <w:basedOn w:val="Style_60"/>
-    <w:pPr>
-      <w:widowControl w:val="1"/>
-      <w:spacing w:after="0" w:line="240" w:lineRule="auto"/>
-      <w:ind/>
-    </w:pPr>
-    <w:rPr>
-      <w:color w:themeColor="text1" w:val="000000"/>
-    </w:rPr>
-    <w:tblPr>
-      <w:tblInd w:type="dxa" w:w="0"/>
-      <w:tblCellMar>
-        <w:top w:type="dxa" w:w="0"/>
-        <w:left w:type="dxa" w:w="108"/>
-        <w:bottom w:type="dxa" w:w="0"/>
-        <w:right w:type="dxa" w:w="108"/>
-      </w:tblCellMar>
-    </w:tblPr>
-  </w:style>
-  <w:style w:styleId="Style_136" w:type="table">
-    <w:name w:val="Medium Shading 1 Accent 4"/>
-    <w:basedOn w:val="Style_60"/>
-    <w:pPr>
-      <w:widowControl w:val="1"/>
-      <w:spacing w:after="0" w:line="240" w:lineRule="auto"/>
-      <w:ind/>
-    </w:pPr>
-    <w:tblPr>
-      <w:tblInd w:type="dxa" w:w="0"/>
-      <w:tblBorders>
-        <w:top w:sz="8" w:themeColor="accent4" w:themeTint="BF" w:val="single"/>
-        <w:left w:sz="8" w:themeColor="accent4" w:themeTint="BF" w:val="single"/>
-        <w:bottom w:sz="8" w:themeColor="accent4" w:themeTint="BF" w:val="single"/>
-        <w:right w:sz="8" w:themeColor="accent4" w:themeTint="BF" w:val="single"/>
-        <w:insideH w:sz="8" w:themeColor="accent4" w:themeTint="BF" w:val="single"/>
-      </w:tblBorders>
-      <w:tblCellMar>
-        <w:top w:type="dxa" w:w="0"/>
-        <w:left w:type="dxa" w:w="108"/>
-        <w:bottom w:type="dxa" w:w="0"/>
-        <w:right w:type="dxa" w:w="108"/>
-      </w:tblCellMar>
-    </w:tblPr>
-  </w:style>
-  <w:style w:styleId="Style_137" w:type="table">
-    <w:name w:val="Dark List Accent 3"/>
-    <w:basedOn w:val="Style_60"/>
-    <w:pPr>
-      <w:widowControl w:val="1"/>
-      <w:spacing w:after="0" w:line="240" w:lineRule="auto"/>
-      <w:ind/>
-    </w:pPr>
-    <w:rPr>
-      <w:color w:themeColor="background1" w:val="FFFFFF"/>
-    </w:rPr>
-    <w:tblPr>
-      <w:tblInd w:type="dxa" w:w="0"/>
-      <w:tblCellMar>
-        <w:top w:type="dxa" w:w="0"/>
-        <w:left w:type="dxa" w:w="108"/>
-        <w:bottom w:type="dxa" w:w="0"/>
-        <w:right w:type="dxa" w:w="108"/>
-      </w:tblCellMar>
-    </w:tblPr>
-  </w:style>
-  <w:style w:styleId="Style_138" w:type="table">
-    <w:name w:val="Light Shading Accent 4"/>
-    <w:basedOn w:val="Style_60"/>
-    <w:pPr>
-      <w:widowControl w:val="1"/>
-      <w:spacing w:after="0" w:line="240" w:lineRule="auto"/>
-      <w:ind/>
-    </w:pPr>
-    <w:rPr>
-      <w:color w:themeColor="accent4" w:themeShade="BF" w:val="604A7B"/>
-    </w:rPr>
-    <w:tblPr>
-      <w:tblInd w:type="dxa" w:w="0"/>
-      <w:tblBorders>
-        <w:top w:sz="8" w:themeColor="accent4" w:val="single"/>
-        <w:bottom w:sz="8" w:themeColor="accent4" w:val="single"/>
-      </w:tblBorders>
-      <w:tblCellMar>
-        <w:top w:type="dxa" w:w="0"/>
-        <w:left w:type="dxa" w:w="108"/>
-        <w:bottom w:type="dxa" w:w="0"/>
-        <w:right w:type="dxa" w:w="108"/>
-      </w:tblCellMar>
-    </w:tblPr>
-  </w:style>
-  <w:style w:styleId="Style_139" w:type="table">
-    <w:name w:val="Medium Grid 2 Accent 4"/>
-    <w:basedOn w:val="Style_60"/>
-    <w:pPr>
-      <w:widowControl w:val="1"/>
-      <w:spacing w:after="0" w:line="240" w:lineRule="auto"/>
-      <w:ind/>
-    </w:pPr>
-    <w:rPr>
-      <w:rFonts w:asciiTheme="majorAscii" w:hAnsiTheme="majorHAnsi"/>
-      <w:color w:themeColor="text1" w:val="000000"/>
-    </w:rPr>
-    <w:tblPr>
-      <w:tblInd w:type="dxa" w:w="0"/>
-      <w:tblBorders>
-        <w:top w:sz="8" w:themeColor="accent4" w:val="single"/>
-        <w:left w:sz="8" w:themeColor="accent4" w:val="single"/>
-        <w:bottom w:sz="8" w:themeColor="accent4" w:val="single"/>
-        <w:right w:sz="8" w:themeColor="accent4" w:val="single"/>
-        <w:insideH w:sz="8" w:themeColor="accent4" w:val="single"/>
-        <w:insideV w:sz="8" w:themeColor="accent4" w:val="single"/>
-      </w:tblBorders>
-      <w:tblCellMar>
-        <w:top w:type="dxa" w:w="0"/>
-        <w:left w:type="dxa" w:w="108"/>
-        <w:bottom w:type="dxa" w:w="0"/>
-        <w:right w:type="dxa" w:w="108"/>
-      </w:tblCellMar>
-    </w:tblPr>
-  </w:style>
-  <w:style w:styleId="Style_140" w:type="table">
-    <w:name w:val="Medium List 1 Accent 4"/>
-    <w:basedOn w:val="Style_60"/>
-    <w:pPr>
-      <w:widowControl w:val="1"/>
-      <w:spacing w:after="0" w:line="240" w:lineRule="auto"/>
-      <w:ind/>
-    </w:pPr>
-    <w:rPr>
-      <w:color w:themeColor="text1" w:val="000000"/>
-    </w:rPr>
-    <w:tblPr>
-      <w:tblInd w:type="dxa" w:w="0"/>
-      <w:tblBorders>
-        <w:top w:sz="8" w:themeColor="accent4" w:val="single"/>
-        <w:bottom w:sz="8" w:themeColor="accent4" w:val="single"/>
-      </w:tblBorders>
-      <w:tblCellMar>
-        <w:top w:type="dxa" w:w="0"/>
-        <w:left w:type="dxa" w:w="108"/>
-        <w:bottom w:type="dxa" w:w="0"/>
-        <w:right w:type="dxa" w:w="108"/>
-      </w:tblCellMar>
-    </w:tblPr>
-  </w:style>
-  <w:style w:styleId="Style_141" w:type="table">
-    <w:name w:val="Light Grid Accent 6"/>
-    <w:basedOn w:val="Style_60"/>
-    <w:pPr>
-      <w:widowControl w:val="1"/>
-      <w:spacing w:after="0" w:line="240" w:lineRule="auto"/>
-      <w:ind/>
-    </w:pPr>
-    <w:tblPr>
-      <w:tblInd w:type="dxa" w:w="0"/>
-      <w:tblBorders>
-        <w:top w:sz="8" w:themeColor="accent6" w:val="single"/>
-        <w:left w:sz="8" w:themeColor="accent6" w:val="single"/>
-        <w:bottom w:sz="8" w:themeColor="accent6" w:val="single"/>
-        <w:right w:sz="8" w:themeColor="accent6" w:val="single"/>
-        <w:insideH w:sz="8" w:themeColor="accent6" w:val="single"/>
-        <w:insideV w:sz="8" w:themeColor="accent6" w:val="single"/>
-      </w:tblBorders>
-      <w:tblCellMar>
-        <w:top w:type="dxa" w:w="0"/>
-        <w:left w:type="dxa" w:w="108"/>
-        <w:bottom w:type="dxa" w:w="0"/>
-        <w:right w:type="dxa" w:w="108"/>
-      </w:tblCellMar>
-    </w:tblPr>
-  </w:style>
-  <w:style w:styleId="Style_142" w:type="table">
-    <w:name w:val="Light List"/>
-    <w:basedOn w:val="Style_60"/>
-    <w:pPr>
-      <w:widowControl w:val="1"/>
-      <w:spacing w:after="0" w:line="240" w:lineRule="auto"/>
-      <w:ind/>
-    </w:pPr>
-    <w:tblPr>
-      <w:tblInd w:type="dxa" w:w="0"/>
-      <w:tblBorders>
-        <w:top w:sz="8" w:themeColor="text1" w:val="single"/>
-        <w:left w:sz="8" w:themeColor="text1" w:val="single"/>
-        <w:bottom w:sz="8" w:themeColor="text1" w:val="single"/>
-        <w:right w:sz="8" w:themeColor="text1" w:val="single"/>
-      </w:tblBorders>
-      <w:tblCellMar>
-        <w:top w:type="dxa" w:w="0"/>
-        <w:left w:type="dxa" w:w="108"/>
-        <w:bottom w:type="dxa" w:w="0"/>
-        <w:right w:type="dxa" w:w="108"/>
-      </w:tblCellMar>
-    </w:tblPr>
-  </w:style>
-  <w:style w:styleId="Style_143" w:type="table">
-    <w:name w:val="Light Grid"/>
-    <w:basedOn w:val="Style_60"/>
-    <w:pPr>
-      <w:widowControl w:val="1"/>
-      <w:spacing w:after="0" w:line="240" w:lineRule="auto"/>
-      <w:ind/>
-    </w:pPr>
-    <w:tblPr>
-      <w:tblInd w:type="dxa" w:w="0"/>
-      <w:tblBorders>
-        <w:top w:sz="8" w:themeColor="text1" w:val="single"/>
-        <w:left w:sz="8" w:themeColor="text1" w:val="single"/>
-        <w:bottom w:sz="8" w:themeColor="text1" w:val="single"/>
-        <w:right w:sz="8" w:themeColor="text1" w:val="single"/>
-        <w:insideH w:sz="8" w:themeColor="text1" w:val="single"/>
-        <w:insideV w:sz="8" w:themeColor="text1" w:val="single"/>
-      </w:tblBorders>
-      <w:tblCellMar>
-        <w:top w:type="dxa" w:w="0"/>
-        <w:left w:type="dxa" w:w="108"/>
-        <w:bottom w:type="dxa" w:w="0"/>
-        <w:right w:type="dxa" w:w="108"/>
-      </w:tblCellMar>
-    </w:tblPr>
-  </w:style>
-  <w:style w:styleId="Style_144" w:type="table">
-    <w:name w:val="Colorful Shading Accent 1"/>
-    <w:basedOn w:val="Style_60"/>
-    <w:pPr>
-      <w:widowControl w:val="1"/>
-      <w:spacing w:after="0" w:line="240" w:lineRule="auto"/>
-      <w:ind/>
-    </w:pPr>
-    <w:rPr>
-      <w:color w:themeColor="text1" w:val="000000"/>
-    </w:rPr>
-    <w:tblPr>
-      <w:tblInd w:type="dxa" w:w="0"/>
-      <w:tblBorders>
-        <w:top w:sz="24" w:themeColor="accent2" w:val="single"/>
-        <w:left w:sz="4" w:themeColor="accent1" w:val="single"/>
-        <w:bottom w:sz="4" w:themeColor="accent1" w:val="single"/>
-        <w:right w:sz="4" w:themeColor="accent1" w:val="single"/>
-        <w:insideH w:sz="4" w:themeColor="background1" w:val="single"/>
-        <w:insideV w:sz="4" w:themeColor="background1" w:val="single"/>
-      </w:tblBorders>
-      <w:tblCellMar>
-        <w:top w:type="dxa" w:w="0"/>
-        <w:left w:type="dxa" w:w="108"/>
-        <w:bottom w:type="dxa" w:w="0"/>
-        <w:right w:type="dxa" w:w="108"/>
-      </w:tblCellMar>
-    </w:tblPr>
-  </w:style>
-  <w:style w:styleId="Style_145" w:type="table">
-    <w:name w:val="Colorful Grid Accent 1"/>
-    <w:basedOn w:val="Style_60"/>
-    <w:pPr>
-      <w:widowControl w:val="1"/>
-      <w:spacing w:after="0" w:line="240" w:lineRule="auto"/>
-      <w:ind/>
-    </w:pPr>
-    <w:rPr>
-      <w:color w:themeColor="text1" w:val="000000"/>
-    </w:rPr>
-    <w:tblPr>
-      <w:tblInd w:type="dxa" w:w="0"/>
-      <w:tblBorders>
-        <w:insideH w:sz="4" w:themeColor="background1" w:val="single"/>
-      </w:tblBorders>
-      <w:tblCellMar>
-        <w:top w:type="dxa" w:w="0"/>
-        <w:left w:type="dxa" w:w="108"/>
-        <w:bottom w:type="dxa" w:w="0"/>
-        <w:right w:type="dxa" w:w="108"/>
-      </w:tblCellMar>
-    </w:tblPr>
-  </w:style>
-  <w:style w:styleId="Style_146" w:type="table">
-    <w:name w:val="Light Shading Accent 1"/>
-    <w:basedOn w:val="Style_60"/>
-    <w:pPr>
-      <w:widowControl w:val="1"/>
-      <w:spacing w:after="0" w:line="240" w:lineRule="auto"/>
-      <w:ind/>
-    </w:pPr>
-    <w:rPr>
-      <w:color w:themeColor="accent1" w:themeShade="BF" w:val="376092"/>
-    </w:rPr>
-    <w:tblPr>
-      <w:tblInd w:type="dxa" w:w="0"/>
-      <w:tblBorders>
-        <w:top w:sz="8" w:themeColor="accent1" w:val="single"/>
-        <w:bottom w:sz="8" w:themeColor="accent1" w:val="single"/>
-      </w:tblBorders>
-      <w:tblCellMar>
-        <w:top w:type="dxa" w:w="0"/>
-        <w:left w:type="dxa" w:w="108"/>
-        <w:bottom w:type="dxa" w:w="0"/>
-        <w:right w:type="dxa" w:w="108"/>
-      </w:tblCellMar>
-    </w:tblPr>
-  </w:style>
-  <w:style w:styleId="Style_147" w:type="table">
-    <w:name w:val="Colorful Grid Accent 6"/>
-    <w:basedOn w:val="Style_60"/>
-    <w:pPr>
-      <w:widowControl w:val="1"/>
-      <w:spacing w:after="0" w:line="240" w:lineRule="auto"/>
-      <w:ind/>
-    </w:pPr>
-    <w:rPr>
-      <w:color w:themeColor="text1" w:val="000000"/>
-    </w:rPr>
-    <w:tblPr>
-      <w:tblInd w:type="dxa" w:w="0"/>
-      <w:tblBorders>
-        <w:insideH w:sz="4" w:themeColor="background1" w:val="single"/>
-      </w:tblBorders>
-      <w:tblCellMar>
-        <w:top w:type="dxa" w:w="0"/>
-        <w:left w:type="dxa" w:w="108"/>
-        <w:bottom w:type="dxa" w:w="0"/>
-        <w:right w:type="dxa" w:w="108"/>
-      </w:tblCellMar>
-    </w:tblPr>
-  </w:style>
-  <w:style w:styleId="Style_148" w:type="table">
-    <w:name w:val="Medium List 2 Accent 6"/>
-    <w:basedOn w:val="Style_60"/>
-    <w:pPr>
-      <w:widowControl w:val="1"/>
-      <w:spacing w:after="0" w:line="240" w:lineRule="auto"/>
-      <w:ind/>
-    </w:pPr>
-    <w:rPr>
-      <w:rFonts w:asciiTheme="majorAscii" w:hAnsiTheme="majorHAnsi"/>
-      <w:color w:themeColor="text1" w:val="000000"/>
-    </w:rPr>
-    <w:tblPr>
-      <w:tblInd w:type="dxa" w:w="0"/>
-      <w:tblBorders>
-        <w:top w:sz="8" w:themeColor="accent6" w:val="single"/>
-        <w:left w:sz="8" w:themeColor="accent6" w:val="single"/>
-        <w:bottom w:sz="8" w:themeColor="accent6" w:val="single"/>
-        <w:right w:sz="8" w:themeColor="accent6" w:val="single"/>
-      </w:tblBorders>
-      <w:tblCellMar>
-        <w:top w:type="dxa" w:w="0"/>
-        <w:left w:type="dxa" w:w="108"/>
-        <w:bottom w:type="dxa" w:w="0"/>
-        <w:right w:type="dxa" w:w="108"/>
-      </w:tblCellMar>
-    </w:tblPr>
-  </w:style>
-  <w:style w:styleId="Style_149" w:type="table">
-    <w:name w:val="Medium Grid 1 Accent 4"/>
-    <w:basedOn w:val="Style_60"/>
-    <w:pPr>
-      <w:widowControl w:val="1"/>
-      <w:spacing w:after="0" w:line="240" w:lineRule="auto"/>
-      <w:ind/>
-    </w:pPr>
-    <w:tblPr>
-      <w:tblInd w:type="dxa" w:w="0"/>
-      <w:tblBorders>
-        <w:top w:sz="8" w:themeColor="accent4" w:themeTint="BF" w:val="single"/>
-        <w:left w:sz="8" w:themeColor="accent4" w:themeTint="BF" w:val="single"/>
-        <w:bottom w:sz="8" w:themeColor="accent4" w:themeTint="BF" w:val="single"/>
-        <w:right w:sz="8" w:themeColor="accent4" w:themeTint="BF" w:val="single"/>
-        <w:insideH w:sz="8" w:themeColor="accent4" w:themeTint="BF" w:val="single"/>
-        <w:insideV w:sz="8" w:themeColor="accent4" w:themeTint="BF" w:val="single"/>
-      </w:tblBorders>
-      <w:tblCellMar>
-        <w:top w:type="dxa" w:w="0"/>
-        <w:left w:type="dxa" w:w="108"/>
-        <w:bottom w:type="dxa" w:w="0"/>
-        <w:right w:type="dxa" w:w="108"/>
-      </w:tblCellMar>
-    </w:tblPr>
-  </w:style>
-  <w:style w:styleId="Style_150" w:type="table">
-    <w:name w:val="Medium Grid 1 Accent 3"/>
-    <w:basedOn w:val="Style_60"/>
-    <w:pPr>
-      <w:widowControl w:val="1"/>
-      <w:spacing w:after="0" w:line="240" w:lineRule="auto"/>
-      <w:ind/>
-    </w:pPr>
-    <w:tblPr>
-      <w:tblInd w:type="dxa" w:w="0"/>
-      <w:tblBorders>
-        <w:top w:sz="8" w:themeColor="accent3" w:themeTint="BF" w:val="single"/>
-        <w:left w:sz="8" w:themeColor="accent3" w:themeTint="BF" w:val="single"/>
-        <w:bottom w:sz="8" w:themeColor="accent3" w:themeTint="BF" w:val="single"/>
-        <w:right w:sz="8" w:themeColor="accent3" w:themeTint="BF" w:val="single"/>
-        <w:insideH w:sz="8" w:themeColor="accent3" w:themeTint="BF" w:val="single"/>
-        <w:insideV w:sz="8" w:themeColor="accent3" w:themeTint="BF" w:val="single"/>
-      </w:tblBorders>
-      <w:tblCellMar>
-        <w:top w:type="dxa" w:w="0"/>
-        <w:left w:type="dxa" w:w="108"/>
-        <w:bottom w:type="dxa" w:w="0"/>
-        <w:right w:type="dxa" w:w="108"/>
-      </w:tblCellMar>
-    </w:tblPr>
-  </w:style>
-  <w:style w:styleId="Style_151" w:type="table">
-    <w:name w:val="Colorful Shading Accent 6"/>
-    <w:basedOn w:val="Style_60"/>
-    <w:pPr>
-      <w:widowControl w:val="1"/>
-      <w:spacing w:after="0" w:line="240" w:lineRule="auto"/>
-      <w:ind/>
-    </w:pPr>
-    <w:rPr>
-      <w:color w:themeColor="text1" w:val="000000"/>
-    </w:rPr>
-    <w:tblPr>
-      <w:tblInd w:type="dxa" w:w="0"/>
-      <w:tblBorders>
-        <w:top w:sz="24" w:themeColor="accent5" w:val="single"/>
-        <w:left w:sz="4" w:themeColor="accent6" w:val="single"/>
-        <w:bottom w:sz="4" w:themeColor="accent6" w:val="single"/>
-        <w:right w:sz="4" w:themeColor="accent6" w:val="single"/>
-        <w:insideH w:sz="4" w:themeColor="background1" w:val="single"/>
-        <w:insideV w:sz="4" w:themeColor="background1" w:val="single"/>
-      </w:tblBorders>
-      <w:tblCellMar>
-        <w:top w:type="dxa" w:w="0"/>
-        <w:left w:type="dxa" w:w="108"/>
-        <w:bottom w:type="dxa" w:w="0"/>
-        <w:right w:type="dxa" w:w="108"/>
-      </w:tblCellMar>
-    </w:tblPr>
-  </w:style>
-  <w:style w:styleId="Style_152" w:type="table">
-    <w:name w:val="Colorful Grid Accent 2"/>
-    <w:basedOn w:val="Style_60"/>
-    <w:pPr>
-      <w:widowControl w:val="1"/>
-      <w:spacing w:after="0" w:line="240" w:lineRule="auto"/>
-      <w:ind/>
-    </w:pPr>
-    <w:rPr>
-      <w:color w:themeColor="text1" w:val="000000"/>
-    </w:rPr>
-    <w:tblPr>
-      <w:tblInd w:type="dxa" w:w="0"/>
-      <w:tblBorders>
-        <w:insideH w:sz="4" w:themeColor="background1" w:val="single"/>
-      </w:tblBorders>
-      <w:tblCellMar>
-        <w:top w:type="dxa" w:w="0"/>
-        <w:left w:type="dxa" w:w="108"/>
-        <w:bottom w:type="dxa" w:w="0"/>
-        <w:right w:type="dxa" w:w="108"/>
-      </w:tblCellMar>
-    </w:tblPr>
-  </w:style>
-  <w:style w:styleId="Style_153" w:type="table">
-    <w:name w:val="Light Grid Accent 3"/>
-    <w:basedOn w:val="Style_60"/>
-    <w:pPr>
-      <w:widowControl w:val="1"/>
-      <w:spacing w:after="0" w:line="240" w:lineRule="auto"/>
-      <w:ind/>
-    </w:pPr>
-    <w:tblPr>
-      <w:tblInd w:type="dxa" w:w="0"/>
-      <w:tblBorders>
-        <w:top w:sz="8" w:themeColor="accent3" w:val="single"/>
-        <w:left w:sz="8" w:themeColor="accent3" w:val="single"/>
-        <w:bottom w:sz="8" w:themeColor="accent3" w:val="single"/>
-        <w:right w:sz="8" w:themeColor="accent3" w:val="single"/>
-        <w:insideH w:sz="8" w:themeColor="accent3" w:val="single"/>
-        <w:insideV w:sz="8" w:themeColor="accent3" w:val="single"/>
-      </w:tblBorders>
-      <w:tblCellMar>
-        <w:top w:type="dxa" w:w="0"/>
-        <w:left w:type="dxa" w:w="108"/>
-        <w:bottom w:type="dxa" w:w="0"/>
-        <w:right w:type="dxa" w:w="108"/>
-      </w:tblCellMar>
-    </w:tblPr>
-  </w:style>
-  <w:style w:styleId="Style_154" w:type="table">
-    <w:name w:val="Medium Shading 1 Accent 5"/>
-    <w:basedOn w:val="Style_60"/>
-    <w:pPr>
-      <w:widowControl w:val="1"/>
-      <w:spacing w:after="0" w:line="240" w:lineRule="auto"/>
-      <w:ind/>
-    </w:pPr>
-    <w:tblPr>
-      <w:tblInd w:type="dxa" w:w="0"/>
-      <w:tblBorders>
-        <w:top w:sz="8" w:themeColor="accent5" w:themeTint="BF" w:val="single"/>
-        <w:left w:sz="8" w:themeColor="accent5" w:themeTint="BF" w:val="single"/>
-        <w:bottom w:sz="8" w:themeColor="accent5" w:themeTint="BF" w:val="single"/>
-        <w:right w:sz="8" w:themeColor="accent5" w:themeTint="BF" w:val="single"/>
-        <w:insideH w:sz="8" w:themeColor="accent5" w:themeTint="BF" w:val="single"/>
-      </w:tblBorders>
-      <w:tblCellMar>
-        <w:top w:type="dxa" w:w="0"/>
-        <w:left w:type="dxa" w:w="108"/>
-        <w:bottom w:type="dxa" w:w="0"/>
-        <w:right w:type="dxa" w:w="108"/>
-      </w:tblCellMar>
-    </w:tblPr>
-  </w:style>
-  <w:style w:styleId="Style_155" w:type="table">
-    <w:name w:val="Light List Accent 5"/>
-    <w:basedOn w:val="Style_60"/>
-    <w:pPr>
-      <w:widowControl w:val="1"/>
-      <w:spacing w:after="0" w:line="240" w:lineRule="auto"/>
-      <w:ind/>
-    </w:pPr>
-    <w:tblPr>
-      <w:tblInd w:type="dxa" w:w="0"/>
-      <w:tblBorders>
-        <w:top w:sz="8" w:themeColor="accent5" w:val="single"/>
-        <w:left w:sz="8" w:themeColor="accent5" w:val="single"/>
-        <w:bottom w:sz="8" w:themeColor="accent5" w:val="single"/>
-        <w:right w:sz="8" w:themeColor="accent5" w:val="single"/>
-      </w:tblBorders>
-      <w:tblCellMar>
-        <w:top w:type="dxa" w:w="0"/>
-        <w:left w:type="dxa" w:w="108"/>
-        <w:bottom w:type="dxa" w:w="0"/>
-        <w:right w:type="dxa" w:w="108"/>
-      </w:tblCellMar>
-    </w:tblPr>
-  </w:style>
-  <w:style w:styleId="Style_156" w:type="table">
-    <w:name w:val="Colorful List Accent 2"/>
-    <w:basedOn w:val="Style_60"/>
-    <w:pPr>
-      <w:widowControl w:val="1"/>
-      <w:spacing w:after="0" w:line="240" w:lineRule="auto"/>
-      <w:ind/>
-    </w:pPr>
-    <w:rPr>
-      <w:color w:themeColor="text1" w:val="000000"/>
-    </w:rPr>
-    <w:tblPr>
-      <w:tblInd w:type="dxa" w:w="0"/>
-      <w:tblCellMar>
-        <w:top w:type="dxa" w:w="0"/>
-        <w:left w:type="dxa" w:w="108"/>
-        <w:bottom w:type="dxa" w:w="0"/>
-        <w:right w:type="dxa" w:w="108"/>
-      </w:tblCellMar>
-    </w:tblPr>
-  </w:style>
-  <w:style w:styleId="Style_157" w:type="table">
-    <w:name w:val="Medium Grid 1 Accent 5"/>
-    <w:basedOn w:val="Style_60"/>
-    <w:pPr>
-      <w:widowControl w:val="1"/>
-      <w:spacing w:after="0" w:line="240" w:lineRule="auto"/>
-      <w:ind/>
-    </w:pPr>
-    <w:tblPr>
-      <w:tblInd w:type="dxa" w:w="0"/>
-      <w:tblBorders>
-        <w:top w:sz="8" w:themeColor="accent5" w:themeTint="BF" w:val="single"/>
-        <w:left w:sz="8" w:themeColor="accent5" w:themeTint="BF" w:val="single"/>
-        <w:bottom w:sz="8" w:themeColor="accent5" w:themeTint="BF" w:val="single"/>
-        <w:right w:sz="8" w:themeColor="accent5" w:themeTint="BF" w:val="single"/>
-        <w:insideH w:sz="8" w:themeColor="accent5" w:themeTint="BF" w:val="single"/>
-        <w:insideV w:sz="8" w:themeColor="accent5" w:themeTint="BF" w:val="single"/>
       </w:tblBorders>
       <w:tblCellMar>
         <w:top w:type="dxa" w:w="0"/>
